--- a/menu/marketing/Pinterest_instrukciya.docx
+++ b/menu/marketing/Pinterest_instrukciya.docx
@@ -935,7 +935,7 @@
                 <w:sz w:val="19"/>
                 <w:szCs w:val="19"/>
               </w:rPr>
-              <w:t xml:space="preserve">Фон пинов и обложек</w:t>
+              <w:t xml:space="preserve">Фон карточек и обложек</w:t>
             </w:r>
           </w:p>
         </w:tc>
@@ -1083,7 +1083,7 @@
                 <w:sz w:val="19"/>
                 <w:szCs w:val="19"/>
               </w:rPr>
-              <w:t xml:space="preserve">Заголовки</w:t>
+              <w:t xml:space="preserve">Заголовки карточек</w:t>
             </w:r>
           </w:p>
         </w:tc>
@@ -1231,7 +1231,7 @@
                 <w:sz w:val="19"/>
                 <w:szCs w:val="19"/>
               </w:rPr>
-              <w:t xml:space="preserve">Акценты: кружки с цифрами, кнопки</w:t>
+              <w:t xml:space="preserve">Кружки с цифрами, линия внизу</w:t>
             </w:r>
           </w:p>
         </w:tc>
@@ -1336,6 +1336,30 @@
           <w:rFonts w:ascii="Arial" w:cs="Arial" w:eastAsia="Arial" w:hAnsi="Arial"/>
         </w:rPr>
         <w:t xml:space="preserve"> Inter или Montserrat (есть в Canva).</w:t>
+      </w:r>
+    </w:p>
+    <w:p>
+      <w:pPr>
+        <w:pStyle w:val="ListParagraph"/>
+        <w:numPr>
+          <w:ilvl w:val="0"/>
+          <w:numId w:val="2"/>
+        </w:numPr>
+        <w:spacing w:after="60"/>
+      </w:pPr>
+      <w:r>
+        <w:rPr>
+          <w:rFonts w:ascii="Arial" w:cs="Arial" w:eastAsia="Arial" w:hAnsi="Arial"/>
+          <w:b/>
+          <w:bCs/>
+        </w:rPr>
+        <w:t xml:space="preserve">Рукописные фразы:</w:t>
+      </w:r>
+      <w:r>
+        <w:rPr>
+          <w:rFonts w:ascii="Arial" w:cs="Arial" w:eastAsia="Arial" w:hAnsi="Arial"/>
+        </w:rPr>
+        <w:t xml:space="preserve"> Caveat (есть в Canva).</w:t>
       </w:r>
     </w:p>
     <w:p>
@@ -2133,7 +2157,21 @@
         <w:rPr>
           <w:rFonts w:ascii="Arial" w:cs="Arial" w:eastAsia="Arial" w:hAnsi="Arial"/>
         </w:rPr>
-        <w:t xml:space="preserve"> — это папка, в которую складываются пины на одну тему. Делаем 8 досок.</w:t>
+        <w:t xml:space="preserve"> — это папка, в которую складываются пины на одну тему. Делаем </w:t>
+      </w:r>
+      <w:r>
+        <w:rPr>
+          <w:rFonts w:ascii="Arial" w:cs="Arial" w:eastAsia="Arial" w:hAnsi="Arial"/>
+          <w:b/>
+          <w:bCs/>
+        </w:rPr>
+        <w:t xml:space="preserve">5 досок</w:t>
+      </w:r>
+      <w:r>
+        <w:rPr>
+          <w:rFonts w:ascii="Arial" w:cs="Arial" w:eastAsia="Arial" w:hAnsi="Arial"/>
+        </w:rPr>
+        <w:t xml:space="preserve">. Меньше досок — каждая быстрее наполняется, и Pinterest быстрее понимает, о чём она.</w:t>
       </w:r>
     </w:p>
     <w:p>
@@ -2275,7 +2313,7 @@
         <w:rPr>
           <w:rFonts w:ascii="Arial" w:cs="Arial" w:eastAsia="Arial" w:hAnsi="Arial"/>
         </w:rPr>
-        <w:t xml:space="preserve">8 досок: названия и описания</w:t>
+        <w:t xml:space="preserve">5 досок: названия и описания</w:t>
       </w:r>
     </w:p>
     <w:tbl>
@@ -2292,8 +2330,8 @@
       </w:tblPr>
       <w:tblGrid>
         <w:gridCol w:w="500"/>
-        <w:gridCol w:w="2300"/>
-        <w:gridCol w:w="4538"/>
+        <w:gridCol w:w="2600"/>
+        <w:gridCol w:w="4238"/>
         <w:gridCol w:w="2300"/>
       </w:tblGrid>
       <w:tr>
@@ -2330,6 +2368,62 @@
         </w:tc>
         <w:tc>
           <w:tcPr>
+            <w:tcW w:type="dxa" w:w="2600"/>
+            <w:shd w:fill="2F4F41" w:color="auto" w:val="clear"/>
+            <w:tcMar>
+              <w:top w:type="dxa" w:w="80"/>
+              <w:left w:type="dxa" w:w="110"/>
+              <w:bottom w:type="dxa" w:w="80"/>
+              <w:right w:type="dxa" w:w="110"/>
+            </w:tcMar>
+          </w:tcPr>
+          <w:p>
+            <w:pPr>
+              <w:spacing w:after="40"/>
+            </w:pPr>
+            <w:r>
+              <w:rPr>
+                <w:rFonts w:ascii="Arial" w:cs="Arial" w:eastAsia="Arial" w:hAnsi="Arial"/>
+                <w:b/>
+                <w:bCs/>
+                <w:color w:val="FFFFFF"/>
+                <w:sz w:val="19"/>
+                <w:szCs w:val="19"/>
+              </w:rPr>
+              <w:t xml:space="preserve">Название</w:t>
+            </w:r>
+          </w:p>
+        </w:tc>
+        <w:tc>
+          <w:tcPr>
+            <w:tcW w:type="dxa" w:w="4238"/>
+            <w:shd w:fill="2F4F41" w:color="auto" w:val="clear"/>
+            <w:tcMar>
+              <w:top w:type="dxa" w:w="80"/>
+              <w:left w:type="dxa" w:w="110"/>
+              <w:bottom w:type="dxa" w:w="80"/>
+              <w:right w:type="dxa" w:w="110"/>
+            </w:tcMar>
+          </w:tcPr>
+          <w:p>
+            <w:pPr>
+              <w:spacing w:after="40"/>
+            </w:pPr>
+            <w:r>
+              <w:rPr>
+                <w:rFonts w:ascii="Arial" w:cs="Arial" w:eastAsia="Arial" w:hAnsi="Arial"/>
+                <w:b/>
+                <w:bCs/>
+                <w:color w:val="FFFFFF"/>
+                <w:sz w:val="19"/>
+                <w:szCs w:val="19"/>
+              </w:rPr>
+              <w:t xml:space="preserve">Описание (скопировать)</w:t>
+            </w:r>
+          </w:p>
+        </w:tc>
+        <w:tc>
+          <w:tcPr>
             <w:tcW w:type="dxa" w:w="2300"/>
             <w:shd w:fill="2F4F41" w:color="auto" w:val="clear"/>
             <w:tcMar>
@@ -2352,62 +2446,6 @@
                 <w:sz w:val="19"/>
                 <w:szCs w:val="19"/>
               </w:rPr>
-              <w:t xml:space="preserve">Название</w:t>
-            </w:r>
-          </w:p>
-        </w:tc>
-        <w:tc>
-          <w:tcPr>
-            <w:tcW w:type="dxa" w:w="4538"/>
-            <w:shd w:fill="2F4F41" w:color="auto" w:val="clear"/>
-            <w:tcMar>
-              <w:top w:type="dxa" w:w="80"/>
-              <w:left w:type="dxa" w:w="110"/>
-              <w:bottom w:type="dxa" w:w="80"/>
-              <w:right w:type="dxa" w:w="110"/>
-            </w:tcMar>
-          </w:tcPr>
-          <w:p>
-            <w:pPr>
-              <w:spacing w:after="40"/>
-            </w:pPr>
-            <w:r>
-              <w:rPr>
-                <w:rFonts w:ascii="Arial" w:cs="Arial" w:eastAsia="Arial" w:hAnsi="Arial"/>
-                <w:b/>
-                <w:bCs/>
-                <w:color w:val="FFFFFF"/>
-                <w:sz w:val="19"/>
-                <w:szCs w:val="19"/>
-              </w:rPr>
-              <w:t xml:space="preserve">Описание (скопировать)</w:t>
-            </w:r>
-          </w:p>
-        </w:tc>
-        <w:tc>
-          <w:tcPr>
-            <w:tcW w:type="dxa" w:w="2300"/>
-            <w:shd w:fill="2F4F41" w:color="auto" w:val="clear"/>
-            <w:tcMar>
-              <w:top w:type="dxa" w:w="80"/>
-              <w:left w:type="dxa" w:w="110"/>
-              <w:bottom w:type="dxa" w:w="80"/>
-              <w:right w:type="dxa" w:w="110"/>
-            </w:tcMar>
-          </w:tcPr>
-          <w:p>
-            <w:pPr>
-              <w:spacing w:after="40"/>
-            </w:pPr>
-            <w:r>
-              <w:rPr>
-                <w:rFonts w:ascii="Arial" w:cs="Arial" w:eastAsia="Arial" w:hAnsi="Arial"/>
-                <w:b/>
-                <w:bCs/>
-                <w:color w:val="FFFFFF"/>
-                <w:sz w:val="19"/>
-                <w:szCs w:val="19"/>
-              </w:rPr>
               <w:t xml:space="preserve">Что туда класть</w:t>
             </w:r>
           </w:p>
@@ -2440,6 +2478,54 @@
         </w:tc>
         <w:tc>
           <w:tcPr>
+            <w:tcW w:type="dxa" w:w="2600"/>
+            <w:tcMar>
+              <w:top w:type="dxa" w:w="80"/>
+              <w:left w:type="dxa" w:w="110"/>
+              <w:bottom w:type="dxa" w:w="80"/>
+              <w:right w:type="dxa" w:w="110"/>
+            </w:tcMar>
+          </w:tcPr>
+          <w:p>
+            <w:pPr>
+              <w:spacing w:after="40"/>
+            </w:pPr>
+            <w:r>
+              <w:rPr>
+                <w:rFonts w:ascii="Arial" w:cs="Arial" w:eastAsia="Arial" w:hAnsi="Arial"/>
+                <w:sz w:val="19"/>
+                <w:szCs w:val="19"/>
+              </w:rPr>
+              <w:t xml:space="preserve">Меню на неделю</w:t>
+            </w:r>
+          </w:p>
+        </w:tc>
+        <w:tc>
+          <w:tcPr>
+            <w:tcW w:type="dxa" w:w="4238"/>
+            <w:tcMar>
+              <w:top w:type="dxa" w:w="80"/>
+              <w:left w:type="dxa" w:w="110"/>
+              <w:bottom w:type="dxa" w:w="80"/>
+              <w:right w:type="dxa" w:w="110"/>
+            </w:tcMar>
+          </w:tcPr>
+          <w:p>
+            <w:pPr>
+              <w:spacing w:after="40"/>
+            </w:pPr>
+            <w:r>
+              <w:rPr>
+                <w:rFonts w:ascii="Arial" w:cs="Arial" w:eastAsia="Arial" w:hAnsi="Arial"/>
+                <w:sz w:val="19"/>
+                <w:szCs w:val="19"/>
+              </w:rPr>
+              <w:t xml:space="preserve">Как составить меню на неделю и питаться сбалансированно без диет: правила, схемы и готовое меню на 4 недели.</w:t>
+            </w:r>
+          </w:p>
+        </w:tc>
+        <w:tc>
+          <w:tcPr>
             <w:tcW w:type="dxa" w:w="2300"/>
             <w:tcMar>
               <w:top w:type="dxa" w:w="80"/>
@@ -2458,55 +2544,7 @@
                 <w:sz w:val="19"/>
                 <w:szCs w:val="19"/>
               </w:rPr>
-              <w:t xml:space="preserve">Меню на неделю</w:t>
-            </w:r>
-          </w:p>
-        </w:tc>
-        <w:tc>
-          <w:tcPr>
-            <w:tcW w:type="dxa" w:w="4538"/>
-            <w:tcMar>
-              <w:top w:type="dxa" w:w="80"/>
-              <w:left w:type="dxa" w:w="110"/>
-              <w:bottom w:type="dxa" w:w="80"/>
-              <w:right w:type="dxa" w:w="110"/>
-            </w:tcMar>
-          </w:tcPr>
-          <w:p>
-            <w:pPr>
-              <w:spacing w:after="40"/>
-            </w:pPr>
-            <w:r>
-              <w:rPr>
-                <w:rFonts w:ascii="Arial" w:cs="Arial" w:eastAsia="Arial" w:hAnsi="Arial"/>
-                <w:sz w:val="19"/>
-                <w:szCs w:val="19"/>
-              </w:rPr>
-              <w:t xml:space="preserve">Готовые идеи меню на неделю: завтрак, обед, перекус и ужин. Простые продукты, сбалансированное питание без диет.</w:t>
-            </w:r>
-          </w:p>
-        </w:tc>
-        <w:tc>
-          <w:tcPr>
-            <w:tcW w:type="dxa" w:w="2300"/>
-            <w:tcMar>
-              <w:top w:type="dxa" w:w="80"/>
-              <w:left w:type="dxa" w:w="110"/>
-              <w:bottom w:type="dxa" w:w="80"/>
-              <w:right w:type="dxa" w:w="110"/>
-            </w:tcMar>
-          </w:tcPr>
-          <w:p>
-            <w:pPr>
-              <w:spacing w:after="40"/>
-            </w:pPr>
-            <w:r>
-              <w:rPr>
-                <w:rFonts w:ascii="Arial" w:cs="Arial" w:eastAsia="Arial" w:hAnsi="Arial"/>
-                <w:sz w:val="19"/>
-                <w:szCs w:val="19"/>
-              </w:rPr>
-              <w:t xml:space="preserve">Примеры дней и недель из меню</w:t>
+              <w:t xml:space="preserve">Правила меню, схемы, пины о готовом меню</w:t>
             </w:r>
           </w:p>
         </w:tc>
@@ -2538,6 +2576,54 @@
         </w:tc>
         <w:tc>
           <w:tcPr>
+            <w:tcW w:type="dxa" w:w="2600"/>
+            <w:tcMar>
+              <w:top w:type="dxa" w:w="80"/>
+              <w:left w:type="dxa" w:w="110"/>
+              <w:bottom w:type="dxa" w:w="80"/>
+              <w:right w:type="dxa" w:w="110"/>
+            </w:tcMar>
+          </w:tcPr>
+          <w:p>
+            <w:pPr>
+              <w:spacing w:after="40"/>
+            </w:pPr>
+            <w:r>
+              <w:rPr>
+                <w:rFonts w:ascii="Arial" w:cs="Arial" w:eastAsia="Arial" w:hAnsi="Arial"/>
+                <w:sz w:val="19"/>
+                <w:szCs w:val="19"/>
+              </w:rPr>
+              <w:t xml:space="preserve">Быстрые ужины</w:t>
+            </w:r>
+          </w:p>
+        </w:tc>
+        <w:tc>
+          <w:tcPr>
+            <w:tcW w:type="dxa" w:w="4238"/>
+            <w:tcMar>
+              <w:top w:type="dxa" w:w="80"/>
+              <w:left w:type="dxa" w:w="110"/>
+              <w:bottom w:type="dxa" w:w="80"/>
+              <w:right w:type="dxa" w:w="110"/>
+            </w:tcMar>
+          </w:tcPr>
+          <w:p>
+            <w:pPr>
+              <w:spacing w:after="40"/>
+            </w:pPr>
+            <w:r>
+              <w:rPr>
+                <w:rFonts w:ascii="Arial" w:cs="Arial" w:eastAsia="Arial" w:hAnsi="Arial"/>
+                <w:sz w:val="19"/>
+                <w:szCs w:val="19"/>
+              </w:rPr>
+              <w:t xml:space="preserve">Что приготовить на ужин быстро и вкусно: идеи ужинов за 20–30 минут из простых продуктов.</w:t>
+            </w:r>
+          </w:p>
+        </w:tc>
+        <w:tc>
+          <w:tcPr>
             <w:tcW w:type="dxa" w:w="2300"/>
             <w:tcMar>
               <w:top w:type="dxa" w:w="80"/>
@@ -2556,55 +2642,7 @@
                 <w:sz w:val="19"/>
                 <w:szCs w:val="19"/>
               </w:rPr>
-              <w:t xml:space="preserve">Быстрые ужины</w:t>
-            </w:r>
-          </w:p>
-        </w:tc>
-        <w:tc>
-          <w:tcPr>
-            <w:tcW w:type="dxa" w:w="4538"/>
-            <w:tcMar>
-              <w:top w:type="dxa" w:w="80"/>
-              <w:left w:type="dxa" w:w="110"/>
-              <w:bottom w:type="dxa" w:w="80"/>
-              <w:right w:type="dxa" w:w="110"/>
-            </w:tcMar>
-          </w:tcPr>
-          <w:p>
-            <w:pPr>
-              <w:spacing w:after="40"/>
-            </w:pPr>
-            <w:r>
-              <w:rPr>
-                <w:rFonts w:ascii="Arial" w:cs="Arial" w:eastAsia="Arial" w:hAnsi="Arial"/>
-                <w:sz w:val="19"/>
-                <w:szCs w:val="19"/>
-              </w:rPr>
-              <w:t xml:space="preserve">Что приготовить на ужин быстро и вкусно: рецепты за 20–30 минут из простых продуктов.</w:t>
-            </w:r>
-          </w:p>
-        </w:tc>
-        <w:tc>
-          <w:tcPr>
-            <w:tcW w:type="dxa" w:w="2300"/>
-            <w:tcMar>
-              <w:top w:type="dxa" w:w="80"/>
-              <w:left w:type="dxa" w:w="110"/>
-              <w:bottom w:type="dxa" w:w="80"/>
-              <w:right w:type="dxa" w:w="110"/>
-            </w:tcMar>
-          </w:tcPr>
-          <w:p>
-            <w:pPr>
-              <w:spacing w:after="40"/>
-            </w:pPr>
-            <w:r>
-              <w:rPr>
-                <w:rFonts w:ascii="Arial" w:cs="Arial" w:eastAsia="Arial" w:hAnsi="Arial"/>
-                <w:sz w:val="19"/>
-                <w:szCs w:val="19"/>
-              </w:rPr>
-              <w:t xml:space="preserve">Рецепты ужинов</w:t>
+              <w:t xml:space="preserve">Подборки ужинов, советы, ошибки</w:t>
             </w:r>
           </w:p>
         </w:tc>
@@ -2636,6 +2674,54 @@
         </w:tc>
         <w:tc>
           <w:tcPr>
+            <w:tcW w:type="dxa" w:w="2600"/>
+            <w:tcMar>
+              <w:top w:type="dxa" w:w="80"/>
+              <w:left w:type="dxa" w:w="110"/>
+              <w:bottom w:type="dxa" w:w="80"/>
+              <w:right w:type="dxa" w:w="110"/>
+            </w:tcMar>
+          </w:tcPr>
+          <w:p>
+            <w:pPr>
+              <w:spacing w:after="40"/>
+            </w:pPr>
+            <w:r>
+              <w:rPr>
+                <w:rFonts w:ascii="Arial" w:cs="Arial" w:eastAsia="Arial" w:hAnsi="Arial"/>
+                <w:sz w:val="19"/>
+                <w:szCs w:val="19"/>
+              </w:rPr>
+              <w:t xml:space="preserve">Заготовки на неделю</w:t>
+            </w:r>
+          </w:p>
+        </w:tc>
+        <w:tc>
+          <w:tcPr>
+            <w:tcW w:type="dxa" w:w="4238"/>
+            <w:tcMar>
+              <w:top w:type="dxa" w:w="80"/>
+              <w:left w:type="dxa" w:w="110"/>
+              <w:bottom w:type="dxa" w:w="80"/>
+              <w:right w:type="dxa" w:w="110"/>
+            </w:tcMar>
+          </w:tcPr>
+          <w:p>
+            <w:pPr>
+              <w:spacing w:after="40"/>
+            </w:pPr>
+            <w:r>
+              <w:rPr>
+                <w:rFonts w:ascii="Arial" w:cs="Arial" w:eastAsia="Arial" w:hAnsi="Arial"/>
+                <w:sz w:val="19"/>
+                <w:szCs w:val="19"/>
+              </w:rPr>
+              <w:t xml:space="preserve">Заготовки еды на неделю: что приготовить заранее, как хранить и как готовить в будни за 20 минут.</w:t>
+            </w:r>
+          </w:p>
+        </w:tc>
+        <w:tc>
+          <w:tcPr>
             <w:tcW w:type="dxa" w:w="2300"/>
             <w:tcMar>
               <w:top w:type="dxa" w:w="80"/>
@@ -2654,55 +2740,7 @@
                 <w:sz w:val="19"/>
                 <w:szCs w:val="19"/>
               </w:rPr>
-              <w:t xml:space="preserve">Полезные завтраки</w:t>
-            </w:r>
-          </w:p>
-        </w:tc>
-        <w:tc>
-          <w:tcPr>
-            <w:tcW w:type="dxa" w:w="4538"/>
-            <w:tcMar>
-              <w:top w:type="dxa" w:w="80"/>
-              <w:left w:type="dxa" w:w="110"/>
-              <w:bottom w:type="dxa" w:w="80"/>
-              <w:right w:type="dxa" w:w="110"/>
-            </w:tcMar>
-          </w:tcPr>
-          <w:p>
-            <w:pPr>
-              <w:spacing w:after="40"/>
-            </w:pPr>
-            <w:r>
-              <w:rPr>
-                <w:rFonts w:ascii="Arial" w:cs="Arial" w:eastAsia="Arial" w:hAnsi="Arial"/>
-                <w:sz w:val="19"/>
-                <w:szCs w:val="19"/>
-              </w:rPr>
-              <w:t xml:space="preserve">Простые и сытные завтраки на каждый день: омлеты, каши, смузи, тосты.</w:t>
-            </w:r>
-          </w:p>
-        </w:tc>
-        <w:tc>
-          <w:tcPr>
-            <w:tcW w:type="dxa" w:w="2300"/>
-            <w:tcMar>
-              <w:top w:type="dxa" w:w="80"/>
-              <w:left w:type="dxa" w:w="110"/>
-              <w:bottom w:type="dxa" w:w="80"/>
-              <w:right w:type="dxa" w:w="110"/>
-            </w:tcMar>
-          </w:tcPr>
-          <w:p>
-            <w:pPr>
-              <w:spacing w:after="40"/>
-            </w:pPr>
-            <w:r>
-              <w:rPr>
-                <w:rFonts w:ascii="Arial" w:cs="Arial" w:eastAsia="Arial" w:hAnsi="Arial"/>
-                <w:sz w:val="19"/>
-                <w:szCs w:val="19"/>
-              </w:rPr>
-              <w:t xml:space="preserve">Рецепты завтраков</w:t>
+              <w:t xml:space="preserve">Планы заготовок, сроки хранения</w:t>
             </w:r>
           </w:p>
         </w:tc>
@@ -2734,6 +2772,54 @@
         </w:tc>
         <w:tc>
           <w:tcPr>
+            <w:tcW w:type="dxa" w:w="2600"/>
+            <w:tcMar>
+              <w:top w:type="dxa" w:w="80"/>
+              <w:left w:type="dxa" w:w="110"/>
+              <w:bottom w:type="dxa" w:w="80"/>
+              <w:right w:type="dxa" w:w="110"/>
+            </w:tcMar>
+          </w:tcPr>
+          <w:p>
+            <w:pPr>
+              <w:spacing w:after="40"/>
+            </w:pPr>
+            <w:r>
+              <w:rPr>
+                <w:rFonts w:ascii="Arial" w:cs="Arial" w:eastAsia="Arial" w:hAnsi="Arial"/>
+                <w:sz w:val="19"/>
+                <w:szCs w:val="19"/>
+              </w:rPr>
+              <w:t xml:space="preserve">Завтраки и перекусы</w:t>
+            </w:r>
+          </w:p>
+        </w:tc>
+        <w:tc>
+          <w:tcPr>
+            <w:tcW w:type="dxa" w:w="4238"/>
+            <w:tcMar>
+              <w:top w:type="dxa" w:w="80"/>
+              <w:left w:type="dxa" w:w="110"/>
+              <w:bottom w:type="dxa" w:w="80"/>
+              <w:right w:type="dxa" w:w="110"/>
+            </w:tcMar>
+          </w:tcPr>
+          <w:p>
+            <w:pPr>
+              <w:spacing w:after="40"/>
+            </w:pPr>
+            <w:r>
+              <w:rPr>
+                <w:rFonts w:ascii="Arial" w:cs="Arial" w:eastAsia="Arial" w:hAnsi="Arial"/>
+                <w:sz w:val="19"/>
+                <w:szCs w:val="19"/>
+              </w:rPr>
+              <w:t xml:space="preserve">Полезные завтраки и перекусы на каждый день: быстро, сытно, из простых продуктов.</w:t>
+            </w:r>
+          </w:p>
+        </w:tc>
+        <w:tc>
+          <w:tcPr>
             <w:tcW w:type="dxa" w:w="2300"/>
             <w:tcMar>
               <w:top w:type="dxa" w:w="80"/>
@@ -2752,55 +2838,7 @@
                 <w:sz w:val="19"/>
                 <w:szCs w:val="19"/>
               </w:rPr>
-              <w:t xml:space="preserve">Список покупок на неделю</w:t>
-            </w:r>
-          </w:p>
-        </w:tc>
-        <w:tc>
-          <w:tcPr>
-            <w:tcW w:type="dxa" w:w="4538"/>
-            <w:tcMar>
-              <w:top w:type="dxa" w:w="80"/>
-              <w:left w:type="dxa" w:w="110"/>
-              <w:bottom w:type="dxa" w:w="80"/>
-              <w:right w:type="dxa" w:w="110"/>
-            </w:tcMar>
-          </w:tcPr>
-          <w:p>
-            <w:pPr>
-              <w:spacing w:after="40"/>
-            </w:pPr>
-            <w:r>
-              <w:rPr>
-                <w:rFonts w:ascii="Arial" w:cs="Arial" w:eastAsia="Arial" w:hAnsi="Arial"/>
-                <w:sz w:val="19"/>
-                <w:szCs w:val="19"/>
-              </w:rPr>
-              <w:t xml:space="preserve">Списки продуктов на неделю и чек-листы, чтобы ходить в магазин один раз и ничего не забывать.</w:t>
-            </w:r>
-          </w:p>
-        </w:tc>
-        <w:tc>
-          <w:tcPr>
-            <w:tcW w:type="dxa" w:w="2300"/>
-            <w:tcMar>
-              <w:top w:type="dxa" w:w="80"/>
-              <w:left w:type="dxa" w:w="110"/>
-              <w:bottom w:type="dxa" w:w="80"/>
-              <w:right w:type="dxa" w:w="110"/>
-            </w:tcMar>
-          </w:tcPr>
-          <w:p>
-            <w:pPr>
-              <w:spacing w:after="40"/>
-            </w:pPr>
-            <w:r>
-              <w:rPr>
-                <w:rFonts w:ascii="Arial" w:cs="Arial" w:eastAsia="Arial" w:hAnsi="Arial"/>
-                <w:sz w:val="19"/>
-                <w:szCs w:val="19"/>
-              </w:rPr>
-              <w:t xml:space="preserve">Списки продуктов, чек-листы</w:t>
+              <w:t xml:space="preserve">Формулы завтраков, подборки перекусов</w:t>
             </w:r>
           </w:p>
         </w:tc>
@@ -2832,6 +2870,54 @@
         </w:tc>
         <w:tc>
           <w:tcPr>
+            <w:tcW w:type="dxa" w:w="2600"/>
+            <w:tcMar>
+              <w:top w:type="dxa" w:w="80"/>
+              <w:left w:type="dxa" w:w="110"/>
+              <w:bottom w:type="dxa" w:w="80"/>
+              <w:right w:type="dxa" w:w="110"/>
+            </w:tcMar>
+          </w:tcPr>
+          <w:p>
+            <w:pPr>
+              <w:spacing w:after="40"/>
+            </w:pPr>
+            <w:r>
+              <w:rPr>
+                <w:rFonts w:ascii="Arial" w:cs="Arial" w:eastAsia="Arial" w:hAnsi="Arial"/>
+                <w:sz w:val="19"/>
+                <w:szCs w:val="19"/>
+              </w:rPr>
+              <w:t xml:space="preserve">Списки покупок и шпаргалки</w:t>
+            </w:r>
+          </w:p>
+        </w:tc>
+        <w:tc>
+          <w:tcPr>
+            <w:tcW w:type="dxa" w:w="4238"/>
+            <w:tcMar>
+              <w:top w:type="dxa" w:w="80"/>
+              <w:left w:type="dxa" w:w="110"/>
+              <w:bottom w:type="dxa" w:w="80"/>
+              <w:right w:type="dxa" w:w="110"/>
+            </w:tcMar>
+          </w:tcPr>
+          <w:p>
+            <w:pPr>
+              <w:spacing w:after="40"/>
+            </w:pPr>
+            <w:r>
+              <w:rPr>
+                <w:rFonts w:ascii="Arial" w:cs="Arial" w:eastAsia="Arial" w:hAnsi="Arial"/>
+                <w:sz w:val="19"/>
+                <w:szCs w:val="19"/>
+              </w:rPr>
+              <w:t xml:space="preserve">Списки продуктов на неделю, замены продуктов и кухонные шпаргалки, которые экономят время.</w:t>
+            </w:r>
+          </w:p>
+        </w:tc>
+        <w:tc>
+          <w:tcPr>
             <w:tcW w:type="dxa" w:w="2300"/>
             <w:tcMar>
               <w:top w:type="dxa" w:w="80"/>
@@ -2850,349 +2936,7 @@
                 <w:sz w:val="19"/>
                 <w:szCs w:val="19"/>
               </w:rPr>
-              <w:t xml:space="preserve">Заготовки на неделю</w:t>
-            </w:r>
-          </w:p>
-        </w:tc>
-        <w:tc>
-          <w:tcPr>
-            <w:tcW w:type="dxa" w:w="4538"/>
-            <w:tcMar>
-              <w:top w:type="dxa" w:w="80"/>
-              <w:left w:type="dxa" w:w="110"/>
-              <w:bottom w:type="dxa" w:w="80"/>
-              <w:right w:type="dxa" w:w="110"/>
-            </w:tcMar>
-          </w:tcPr>
-          <w:p>
-            <w:pPr>
-              <w:spacing w:after="40"/>
-            </w:pPr>
-            <w:r>
-              <w:rPr>
-                <w:rFonts w:ascii="Arial" w:cs="Arial" w:eastAsia="Arial" w:hAnsi="Arial"/>
-                <w:sz w:val="19"/>
-                <w:szCs w:val="19"/>
-              </w:rPr>
-              <w:t xml:space="preserve">Как заготовить еду на неделю за выходные и готовить в будни за 20 минут.</w:t>
-            </w:r>
-          </w:p>
-        </w:tc>
-        <w:tc>
-          <w:tcPr>
-            <w:tcW w:type="dxa" w:w="2300"/>
-            <w:tcMar>
-              <w:top w:type="dxa" w:w="80"/>
-              <w:left w:type="dxa" w:w="110"/>
-              <w:bottom w:type="dxa" w:w="80"/>
-              <w:right w:type="dxa" w:w="110"/>
-            </w:tcMar>
-          </w:tcPr>
-          <w:p>
-            <w:pPr>
-              <w:spacing w:after="40"/>
-            </w:pPr>
-            <w:r>
-              <w:rPr>
-                <w:rFonts w:ascii="Arial" w:cs="Arial" w:eastAsia="Arial" w:hAnsi="Arial"/>
-                <w:sz w:val="19"/>
-                <w:szCs w:val="19"/>
-              </w:rPr>
-              <w:t xml:space="preserve">Планы заготовок, сроки хранения</w:t>
-            </w:r>
-          </w:p>
-        </w:tc>
-      </w:tr>
-      <w:tr>
-        <w:tc>
-          <w:tcPr>
-            <w:tcW w:type="dxa" w:w="500"/>
-            <w:tcMar>
-              <w:top w:type="dxa" w:w="80"/>
-              <w:left w:type="dxa" w:w="110"/>
-              <w:bottom w:type="dxa" w:w="80"/>
-              <w:right w:type="dxa" w:w="110"/>
-            </w:tcMar>
-          </w:tcPr>
-          <w:p>
-            <w:pPr>
-              <w:spacing w:after="40"/>
-            </w:pPr>
-            <w:r>
-              <w:rPr>
-                <w:rFonts w:ascii="Arial" w:cs="Arial" w:eastAsia="Arial" w:hAnsi="Arial"/>
-                <w:sz w:val="19"/>
-                <w:szCs w:val="19"/>
-              </w:rPr>
-              <w:t xml:space="preserve">6</w:t>
-            </w:r>
-          </w:p>
-        </w:tc>
-        <w:tc>
-          <w:tcPr>
-            <w:tcW w:type="dxa" w:w="2300"/>
-            <w:tcMar>
-              <w:top w:type="dxa" w:w="80"/>
-              <w:left w:type="dxa" w:w="110"/>
-              <w:bottom w:type="dxa" w:w="80"/>
-              <w:right w:type="dxa" w:w="110"/>
-            </w:tcMar>
-          </w:tcPr>
-          <w:p>
-            <w:pPr>
-              <w:spacing w:after="40"/>
-            </w:pPr>
-            <w:r>
-              <w:rPr>
-                <w:rFonts w:ascii="Arial" w:cs="Arial" w:eastAsia="Arial" w:hAnsi="Arial"/>
-                <w:sz w:val="19"/>
-                <w:szCs w:val="19"/>
-              </w:rPr>
-              <w:t xml:space="preserve">Простые салаты</w:t>
-            </w:r>
-          </w:p>
-        </w:tc>
-        <w:tc>
-          <w:tcPr>
-            <w:tcW w:type="dxa" w:w="4538"/>
-            <w:tcMar>
-              <w:top w:type="dxa" w:w="80"/>
-              <w:left w:type="dxa" w:w="110"/>
-              <w:bottom w:type="dxa" w:w="80"/>
-              <w:right w:type="dxa" w:w="110"/>
-            </w:tcMar>
-          </w:tcPr>
-          <w:p>
-            <w:pPr>
-              <w:spacing w:after="40"/>
-            </w:pPr>
-            <w:r>
-              <w:rPr>
-                <w:rFonts w:ascii="Arial" w:cs="Arial" w:eastAsia="Arial" w:hAnsi="Arial"/>
-                <w:sz w:val="19"/>
-                <w:szCs w:val="19"/>
-              </w:rPr>
-              <w:t xml:space="preserve">Салаты на каждый день: быстрые, сытные и не надоедают.</w:t>
-            </w:r>
-          </w:p>
-        </w:tc>
-        <w:tc>
-          <w:tcPr>
-            <w:tcW w:type="dxa" w:w="2300"/>
-            <w:tcMar>
-              <w:top w:type="dxa" w:w="80"/>
-              <w:left w:type="dxa" w:w="110"/>
-              <w:bottom w:type="dxa" w:w="80"/>
-              <w:right w:type="dxa" w:w="110"/>
-            </w:tcMar>
-          </w:tcPr>
-          <w:p>
-            <w:pPr>
-              <w:spacing w:after="40"/>
-            </w:pPr>
-            <w:r>
-              <w:rPr>
-                <w:rFonts w:ascii="Arial" w:cs="Arial" w:eastAsia="Arial" w:hAnsi="Arial"/>
-                <w:sz w:val="19"/>
-                <w:szCs w:val="19"/>
-              </w:rPr>
-              <w:t xml:space="preserve">Рецепты салатов</w:t>
-            </w:r>
-          </w:p>
-        </w:tc>
-      </w:tr>
-      <w:tr>
-        <w:tc>
-          <w:tcPr>
-            <w:tcW w:type="dxa" w:w="500"/>
-            <w:tcMar>
-              <w:top w:type="dxa" w:w="80"/>
-              <w:left w:type="dxa" w:w="110"/>
-              <w:bottom w:type="dxa" w:w="80"/>
-              <w:right w:type="dxa" w:w="110"/>
-            </w:tcMar>
-          </w:tcPr>
-          <w:p>
-            <w:pPr>
-              <w:spacing w:after="40"/>
-            </w:pPr>
-            <w:r>
-              <w:rPr>
-                <w:rFonts w:ascii="Arial" w:cs="Arial" w:eastAsia="Arial" w:hAnsi="Arial"/>
-                <w:sz w:val="19"/>
-                <w:szCs w:val="19"/>
-              </w:rPr>
-              <w:t xml:space="preserve">7</w:t>
-            </w:r>
-          </w:p>
-        </w:tc>
-        <w:tc>
-          <w:tcPr>
-            <w:tcW w:type="dxa" w:w="2300"/>
-            <w:tcMar>
-              <w:top w:type="dxa" w:w="80"/>
-              <w:left w:type="dxa" w:w="110"/>
-              <w:bottom w:type="dxa" w:w="80"/>
-              <w:right w:type="dxa" w:w="110"/>
-            </w:tcMar>
-          </w:tcPr>
-          <w:p>
-            <w:pPr>
-              <w:spacing w:after="40"/>
-            </w:pPr>
-            <w:r>
-              <w:rPr>
-                <w:rFonts w:ascii="Arial" w:cs="Arial" w:eastAsia="Arial" w:hAnsi="Arial"/>
-                <w:sz w:val="19"/>
-                <w:szCs w:val="19"/>
-              </w:rPr>
-              <w:t xml:space="preserve">Правильное питание без диет</w:t>
-            </w:r>
-          </w:p>
-        </w:tc>
-        <w:tc>
-          <w:tcPr>
-            <w:tcW w:type="dxa" w:w="4538"/>
-            <w:tcMar>
-              <w:top w:type="dxa" w:w="80"/>
-              <w:left w:type="dxa" w:w="110"/>
-              <w:bottom w:type="dxa" w:w="80"/>
-              <w:right w:type="dxa" w:w="110"/>
-            </w:tcMar>
-          </w:tcPr>
-          <w:p>
-            <w:pPr>
-              <w:spacing w:after="40"/>
-            </w:pPr>
-            <w:r>
-              <w:rPr>
-                <w:rFonts w:ascii="Arial" w:cs="Arial" w:eastAsia="Arial" w:hAnsi="Arial"/>
-                <w:sz w:val="19"/>
-                <w:szCs w:val="19"/>
-              </w:rPr>
-              <w:t xml:space="preserve">Как собрать сбалансированную тарелку: белок, овощи, крупы. Полезные перекусы и простые привычки.</w:t>
-            </w:r>
-          </w:p>
-        </w:tc>
-        <w:tc>
-          <w:tcPr>
-            <w:tcW w:type="dxa" w:w="2300"/>
-            <w:tcMar>
-              <w:top w:type="dxa" w:w="80"/>
-              <w:left w:type="dxa" w:w="110"/>
-              <w:bottom w:type="dxa" w:w="80"/>
-              <w:right w:type="dxa" w:w="110"/>
-            </w:tcMar>
-          </w:tcPr>
-          <w:p>
-            <w:pPr>
-              <w:spacing w:after="40"/>
-            </w:pPr>
-            <w:r>
-              <w:rPr>
-                <w:rFonts w:ascii="Arial" w:cs="Arial" w:eastAsia="Arial" w:hAnsi="Arial"/>
-                <w:sz w:val="19"/>
-                <w:szCs w:val="19"/>
-              </w:rPr>
-              <w:t xml:space="preserve">Схемы, подсказки, перекусы</w:t>
-            </w:r>
-          </w:p>
-        </w:tc>
-      </w:tr>
-      <w:tr>
-        <w:tc>
-          <w:tcPr>
-            <w:tcW w:type="dxa" w:w="500"/>
-            <w:tcMar>
-              <w:top w:type="dxa" w:w="80"/>
-              <w:left w:type="dxa" w:w="110"/>
-              <w:bottom w:type="dxa" w:w="80"/>
-              <w:right w:type="dxa" w:w="110"/>
-            </w:tcMar>
-          </w:tcPr>
-          <w:p>
-            <w:pPr>
-              <w:spacing w:after="40"/>
-            </w:pPr>
-            <w:r>
-              <w:rPr>
-                <w:rFonts w:ascii="Arial" w:cs="Arial" w:eastAsia="Arial" w:hAnsi="Arial"/>
-                <w:sz w:val="19"/>
-                <w:szCs w:val="19"/>
-              </w:rPr>
-              <w:t xml:space="preserve">8</w:t>
-            </w:r>
-          </w:p>
-        </w:tc>
-        <w:tc>
-          <w:tcPr>
-            <w:tcW w:type="dxa" w:w="2300"/>
-            <w:tcMar>
-              <w:top w:type="dxa" w:w="80"/>
-              <w:left w:type="dxa" w:w="110"/>
-              <w:bottom w:type="dxa" w:w="80"/>
-              <w:right w:type="dxa" w:w="110"/>
-            </w:tcMar>
-          </w:tcPr>
-          <w:p>
-            <w:pPr>
-              <w:spacing w:after="40"/>
-            </w:pPr>
-            <w:r>
-              <w:rPr>
-                <w:rFonts w:ascii="Arial" w:cs="Arial" w:eastAsia="Arial" w:hAnsi="Arial"/>
-                <w:sz w:val="19"/>
-                <w:szCs w:val="19"/>
-              </w:rPr>
-              <w:t xml:space="preserve">Меню на 1400, 1600, 1900 ккал</w:t>
-            </w:r>
-          </w:p>
-        </w:tc>
-        <w:tc>
-          <w:tcPr>
-            <w:tcW w:type="dxa" w:w="4538"/>
-            <w:tcMar>
-              <w:top w:type="dxa" w:w="80"/>
-              <w:left w:type="dxa" w:w="110"/>
-              <w:bottom w:type="dxa" w:w="80"/>
-              <w:right w:type="dxa" w:w="110"/>
-            </w:tcMar>
-          </w:tcPr>
-          <w:p>
-            <w:pPr>
-              <w:spacing w:after="40"/>
-            </w:pPr>
-            <w:r>
-              <w:rPr>
-                <w:rFonts w:ascii="Arial" w:cs="Arial" w:eastAsia="Arial" w:hAnsi="Arial"/>
-                <w:sz w:val="19"/>
-                <w:szCs w:val="19"/>
-              </w:rPr>
-              <w:t xml:space="preserve">Примеры меню на день разной калорийности из простых продуктов.</w:t>
-            </w:r>
-          </w:p>
-        </w:tc>
-        <w:tc>
-          <w:tcPr>
-            <w:tcW w:type="dxa" w:w="2300"/>
-            <w:tcMar>
-              <w:top w:type="dxa" w:w="80"/>
-              <w:left w:type="dxa" w:w="110"/>
-              <w:bottom w:type="dxa" w:w="80"/>
-              <w:right w:type="dxa" w:w="110"/>
-            </w:tcMar>
-          </w:tcPr>
-          <w:p>
-            <w:pPr>
-              <w:spacing w:after="40"/>
-            </w:pPr>
-            <w:r>
-              <w:rPr>
-                <w:rFonts w:ascii="Arial" w:cs="Arial" w:eastAsia="Arial" w:hAnsi="Arial"/>
-                <w:sz w:val="19"/>
-                <w:szCs w:val="19"/>
-              </w:rPr>
-              <w:t xml:space="preserve">Пример дня на каждый уровень</w:t>
+              <w:t xml:space="preserve">Чек-листы, замены, базовые продукты</w:t>
             </w:r>
           </w:p>
         </w:tc>
@@ -3205,156 +2949,73 @@
     </w:p>
     <w:p>
       <w:pPr>
-        <w:pStyle w:val="Heading2"/>
-      </w:pPr>
-      <w:r>
-        <w:rPr>
-          <w:rFonts w:ascii="Arial" w:cs="Arial" w:eastAsia="Arial" w:hAnsi="Arial"/>
-        </w:rPr>
-        <w:t xml:space="preserve">Порядок досок в профиле</w:t>
-      </w:r>
-    </w:p>
-    <w:p>
-      <w:pPr>
         <w:spacing w:after="120"/>
       </w:pPr>
-      <w:r>
-        <w:rPr>
-          <w:rFonts w:ascii="Arial" w:cs="Arial" w:eastAsia="Arial" w:hAnsi="Arial"/>
-        </w:rPr>
-        <w:t xml:space="preserve">Первыми должны идти самые важные доски. Перетащите их мышкой (или «Сортировать» → «Вручную») в таком порядке:</w:t>
-      </w:r>
-    </w:p>
-    <w:p>
-      <w:pPr>
-        <w:pStyle w:val="ListParagraph"/>
-        <w:numPr>
-          <w:ilvl w:val="0"/>
-          <w:numId w:val="8"/>
-        </w:numPr>
-        <w:spacing w:after="80"/>
-      </w:pPr>
-      <w:r>
-        <w:rPr>
-          <w:rFonts w:ascii="Arial" w:cs="Arial" w:eastAsia="Arial" w:hAnsi="Arial"/>
-        </w:rPr>
-        <w:t xml:space="preserve">Меню на неделю</w:t>
-      </w:r>
-    </w:p>
-    <w:p>
-      <w:pPr>
-        <w:pStyle w:val="ListParagraph"/>
-        <w:numPr>
-          <w:ilvl w:val="0"/>
-          <w:numId w:val="8"/>
-        </w:numPr>
-        <w:spacing w:after="80"/>
-      </w:pPr>
-      <w:r>
-        <w:rPr>
-          <w:rFonts w:ascii="Arial" w:cs="Arial" w:eastAsia="Arial" w:hAnsi="Arial"/>
-        </w:rPr>
-        <w:t xml:space="preserve">Быстрые ужины</w:t>
-      </w:r>
-    </w:p>
-    <w:p>
-      <w:pPr>
-        <w:pStyle w:val="ListParagraph"/>
-        <w:numPr>
-          <w:ilvl w:val="0"/>
-          <w:numId w:val="8"/>
-        </w:numPr>
-        <w:spacing w:after="80"/>
-      </w:pPr>
-      <w:r>
-        <w:rPr>
-          <w:rFonts w:ascii="Arial" w:cs="Arial" w:eastAsia="Arial" w:hAnsi="Arial"/>
-        </w:rPr>
-        <w:t xml:space="preserve">Полезные завтраки</w:t>
-      </w:r>
-    </w:p>
-    <w:p>
-      <w:pPr>
-        <w:pStyle w:val="ListParagraph"/>
-        <w:numPr>
-          <w:ilvl w:val="0"/>
-          <w:numId w:val="8"/>
-        </w:numPr>
-        <w:spacing w:after="80"/>
-      </w:pPr>
-      <w:r>
-        <w:rPr>
-          <w:rFonts w:ascii="Arial" w:cs="Arial" w:eastAsia="Arial" w:hAnsi="Arial"/>
-        </w:rPr>
-        <w:t xml:space="preserve">Список покупок на неделю</w:t>
-      </w:r>
-    </w:p>
-    <w:p>
-      <w:pPr>
-        <w:pStyle w:val="ListParagraph"/>
-        <w:numPr>
-          <w:ilvl w:val="0"/>
-          <w:numId w:val="8"/>
-        </w:numPr>
-        <w:spacing w:after="80"/>
-      </w:pPr>
-      <w:r>
-        <w:rPr>
-          <w:rFonts w:ascii="Arial" w:cs="Arial" w:eastAsia="Arial" w:hAnsi="Arial"/>
-        </w:rPr>
-        <w:t xml:space="preserve">Меню на 1400, 1600, 1900 ккал</w:t>
-      </w:r>
-    </w:p>
-    <w:p>
-      <w:pPr>
-        <w:pStyle w:val="ListParagraph"/>
-        <w:numPr>
-          <w:ilvl w:val="0"/>
-          <w:numId w:val="8"/>
-        </w:numPr>
-        <w:spacing w:after="80"/>
-      </w:pPr>
-      <w:r>
-        <w:rPr>
-          <w:rFonts w:ascii="Arial" w:cs="Arial" w:eastAsia="Arial" w:hAnsi="Arial"/>
-        </w:rPr>
-        <w:t xml:space="preserve">Остальные в любом порядке</w:t>
-      </w:r>
-    </w:p>
-    <w:p>
-      <w:pPr>
-        <w:pStyle w:val="Heading2"/>
-      </w:pPr>
-      <w:r>
-        <w:rPr>
-          <w:rFonts w:ascii="Arial" w:cs="Arial" w:eastAsia="Arial" w:hAnsi="Arial"/>
-        </w:rPr>
-        <w:t xml:space="preserve">Обложка доски</w:t>
-      </w:r>
-    </w:p>
-    <w:p>
-      <w:pPr>
-        <w:spacing w:after="120"/>
-      </w:pPr>
-      <w:r>
-        <w:rPr>
-          <w:rFonts w:ascii="Arial" w:cs="Arial" w:eastAsia="Arial" w:hAnsi="Arial"/>
-        </w:rPr>
-        <w:t xml:space="preserve">Когда в доске появятся пины: «Изменить доску» → </w:t>
-      </w:r>
       <w:r>
         <w:rPr>
           <w:rFonts w:ascii="Arial" w:cs="Arial" w:eastAsia="Arial" w:hAnsi="Arial"/>
           <w:b/>
           <w:bCs/>
         </w:rPr>
+        <w:t xml:space="preserve">Порядок в профиле:</w:t>
+      </w:r>
+      <w:r>
+        <w:rPr>
+          <w:rFonts w:ascii="Arial" w:cs="Arial" w:eastAsia="Arial" w:hAnsi="Arial"/>
+        </w:rPr>
+        <w:t xml:space="preserve"> как в таблице, от 1 до 5. Перетащите доски мышкой или выберите «Сортировать» → «Вручную».</w:t>
+      </w:r>
+    </w:p>
+    <w:p>
+      <w:pPr>
+        <w:pStyle w:val="Heading2"/>
+      </w:pPr>
+      <w:r>
+        <w:rPr>
+          <w:rFonts w:ascii="Arial" w:cs="Arial" w:eastAsia="Arial" w:hAnsi="Arial"/>
+        </w:rPr>
+        <w:t xml:space="preserve">Обложка доски</w:t>
+      </w:r>
+    </w:p>
+    <w:p>
+      <w:pPr>
+        <w:spacing w:after="120"/>
+      </w:pPr>
+      <w:r>
+        <w:rPr>
+          <w:rFonts w:ascii="Arial" w:cs="Arial" w:eastAsia="Arial" w:hAnsi="Arial"/>
+        </w:rPr>
+        <w:t xml:space="preserve">Когда в доске появятся пины: «Изменить доску» → </w:t>
+      </w:r>
+      <w:r>
+        <w:rPr>
+          <w:rFonts w:ascii="Arial" w:cs="Arial" w:eastAsia="Arial" w:hAnsi="Arial"/>
+          <w:b/>
+          <w:bCs/>
+        </w:rPr>
         <w:t xml:space="preserve">«Изменить обложку»</w:t>
       </w:r>
       <w:r>
         <w:rPr>
           <w:rFonts w:ascii="Arial" w:cs="Arial" w:eastAsia="Arial" w:hAnsi="Arial"/>
         </w:rPr>
-        <w:t xml:space="preserve"> → выберите самый красивый пин. Лучше, чтобы на всех обложках был светлый фон и еда крупно.</w:t>
+        <w:t xml:space="preserve"> → выберите самую аккуратную карточку.</w:t>
+      </w:r>
+    </w:p>
+    <w:p>
+      <w:pPr>
+        <w:pBdr>
+          <w:left w:val="single" w:color="C9694A" w:sz="24" w:space="8"/>
+        </w:pBdr>
+        <w:shd w:fill="FBE5D6" w:color="auto" w:val="clear"/>
+        <w:spacing w:after="200" w:before="120"/>
+        <w:ind w:left="200" w:right="200"/>
+      </w:pPr>
+      <w:r>
+        <w:rPr>
+          <w:rFonts w:ascii="Arial" w:cs="Arial" w:eastAsia="Arial" w:hAnsi="Arial"/>
+        </w:rPr>
+        <w:t xml:space="preserve">Если вы уже создали старые 8 досок и они пустые, удалите лишние. Если в них есть пины, переименуйте доски под новые названия, а пины перенесите.</w:t>
       </w:r>
     </w:p>
     <w:p>
@@ -4002,7 +3663,7 @@
         <w:pStyle w:val="ListParagraph"/>
         <w:numPr>
           <w:ilvl w:val="0"/>
-          <w:numId w:val="9"/>
+          <w:numId w:val="8"/>
         </w:numPr>
         <w:spacing w:after="80"/>
       </w:pPr>
@@ -4018,7 +3679,7 @@
         <w:pStyle w:val="ListParagraph"/>
         <w:numPr>
           <w:ilvl w:val="0"/>
-          <w:numId w:val="9"/>
+          <w:numId w:val="8"/>
         </w:numPr>
         <w:spacing w:after="80"/>
       </w:pPr>
@@ -4034,7 +3695,7 @@
         <w:pStyle w:val="ListParagraph"/>
         <w:numPr>
           <w:ilvl w:val="0"/>
-          <w:numId w:val="9"/>
+          <w:numId w:val="8"/>
         </w:numPr>
         <w:spacing w:after="80"/>
       </w:pPr>
@@ -4058,7 +3719,7 @@
         <w:pStyle w:val="ListParagraph"/>
         <w:numPr>
           <w:ilvl w:val="0"/>
-          <w:numId w:val="9"/>
+          <w:numId w:val="8"/>
         </w:numPr>
         <w:spacing w:after="80"/>
       </w:pPr>
@@ -4074,7 +3735,7 @@
         <w:pStyle w:val="ListParagraph"/>
         <w:numPr>
           <w:ilvl w:val="0"/>
-          <w:numId w:val="9"/>
+          <w:numId w:val="8"/>
         </w:numPr>
         <w:spacing w:after="80"/>
       </w:pPr>
@@ -4093,7 +3754,7 @@
         <w:rPr>
           <w:rFonts w:ascii="Arial" w:cs="Arial" w:eastAsia="Arial" w:hAnsi="Arial"/>
         </w:rPr>
-        <w:t xml:space="preserve">Готовые слова для старта</w:t>
+        <w:t xml:space="preserve">Готовые слова для каждой доски</w:t>
       </w:r>
     </w:p>
     <w:p>
@@ -4111,13 +3772,13 @@
           <w:b/>
           <w:bCs/>
         </w:rPr>
-        <w:t xml:space="preserve">Ужины:</w:t>
-      </w:r>
-      <w:r>
-        <w:rPr>
-          <w:rFonts w:ascii="Arial" w:cs="Arial" w:eastAsia="Arial" w:hAnsi="Arial"/>
-        </w:rPr>
-        <w:t xml:space="preserve"> что приготовить на ужин, быстрый ужин, ужин за 20 минут, лёгкий ужин, ужин для семьи.</w:t>
+        <w:t xml:space="preserve">Меню на неделю:</w:t>
+      </w:r>
+      <w:r>
+        <w:rPr>
+          <w:rFonts w:ascii="Arial" w:cs="Arial" w:eastAsia="Arial" w:hAnsi="Arial"/>
+        </w:rPr>
+        <w:t xml:space="preserve"> меню на неделю, как составить меню на неделю, меню на неделю для семьи, готовое меню на месяц.</w:t>
       </w:r>
     </w:p>
     <w:p>
@@ -4135,13 +3796,13 @@
           <w:b/>
           <w:bCs/>
         </w:rPr>
-        <w:t xml:space="preserve">Завтраки:</w:t>
-      </w:r>
-      <w:r>
-        <w:rPr>
-          <w:rFonts w:ascii="Arial" w:cs="Arial" w:eastAsia="Arial" w:hAnsi="Arial"/>
-        </w:rPr>
-        <w:t xml:space="preserve"> полезный завтрак, быстрый завтрак, завтрак из яиц, завтрак с овсянкой.</w:t>
+        <w:t xml:space="preserve">Быстрые ужины:</w:t>
+      </w:r>
+      <w:r>
+        <w:rPr>
+          <w:rFonts w:ascii="Arial" w:cs="Arial" w:eastAsia="Arial" w:hAnsi="Arial"/>
+        </w:rPr>
+        <w:t xml:space="preserve"> что приготовить на ужин, быстрый ужин, ужин за 20 минут, ужин из простых продуктов.</w:t>
       </w:r>
     </w:p>
     <w:p>
@@ -4159,13 +3820,13 @@
           <w:b/>
           <w:bCs/>
         </w:rPr>
-        <w:t xml:space="preserve">Меню:</w:t>
-      </w:r>
-      <w:r>
-        <w:rPr>
-          <w:rFonts w:ascii="Arial" w:cs="Arial" w:eastAsia="Arial" w:hAnsi="Arial"/>
-        </w:rPr>
-        <w:t xml:space="preserve"> меню на неделю, меню на неделю для семьи, готовое меню на месяц, меню на 1600 калорий.</w:t>
+        <w:t xml:space="preserve">Заготовки на неделю:</w:t>
+      </w:r>
+      <w:r>
+        <w:rPr>
+          <w:rFonts w:ascii="Arial" w:cs="Arial" w:eastAsia="Arial" w:hAnsi="Arial"/>
+        </w:rPr>
+        <w:t xml:space="preserve"> заготовки на неделю, что заготовить на неделю, заготовки еды, как хранить заготовки.</w:t>
       </w:r>
     </w:p>
     <w:p>
@@ -4183,13 +3844,13 @@
           <w:b/>
           <w:bCs/>
         </w:rPr>
-        <w:t xml:space="preserve">Покупки и заготовки:</w:t>
-      </w:r>
-      <w:r>
-        <w:rPr>
-          <w:rFonts w:ascii="Arial" w:cs="Arial" w:eastAsia="Arial" w:hAnsi="Arial"/>
-        </w:rPr>
-        <w:t xml:space="preserve"> список продуктов на неделю, заготовки на неделю, что заготовить на неделю.</w:t>
+        <w:t xml:space="preserve">Завтраки и перекусы:</w:t>
+      </w:r>
+      <w:r>
+        <w:rPr>
+          <w:rFonts w:ascii="Arial" w:cs="Arial" w:eastAsia="Arial" w:hAnsi="Arial"/>
+        </w:rPr>
+        <w:t xml:space="preserve"> полезный завтрак, быстрый завтрак, полезные перекусы, перекус на работу.</w:t>
       </w:r>
     </w:p>
     <w:p>
@@ -4207,13 +3868,13 @@
           <w:b/>
           <w:bCs/>
         </w:rPr>
-        <w:t xml:space="preserve">Питание:</w:t>
-      </w:r>
-      <w:r>
-        <w:rPr>
-          <w:rFonts w:ascii="Arial" w:cs="Arial" w:eastAsia="Arial" w:hAnsi="Arial"/>
-        </w:rPr>
-        <w:t xml:space="preserve"> правильное питание, сбалансированное питание, здоровая тарелка, полезные перекусы.</w:t>
+        <w:t xml:space="preserve">Списки покупок и шпаргалки:</w:t>
+      </w:r>
+      <w:r>
+        <w:rPr>
+          <w:rFonts w:ascii="Arial" w:cs="Arial" w:eastAsia="Arial" w:hAnsi="Arial"/>
+        </w:rPr>
+        <w:t xml:space="preserve"> список продуктов на неделю, список покупок, чем заменить, какие продукты держать дома.</w:t>
       </w:r>
     </w:p>
     <w:p>
@@ -4679,7 +4340,7 @@
         <w:rPr>
           <w:rFonts w:ascii="Arial" w:cs="Arial" w:eastAsia="Arial" w:hAnsi="Arial"/>
         </w:rPr>
-        <w:t xml:space="preserve">Как сделать картинку в Canva (шаблон)</w:t>
+        <w:t xml:space="preserve">Формат пинов: карточка с 5 советами</w:t>
       </w:r>
     </w:p>
     <w:p>
@@ -4690,7 +4351,447 @@
         <w:rPr>
           <w:rFonts w:ascii="Arial" w:cs="Arial" w:eastAsia="Arial" w:hAnsi="Arial"/>
         </w:rPr>
-        <w:t xml:space="preserve">Шаблон делается один раз, потом его копируют и меняют фото и текст.</w:t>
+        <w:t xml:space="preserve">Все пины делаем в одном формате: </w:t>
+      </w:r>
+      <w:r>
+        <w:rPr>
+          <w:rFonts w:ascii="Arial" w:cs="Arial" w:eastAsia="Arial" w:hAnsi="Arial"/>
+          <w:b/>
+          <w:bCs/>
+        </w:rPr>
+        <w:t xml:space="preserve">карточка с заголовком и 5 пронумерованными советами</w:t>
+      </w:r>
+      <w:r>
+        <w:rPr>
+          <w:rFonts w:ascii="Arial" w:cs="Arial" w:eastAsia="Arial" w:hAnsi="Arial"/>
+        </w:rPr>
+        <w:t xml:space="preserve">. Такие карточки люди сохраняют как шпаргалки, а фото еды для них не нужно.</w:t>
+      </w:r>
+    </w:p>
+    <w:p>
+      <w:pPr>
+        <w:spacing w:after="60" w:before="120"/>
+        <w:jc w:val="center"/>
+      </w:pPr>
+      <w:r>
+        <w:drawing>
+          <wp:inline distT="0" distB="0" distL="0" distR="0">
+            <wp:extent cx="2476500" cy="3714750"/>
+            <wp:effectExtent t="0" r="0" b="0" l="0"/>
+            <wp:docPr id="1" name="" descr="" title=""/>
+            <wp:cNvGraphicFramePr>
+              <a:graphicFrameLocks xmlns:a="http://schemas.openxmlformats.org/drawingml/2006/main" noChangeAspect="1"/>
+            </wp:cNvGraphicFramePr>
+            <a:graphic xmlns:a="http://schemas.openxmlformats.org/drawingml/2006/main">
+              <a:graphicData uri="http://schemas.openxmlformats.org/drawingml/2006/picture">
+                <pic:pic xmlns:pic="http://schemas.openxmlformats.org/drawingml/2006/picture">
+                  <pic:nvPicPr>
+                    <pic:cNvPr id="0" name="" descr=""/>
+                    <pic:cNvPicPr>
+                      <a:picLocks noChangeAspect="1" noChangeArrowheads="1"/>
+                    </pic:cNvPicPr>
+                  </pic:nvPicPr>
+                  <pic:blipFill>
+                    <a:blip r:embed="rId8" cstate="none"/>
+                    <a:srcRect/>
+                    <a:stretch>
+                      <a:fillRect/>
+                    </a:stretch>
+                  </pic:blipFill>
+                  <pic:spPr bwMode="auto">
+                    <a:xfrm>
+                      <a:off x="0" y="0"/>
+                      <a:ext cx="2476500" cy="3714750"/>
+                    </a:xfrm>
+                    <a:prstGeom prst="rect">
+                      <a:avLst/>
+                    </a:prstGeom>
+                  </pic:spPr>
+                </pic:pic>
+              </a:graphicData>
+            </a:graphic>
+          </wp:inline>
+        </w:drawing>
+      </w:r>
+    </w:p>
+    <w:p>
+      <w:pPr>
+        <w:spacing w:after="120"/>
+        <w:jc w:val="center"/>
+      </w:pPr>
+      <w:r>
+        <w:rPr>
+          <w:rFonts w:ascii="Arial" w:cs="Arial" w:eastAsia="Arial" w:hAnsi="Arial"/>
+          <w:i/>
+          <w:iCs/>
+          <w:color w:val="4F7A66"/>
+          <w:sz w:val="18"/>
+          <w:szCs w:val="18"/>
+        </w:rPr>
+        <w:t xml:space="preserve">Так выглядит карточка (пин №1 из части 5)</w:t>
+      </w:r>
+    </w:p>
+    <w:p>
+      <w:pPr>
+        <w:pStyle w:val="Heading2"/>
+      </w:pPr>
+      <w:r>
+        <w:rPr>
+          <w:rFonts w:ascii="Arial" w:cs="Arial" w:eastAsia="Arial" w:hAnsi="Arial"/>
+        </w:rPr>
+        <w:t xml:space="preserve">Как сделать шаблон карточки в Canva</w:t>
+      </w:r>
+    </w:p>
+    <w:p>
+      <w:pPr>
+        <w:spacing w:after="120"/>
+      </w:pPr>
+      <w:r>
+        <w:rPr>
+          <w:rFonts w:ascii="Arial" w:cs="Arial" w:eastAsia="Arial" w:hAnsi="Arial"/>
+        </w:rPr>
+        <w:t xml:space="preserve">Шаблон делается один раз. Для каждого нового пина копируете страницу и меняете тексты.</w:t>
+      </w:r>
+    </w:p>
+    <w:p>
+      <w:pPr>
+        <w:pStyle w:val="ListParagraph"/>
+        <w:numPr>
+          <w:ilvl w:val="0"/>
+          <w:numId w:val="9"/>
+        </w:numPr>
+        <w:spacing w:after="80"/>
+      </w:pPr>
+      <w:r>
+        <w:rPr>
+          <w:rFonts w:ascii="Arial" w:cs="Arial" w:eastAsia="Arial" w:hAnsi="Arial"/>
+        </w:rPr>
+        <w:t xml:space="preserve">Canva → «Создать дизайн» → </w:t>
+      </w:r>
+      <w:r>
+        <w:rPr>
+          <w:rFonts w:ascii="Arial" w:cs="Arial" w:eastAsia="Arial" w:hAnsi="Arial"/>
+          <w:b/>
+          <w:bCs/>
+        </w:rPr>
+        <w:t xml:space="preserve">«Пин Pinterest»</w:t>
+      </w:r>
+      <w:r>
+        <w:rPr>
+          <w:rFonts w:ascii="Arial" w:cs="Arial" w:eastAsia="Arial" w:hAnsi="Arial"/>
+        </w:rPr>
+        <w:t xml:space="preserve"> (1000 × 1500).</w:t>
+      </w:r>
+    </w:p>
+    <w:p>
+      <w:pPr>
+        <w:pStyle w:val="ListParagraph"/>
+        <w:numPr>
+          <w:ilvl w:val="0"/>
+          <w:numId w:val="9"/>
+        </w:numPr>
+        <w:spacing w:after="80"/>
+      </w:pPr>
+      <w:r>
+        <w:rPr>
+          <w:rFonts w:ascii="Arial" w:cs="Arial" w:eastAsia="Arial" w:hAnsi="Arial"/>
+        </w:rPr>
+        <w:t xml:space="preserve">Фон: </w:t>
+      </w:r>
+      <w:r>
+        <w:rPr>
+          <w:rFonts w:ascii="Arial" w:cs="Arial" w:eastAsia="Arial" w:hAnsi="Arial"/>
+          <w:b/>
+          <w:bCs/>
+        </w:rPr>
+        <w:t xml:space="preserve">#F7F2E9</w:t>
+      </w:r>
+      <w:r>
+        <w:rPr>
+          <w:rFonts w:ascii="Arial" w:cs="Arial" w:eastAsia="Arial" w:hAnsi="Arial"/>
+        </w:rPr>
+        <w:t xml:space="preserve"> (кремовый).</w:t>
+      </w:r>
+    </w:p>
+    <w:p>
+      <w:pPr>
+        <w:pStyle w:val="ListParagraph"/>
+        <w:numPr>
+          <w:ilvl w:val="0"/>
+          <w:numId w:val="9"/>
+        </w:numPr>
+        <w:spacing w:after="80"/>
+      </w:pPr>
+      <w:r>
+        <w:rPr>
+          <w:rFonts w:ascii="Arial" w:cs="Arial" w:eastAsia="Arial" w:hAnsi="Arial"/>
+          <w:b/>
+          <w:bCs/>
+        </w:rPr>
+        <w:t xml:space="preserve">Метка</w:t>
+      </w:r>
+      <w:r>
+        <w:rPr>
+          <w:rFonts w:ascii="Arial" w:cs="Arial" w:eastAsia="Arial" w:hAnsi="Arial"/>
+        </w:rPr>
+        <w:t xml:space="preserve"> вверху слева: белый прямоугольник со скруглёнными углами, внутри слово капсом, например «ЗАГОТОВКИ». Шрифт Inter или Montserrat, цвет </w:t>
+      </w:r>
+      <w:r>
+        <w:rPr>
+          <w:rFonts w:ascii="Arial" w:cs="Arial" w:eastAsia="Arial" w:hAnsi="Arial"/>
+          <w:b/>
+          <w:bCs/>
+        </w:rPr>
+        <w:t xml:space="preserve">#4F7A66</w:t>
+      </w:r>
+      <w:r>
+        <w:rPr>
+          <w:rFonts w:ascii="Arial" w:cs="Arial" w:eastAsia="Arial" w:hAnsi="Arial"/>
+        </w:rPr>
+        <w:t xml:space="preserve">.</w:t>
+      </w:r>
+    </w:p>
+    <w:p>
+      <w:pPr>
+        <w:pStyle w:val="ListParagraph"/>
+        <w:numPr>
+          <w:ilvl w:val="0"/>
+          <w:numId w:val="9"/>
+        </w:numPr>
+        <w:spacing w:after="80"/>
+      </w:pPr>
+      <w:r>
+        <w:rPr>
+          <w:rFonts w:ascii="Arial" w:cs="Arial" w:eastAsia="Arial" w:hAnsi="Arial"/>
+          <w:b/>
+          <w:bCs/>
+        </w:rPr>
+        <w:t xml:space="preserve">Заголовок</w:t>
+      </w:r>
+      <w:r>
+        <w:rPr>
+          <w:rFonts w:ascii="Arial" w:cs="Arial" w:eastAsia="Arial" w:hAnsi="Arial"/>
+        </w:rPr>
+        <w:t xml:space="preserve"> под меткой: Playfair Display, жирный, крупно (примерно 80), цвет </w:t>
+      </w:r>
+      <w:r>
+        <w:rPr>
+          <w:rFonts w:ascii="Arial" w:cs="Arial" w:eastAsia="Arial" w:hAnsi="Arial"/>
+          <w:b/>
+          <w:bCs/>
+        </w:rPr>
+        <w:t xml:space="preserve">#2F4F41</w:t>
+      </w:r>
+      <w:r>
+        <w:rPr>
+          <w:rFonts w:ascii="Arial" w:cs="Arial" w:eastAsia="Arial" w:hAnsi="Arial"/>
+        </w:rPr>
+        <w:t xml:space="preserve"> (тёмно-зелёный). 2–3 строки.</w:t>
+      </w:r>
+    </w:p>
+    <w:p>
+      <w:pPr>
+        <w:pStyle w:val="ListParagraph"/>
+        <w:numPr>
+          <w:ilvl w:val="0"/>
+          <w:numId w:val="9"/>
+        </w:numPr>
+        <w:spacing w:after="80"/>
+      </w:pPr>
+      <w:r>
+        <w:rPr>
+          <w:rFonts w:ascii="Arial" w:cs="Arial" w:eastAsia="Arial" w:hAnsi="Arial"/>
+          <w:b/>
+          <w:bCs/>
+        </w:rPr>
+        <w:t xml:space="preserve">5 пунктов</w:t>
+      </w:r>
+      <w:r>
+        <w:rPr>
+          <w:rFonts w:ascii="Arial" w:cs="Arial" w:eastAsia="Arial" w:hAnsi="Arial"/>
+        </w:rPr>
+        <w:t xml:space="preserve"> под заголовком. Слева круг </w:t>
+      </w:r>
+      <w:r>
+        <w:rPr>
+          <w:rFonts w:ascii="Arial" w:cs="Arial" w:eastAsia="Arial" w:hAnsi="Arial"/>
+          <w:b/>
+          <w:bCs/>
+        </w:rPr>
+        <w:t xml:space="preserve">#C9694A</w:t>
+      </w:r>
+      <w:r>
+        <w:rPr>
+          <w:rFonts w:ascii="Arial" w:cs="Arial" w:eastAsia="Arial" w:hAnsi="Arial"/>
+        </w:rPr>
+        <w:t xml:space="preserve"> с белой цифрой (Playfair Display). Справа белый прямоугольник со скруглёнными углами. В нём жирная строка (Inter, цвет #2F4F41) и под ней пояснение помельче (Inter, цвет #4F7A66).</w:t>
+      </w:r>
+    </w:p>
+    <w:p>
+      <w:pPr>
+        <w:pStyle w:val="ListParagraph"/>
+        <w:numPr>
+          <w:ilvl w:val="0"/>
+          <w:numId w:val="9"/>
+        </w:numPr>
+        <w:spacing w:after="80"/>
+      </w:pPr>
+      <w:r>
+        <w:rPr>
+          <w:rFonts w:ascii="Arial" w:cs="Arial" w:eastAsia="Arial" w:hAnsi="Arial"/>
+          <w:b/>
+          <w:bCs/>
+        </w:rPr>
+        <w:t xml:space="preserve">Рукописная фраза</w:t>
+      </w:r>
+      <w:r>
+        <w:rPr>
+          <w:rFonts w:ascii="Arial" w:cs="Arial" w:eastAsia="Arial" w:hAnsi="Arial"/>
+        </w:rPr>
+        <w:t xml:space="preserve"> внизу: шрифт Caveat, цвет </w:t>
+      </w:r>
+      <w:r>
+        <w:rPr>
+          <w:rFonts w:ascii="Arial" w:cs="Arial" w:eastAsia="Arial" w:hAnsi="Arial"/>
+          <w:b/>
+          <w:bCs/>
+        </w:rPr>
+        <w:t xml:space="preserve">#4F7A66</w:t>
+      </w:r>
+      <w:r>
+        <w:rPr>
+          <w:rFonts w:ascii="Arial" w:cs="Arial" w:eastAsia="Arial" w:hAnsi="Arial"/>
+        </w:rPr>
+        <w:t xml:space="preserve">. Например «сохраните на воскресенье».</w:t>
+      </w:r>
+    </w:p>
+    <w:p>
+      <w:pPr>
+        <w:pStyle w:val="ListParagraph"/>
+        <w:numPr>
+          <w:ilvl w:val="0"/>
+          <w:numId w:val="9"/>
+        </w:numPr>
+        <w:spacing w:after="80"/>
+      </w:pPr>
+      <w:r>
+        <w:rPr>
+          <w:rFonts w:ascii="Arial" w:cs="Arial" w:eastAsia="Arial" w:hAnsi="Arial"/>
+          <w:b/>
+          <w:bCs/>
+        </w:rPr>
+        <w:t xml:space="preserve">Подпись</w:t>
+      </w:r>
+      <w:r>
+        <w:rPr>
+          <w:rFonts w:ascii="Arial" w:cs="Arial" w:eastAsia="Arial" w:hAnsi="Arial"/>
+        </w:rPr>
+        <w:t xml:space="preserve"> в самом низу: тонкая линия </w:t>
+      </w:r>
+      <w:r>
+        <w:rPr>
+          <w:rFonts w:ascii="Arial" w:cs="Arial" w:eastAsia="Arial" w:hAnsi="Arial"/>
+          <w:b/>
+          <w:bCs/>
+        </w:rPr>
+        <w:t xml:space="preserve">#C9694A</w:t>
+      </w:r>
+      <w:r>
+        <w:rPr>
+          <w:rFonts w:ascii="Arial" w:cs="Arial" w:eastAsia="Arial" w:hAnsi="Arial"/>
+        </w:rPr>
+        <w:t xml:space="preserve"> на всю ширину. Под ней слева «Меню на 4 недели» (Playfair Display, #2F4F41), справа «ссылка в профиле» (Inter, #A94F34).</w:t>
+      </w:r>
+    </w:p>
+    <w:p>
+      <w:pPr>
+        <w:pStyle w:val="ListParagraph"/>
+        <w:numPr>
+          <w:ilvl w:val="0"/>
+          <w:numId w:val="9"/>
+        </w:numPr>
+        <w:spacing w:after="80"/>
+      </w:pPr>
+      <w:r>
+        <w:rPr>
+          <w:rFonts w:ascii="Arial" w:cs="Arial" w:eastAsia="Arial" w:hAnsi="Arial"/>
+        </w:rPr>
+        <w:t xml:space="preserve">Готово. Сделайте из этого шаблон: для нового пина «Дублировать страницу» и замените тексты.</w:t>
+      </w:r>
+    </w:p>
+    <w:p>
+      <w:pPr>
+        <w:pStyle w:val="ListParagraph"/>
+        <w:numPr>
+          <w:ilvl w:val="0"/>
+          <w:numId w:val="9"/>
+        </w:numPr>
+        <w:spacing w:after="80"/>
+      </w:pPr>
+      <w:r>
+        <w:rPr>
+          <w:rFonts w:ascii="Arial" w:cs="Arial" w:eastAsia="Arial" w:hAnsi="Arial"/>
+        </w:rPr>
+        <w:t xml:space="preserve">Скачать: «Поделиться» → «Скачать» → PNG. Имя файла латиницей через дефис.</w:t>
+      </w:r>
+    </w:p>
+    <w:p>
+      <w:pPr>
+        <w:pBdr>
+          <w:left w:val="single" w:color="C9694A" w:sz="24" w:space="8"/>
+        </w:pBdr>
+        <w:shd w:fill="FBE5D6" w:color="auto" w:val="clear"/>
+        <w:spacing w:after="200" w:before="120"/>
+        <w:ind w:left="200" w:right="200"/>
+      </w:pPr>
+      <w:r>
+        <w:rPr>
+          <w:rFonts w:ascii="Arial" w:cs="Arial" w:eastAsia="Arial" w:hAnsi="Arial"/>
+          <w:b/>
+          <w:bCs/>
+        </w:rPr>
+        <w:t xml:space="preserve">Правила карточки:</w:t>
+      </w:r>
+      <w:r>
+        <w:rPr>
+          <w:rFonts w:ascii="Arial" w:cs="Arial" w:eastAsia="Arial" w:hAnsi="Arial"/>
+        </w:rPr>
+        <w:t xml:space="preserve"> всегда ровно 5 пунктов. Строка пункта не длиннее 30 символов, пояснение не длиннее 40. Цвета и шрифты на всех карточках одни и те же, так аккаунт узнают в ленте.</w:t>
+      </w:r>
+    </w:p>
+    <w:p>
+      <w:pPr>
+        <w:pBdr>
+          <w:left w:val="single" w:color="C9694A" w:sz="24" w:space="8"/>
+        </w:pBdr>
+        <w:shd w:fill="F7F2E9" w:color="auto" w:val="clear"/>
+        <w:spacing w:after="200" w:before="120"/>
+        <w:ind w:left="200" w:right="200"/>
+      </w:pPr>
+      <w:r>
+        <w:rPr>
+          <w:rFonts w:ascii="Arial" w:cs="Arial" w:eastAsia="Arial" w:hAnsi="Arial"/>
+          <w:b/>
+          <w:bCs/>
+        </w:rPr>
+        <w:t xml:space="preserve">Нельзя</w:t>
+      </w:r>
+      <w:r>
+        <w:rPr>
+          <w:rFonts w:ascii="Arial" w:cs="Arial" w:eastAsia="Arial" w:hAnsi="Arial"/>
+        </w:rPr>
+        <w:t xml:space="preserve"> выкладывать чужие картинки из Pinterest и интернета, в том числе те, что Даша присылала как примеры. Из них можно брать только идеи.</w:t>
+      </w:r>
+    </w:p>
+    <w:p>
+      <w:pPr>
+        <w:pStyle w:val="Heading2"/>
+      </w:pPr>
+      <w:r>
+        <w:rPr>
+          <w:rFonts w:ascii="Arial" w:cs="Arial" w:eastAsia="Arial" w:hAnsi="Arial"/>
+        </w:rPr>
+        <w:t xml:space="preserve">Как опубликовать пин (по кнопкам)</w:t>
       </w:r>
     </w:p>
     <w:p>
@@ -4706,7 +4807,7 @@
         <w:rPr>
           <w:rFonts w:ascii="Arial" w:cs="Arial" w:eastAsia="Arial" w:hAnsi="Arial"/>
         </w:rPr>
-        <w:t xml:space="preserve">Canva → «Создать дизайн» → найдите </w:t>
+        <w:t xml:space="preserve">В Pinterest нажмите </w:t>
       </w:r>
       <w:r>
         <w:rPr>
@@ -4714,13 +4815,27 @@
           <w:b/>
           <w:bCs/>
         </w:rPr>
-        <w:t xml:space="preserve">«Пин Pinterest»</w:t>
-      </w:r>
-      <w:r>
-        <w:rPr>
-          <w:rFonts w:ascii="Arial" w:cs="Arial" w:eastAsia="Arial" w:hAnsi="Arial"/>
-        </w:rPr>
-        <w:t xml:space="preserve"> (1000 × 1500).</w:t>
+        <w:t xml:space="preserve">«+»</w:t>
+      </w:r>
+      <w:r>
+        <w:rPr>
+          <w:rFonts w:ascii="Arial" w:cs="Arial" w:eastAsia="Arial" w:hAnsi="Arial"/>
+        </w:rPr>
+        <w:t xml:space="preserve"> (или «Создать») → </w:t>
+      </w:r>
+      <w:r>
+        <w:rPr>
+          <w:rFonts w:ascii="Arial" w:cs="Arial" w:eastAsia="Arial" w:hAnsi="Arial"/>
+          <w:b/>
+          <w:bCs/>
+        </w:rPr>
+        <w:t xml:space="preserve">«Создать пин»</w:t>
+      </w:r>
+      <w:r>
+        <w:rPr>
+          <w:rFonts w:ascii="Arial" w:cs="Arial" w:eastAsia="Arial" w:hAnsi="Arial"/>
+        </w:rPr>
+        <w:t xml:space="preserve">.</w:t>
       </w:r>
     </w:p>
     <w:p>
@@ -4736,21 +4851,7 @@
         <w:rPr>
           <w:rFonts w:ascii="Arial" w:cs="Arial" w:eastAsia="Arial" w:hAnsi="Arial"/>
         </w:rPr>
-        <w:t xml:space="preserve">Фон страницы кремовый </w:t>
-      </w:r>
-      <w:r>
-        <w:rPr>
-          <w:rFonts w:ascii="Arial" w:cs="Arial" w:eastAsia="Arial" w:hAnsi="Arial"/>
-          <w:b/>
-          <w:bCs/>
-        </w:rPr>
-        <w:t xml:space="preserve">#F7F2E9</w:t>
-      </w:r>
-      <w:r>
-        <w:rPr>
-          <w:rFonts w:ascii="Arial" w:cs="Arial" w:eastAsia="Arial" w:hAnsi="Arial"/>
-        </w:rPr>
-        <w:t xml:space="preserve">.</w:t>
+        <w:t xml:space="preserve">Загрузите картинку.</w:t>
       </w:r>
     </w:p>
     <w:p>
@@ -4765,8 +4866,16 @@
       <w:r>
         <w:rPr>
           <w:rFonts w:ascii="Arial" w:cs="Arial" w:eastAsia="Arial" w:hAnsi="Arial"/>
-        </w:rPr>
-        <w:t xml:space="preserve">Верхние 2/3 займите фото блюда: «Загрузки» → загрузить фото → растянуть по ширине.</w:t>
+          <w:b/>
+          <w:bCs/>
+        </w:rPr>
+        <w:t xml:space="preserve">Название:</w:t>
+      </w:r>
+      <w:r>
+        <w:rPr>
+          <w:rFonts w:ascii="Arial" w:cs="Arial" w:eastAsia="Arial" w:hAnsi="Arial"/>
+        </w:rPr>
+        <w:t xml:space="preserve"> заголовок карточки из таблицы пинов (часть 5).</w:t>
       </w:r>
     </w:p>
     <w:p>
@@ -4781,22 +4890,16 @@
       <w:r>
         <w:rPr>
           <w:rFonts w:ascii="Arial" w:cs="Arial" w:eastAsia="Arial" w:hAnsi="Arial"/>
-        </w:rPr>
-        <w:t xml:space="preserve">Внизу оставьте кремовую полосу. На ней заголовок в 1–2 строки: Playfair Display, тёмно-зелёный </w:t>
-      </w:r>
-      <w:r>
-        <w:rPr>
-          <w:rFonts w:ascii="Arial" w:cs="Arial" w:eastAsia="Arial" w:hAnsi="Arial"/>
           <w:b/>
           <w:bCs/>
         </w:rPr>
-        <w:t xml:space="preserve">#2F4F41</w:t>
-      </w:r>
-      <w:r>
-        <w:rPr>
-          <w:rFonts w:ascii="Arial" w:cs="Arial" w:eastAsia="Arial" w:hAnsi="Arial"/>
-        </w:rPr>
-        <w:t xml:space="preserve">, крупно.</w:t>
+        <w:t xml:space="preserve">Описание:</w:t>
+      </w:r>
+      <w:r>
+        <w:rPr>
+          <w:rFonts w:ascii="Arial" w:cs="Arial" w:eastAsia="Arial" w:hAnsi="Arial"/>
+        </w:rPr>
+        <w:t xml:space="preserve"> вставьте описание из таблицы.</w:t>
       </w:r>
     </w:p>
     <w:p>
@@ -4811,22 +4914,16 @@
       <w:r>
         <w:rPr>
           <w:rFonts w:ascii="Arial" w:cs="Arial" w:eastAsia="Arial" w:hAnsi="Arial"/>
-        </w:rPr>
-        <w:t xml:space="preserve">Под заголовком мелкая строка: например «15 минут · 4 продукта» (Inter, </w:t>
-      </w:r>
-      <w:r>
-        <w:rPr>
-          <w:rFonts w:ascii="Arial" w:cs="Arial" w:eastAsia="Arial" w:hAnsi="Arial"/>
           <w:b/>
           <w:bCs/>
         </w:rPr>
-        <w:t xml:space="preserve">#4F7A66</w:t>
-      </w:r>
-      <w:r>
-        <w:rPr>
-          <w:rFonts w:ascii="Arial" w:cs="Arial" w:eastAsia="Arial" w:hAnsi="Arial"/>
-        </w:rPr>
-        <w:t xml:space="preserve">).</w:t>
+        <w:t xml:space="preserve">Ссылка:</w:t>
+      </w:r>
+      <w:r>
+        <w:rPr>
+          <w:rFonts w:ascii="Arial" w:cs="Arial" w:eastAsia="Arial" w:hAnsi="Arial"/>
+        </w:rPr>
+        <w:t xml:space="preserve"> https://menu-gamma-navy-77.vercel.app/</w:t>
       </w:r>
     </w:p>
     <w:p>
@@ -4841,22 +4938,16 @@
       <w:r>
         <w:rPr>
           <w:rFonts w:ascii="Arial" w:cs="Arial" w:eastAsia="Arial" w:hAnsi="Arial"/>
-        </w:rPr>
-        <w:t xml:space="preserve">В правый верхний угол фото поставьте круг цвета </w:t>
-      </w:r>
-      <w:r>
-        <w:rPr>
-          <w:rFonts w:ascii="Arial" w:cs="Arial" w:eastAsia="Arial" w:hAnsi="Arial"/>
           <w:b/>
           <w:bCs/>
         </w:rPr>
-        <w:t xml:space="preserve">#C9694A</w:t>
-      </w:r>
-      <w:r>
-        <w:rPr>
-          <w:rFonts w:ascii="Arial" w:cs="Arial" w:eastAsia="Arial" w:hAnsi="Arial"/>
-        </w:rPr>
-        <w:t xml:space="preserve"> с белым текстом: «20 мин» или «1600 ккал».</w:t>
+        <w:t xml:space="preserve">Доска:</w:t>
+      </w:r>
+      <w:r>
+        <w:rPr>
+          <w:rFonts w:ascii="Arial" w:cs="Arial" w:eastAsia="Arial" w:hAnsi="Arial"/>
+        </w:rPr>
+        <w:t xml:space="preserve"> выберите из списка.</w:t>
       </w:r>
     </w:p>
     <w:p>
@@ -4871,8 +4962,16 @@
       <w:r>
         <w:rPr>
           <w:rFonts w:ascii="Arial" w:cs="Arial" w:eastAsia="Arial" w:hAnsi="Arial"/>
-        </w:rPr>
-        <w:t xml:space="preserve">Готово. Для нового пина нажмите «Дублировать страницу» и замените фото и текст.</w:t>
+          <w:b/>
+          <w:bCs/>
+        </w:rPr>
+        <w:t xml:space="preserve">Отмеченные темы</w:t>
+      </w:r>
+      <w:r>
+        <w:rPr>
+          <w:rFonts w:ascii="Arial" w:cs="Arial" w:eastAsia="Arial" w:hAnsi="Arial"/>
+        </w:rPr>
+        <w:t xml:space="preserve"> (если есть такое поле): начните печатать «ужин», «завтрак», «здоровое питание» и выберите 3–5 подсказок.</w:t>
       </w:r>
     </w:p>
     <w:p>
@@ -4888,106 +4987,35 @@
         <w:rPr>
           <w:rFonts w:ascii="Arial" w:cs="Arial" w:eastAsia="Arial" w:hAnsi="Arial"/>
         </w:rPr>
-        <w:t xml:space="preserve">Скачайте: «Поделиться» → «Скачать» → PNG. Переименуйте файл латиницей (см. часть 3).</w:t>
-      </w:r>
-    </w:p>
-    <w:p>
-      <w:pPr>
-        <w:pBdr>
-          <w:left w:val="single" w:color="C9694A" w:sz="24" w:space="8"/>
-        </w:pBdr>
-        <w:shd w:fill="FBE5D6" w:color="auto" w:val="clear"/>
-        <w:spacing w:after="200" w:before="120"/>
-        <w:ind w:left="200" w:right="200"/>
-      </w:pPr>
+        <w:t xml:space="preserve">Откройте </w:t>
+      </w:r>
       <w:r>
         <w:rPr>
           <w:rFonts w:ascii="Arial" w:cs="Arial" w:eastAsia="Arial" w:hAnsi="Arial"/>
           <w:b/>
           <w:bCs/>
         </w:rPr>
-        <w:t xml:space="preserve">Правила картинки:</w:t>
-      </w:r>
-      <w:r>
-        <w:rPr>
-          <w:rFonts w:ascii="Arial" w:cs="Arial" w:eastAsia="Arial" w:hAnsi="Arial"/>
-        </w:rPr>
-        <w:t xml:space="preserve"> не больше 10–15 слов. Фото светлое и аппетитное. Везде одни и те же цвета и шрифты. Люди в кадре не нужны, максимум руки.</w:t>
-      </w:r>
-    </w:p>
-    <w:p>
-      <w:pPr>
-        <w:pBdr>
-          <w:left w:val="single" w:color="C9694A" w:sz="24" w:space="8"/>
-        </w:pBdr>
-        <w:shd w:fill="F7F2E9" w:color="auto" w:val="clear"/>
-        <w:spacing w:after="0" w:before="120"/>
-        <w:ind w:left="200" w:right="200"/>
-      </w:pPr>
+        <w:t xml:space="preserve">«Дополнительные параметры»</w:t>
+      </w:r>
+      <w:r>
+        <w:rPr>
+          <w:rFonts w:ascii="Arial" w:cs="Arial" w:eastAsia="Arial" w:hAnsi="Arial"/>
+        </w:rPr>
+        <w:t xml:space="preserve"> → </w:t>
+      </w:r>
       <w:r>
         <w:rPr>
           <w:rFonts w:ascii="Arial" w:cs="Arial" w:eastAsia="Arial" w:hAnsi="Arial"/>
           <w:b/>
           <w:bCs/>
         </w:rPr>
-        <w:t xml:space="preserve">Где брать фото.</w:t>
-      </w:r>
-      <w:r>
-        <w:rPr>
-          <w:rFonts w:ascii="Arial" w:cs="Arial" w:eastAsia="Arial" w:hAnsi="Arial"/>
-        </w:rPr>
-        <w:t xml:space="preserve"> Свои фото блюд (при дневном свете у окна, сверху или под углом) или фото из библиотеки Canva.</w:t>
-      </w:r>
-    </w:p>
-    <w:p>
-      <w:pPr>
-        <w:pBdr>
-          <w:left w:val="single" w:color="C9694A" w:sz="24" w:space="8"/>
-        </w:pBdr>
-        <w:shd w:fill="F7F2E9" w:color="auto" w:val="clear"/>
-        <w:spacing w:after="0" w:before="0"/>
-        <w:ind w:left="200" w:right="200"/>
-      </w:pPr>
-      <w:r>
-        <w:rPr>
-          <w:rFonts w:ascii="Arial" w:cs="Arial" w:eastAsia="Arial" w:hAnsi="Arial"/>
-          <w:b/>
-          <w:bCs/>
-        </w:rPr>
-        <w:t xml:space="preserve">Нельзя</w:t>
-      </w:r>
-      <w:r>
-        <w:rPr>
-          <w:rFonts w:ascii="Arial" w:cs="Arial" w:eastAsia="Arial" w:hAnsi="Arial"/>
-        </w:rPr>
-        <w:t xml:space="preserve"> выкладывать чужие картинки из Pinterest и интернета, в том числе те, что Даша присылала как примеры. Из них можно брать только идеи.</w:t>
-      </w:r>
-    </w:p>
-    <w:p>
-      <w:pPr>
-        <w:pBdr>
-          <w:left w:val="single" w:color="C9694A" w:sz="24" w:space="8"/>
-        </w:pBdr>
-        <w:shd w:fill="F7F2E9" w:color="auto" w:val="clear"/>
-        <w:spacing w:after="200" w:before="0"/>
-        <w:ind w:left="200" w:right="200"/>
-      </w:pPr>
-      <w:r>
-        <w:rPr>
-          <w:rFonts w:ascii="Arial" w:cs="Arial" w:eastAsia="Arial" w:hAnsi="Arial"/>
-        </w:rPr>
-        <w:t xml:space="preserve">Для пинов «Пример дня из меню» и «Что внутри меню» берите скриншоты страниц из PDF-меню. Их даст Даша.</w:t>
-      </w:r>
-    </w:p>
-    <w:p>
-      <w:pPr>
-        <w:pStyle w:val="Heading2"/>
-      </w:pPr>
-      <w:r>
-        <w:rPr>
-          <w:rFonts w:ascii="Arial" w:cs="Arial" w:eastAsia="Arial" w:hAnsi="Arial"/>
-        </w:rPr>
-        <w:t xml:space="preserve">Как опубликовать пин (по кнопкам)</w:t>
+        <w:t xml:space="preserve">«Замещающий текст»</w:t>
+      </w:r>
+      <w:r>
+        <w:rPr>
+          <w:rFonts w:ascii="Arial" w:cs="Arial" w:eastAsia="Arial" w:hAnsi="Arial"/>
+        </w:rPr>
+        <w:t xml:space="preserve">: опишите карточку. Например: «Карточка с 5 правилами, как составить меню на неделю».</w:t>
       </w:r>
     </w:p>
     <w:p>
@@ -4995,7 +5023,7 @@
         <w:pStyle w:val="ListParagraph"/>
         <w:numPr>
           <w:ilvl w:val="0"/>
-          <w:numId w:val="11"/>
+          <w:numId w:val="10"/>
         </w:numPr>
         <w:spacing w:after="80"/>
       </w:pPr>
@@ -5003,7 +5031,7 @@
         <w:rPr>
           <w:rFonts w:ascii="Arial" w:cs="Arial" w:eastAsia="Arial" w:hAnsi="Arial"/>
         </w:rPr>
-        <w:t xml:space="preserve">В Pinterest нажмите </w:t>
+        <w:t xml:space="preserve">Нажмите </w:t>
       </w:r>
       <w:r>
         <w:rPr>
@@ -5011,13 +5039,36 @@
           <w:b/>
           <w:bCs/>
         </w:rPr>
-        <w:t xml:space="preserve">«+»</w:t>
-      </w:r>
-      <w:r>
-        <w:rPr>
-          <w:rFonts w:ascii="Arial" w:cs="Arial" w:eastAsia="Arial" w:hAnsi="Arial"/>
-        </w:rPr>
-        <w:t xml:space="preserve"> (или «Создать») → </w:t>
+        <w:t xml:space="preserve">«Опубликовать»</w:t>
+      </w:r>
+      <w:r>
+        <w:rPr>
+          <w:rFonts w:ascii="Arial" w:cs="Arial" w:eastAsia="Arial" w:hAnsi="Arial"/>
+        </w:rPr>
+        <w:t xml:space="preserve">. Или выберите «Опубликовать позже» и поставьте дату: так можно подготовить пины на неделю вперёд.</w:t>
+      </w:r>
+    </w:p>
+    <w:p>
+      <w:pPr>
+        <w:pStyle w:val="Heading1"/>
+        <w:pageBreakBefore/>
+      </w:pPr>
+      <w:r>
+        <w:rPr>
+          <w:rFonts w:ascii="Arial" w:cs="Arial" w:eastAsia="Arial" w:hAnsi="Arial"/>
+        </w:rPr>
+        <w:t xml:space="preserve">Часть 5. Первые 15 пинов: готовые тексты</w:t>
+      </w:r>
+    </w:p>
+    <w:p>
+      <w:pPr>
+        <w:spacing w:after="120"/>
+      </w:pPr>
+      <w:r>
+        <w:rPr>
+          <w:rFonts w:ascii="Arial" w:cs="Arial" w:eastAsia="Arial" w:hAnsi="Arial"/>
+        </w:rPr>
+        <w:t xml:space="preserve">В левой колонке всё, что пишется </w:t>
       </w:r>
       <w:r>
         <w:rPr>
@@ -5025,246 +5076,13 @@
           <w:b/>
           <w:bCs/>
         </w:rPr>
-        <w:t xml:space="preserve">«Создать пин»</w:t>
-      </w:r>
-      <w:r>
-        <w:rPr>
-          <w:rFonts w:ascii="Arial" w:cs="Arial" w:eastAsia="Arial" w:hAnsi="Arial"/>
-        </w:rPr>
-        <w:t xml:space="preserve">.</w:t>
-      </w:r>
-    </w:p>
-    <w:p>
-      <w:pPr>
-        <w:pStyle w:val="ListParagraph"/>
-        <w:numPr>
-          <w:ilvl w:val="0"/>
-          <w:numId w:val="11"/>
-        </w:numPr>
-        <w:spacing w:after="80"/>
-      </w:pPr>
-      <w:r>
-        <w:rPr>
-          <w:rFonts w:ascii="Arial" w:cs="Arial" w:eastAsia="Arial" w:hAnsi="Arial"/>
-        </w:rPr>
-        <w:t xml:space="preserve">Загрузите картинку.</w:t>
-      </w:r>
-    </w:p>
-    <w:p>
-      <w:pPr>
-        <w:pStyle w:val="ListParagraph"/>
-        <w:numPr>
-          <w:ilvl w:val="0"/>
-          <w:numId w:val="11"/>
-        </w:numPr>
-        <w:spacing w:after="80"/>
-      </w:pPr>
-      <w:r>
-        <w:rPr>
-          <w:rFonts w:ascii="Arial" w:cs="Arial" w:eastAsia="Arial" w:hAnsi="Arial"/>
-          <w:b/>
-          <w:bCs/>
-        </w:rPr>
-        <w:t xml:space="preserve">Название:</w:t>
-      </w:r>
-      <w:r>
-        <w:rPr>
-          <w:rFonts w:ascii="Arial" w:cs="Arial" w:eastAsia="Arial" w:hAnsi="Arial"/>
-        </w:rPr>
-        <w:t xml:space="preserve"> вставьте заголовок из таблицы пинов (часть 5).</w:t>
-      </w:r>
-    </w:p>
-    <w:p>
-      <w:pPr>
-        <w:pStyle w:val="ListParagraph"/>
-        <w:numPr>
-          <w:ilvl w:val="0"/>
-          <w:numId w:val="11"/>
-        </w:numPr>
-        <w:spacing w:after="80"/>
-      </w:pPr>
-      <w:r>
-        <w:rPr>
-          <w:rFonts w:ascii="Arial" w:cs="Arial" w:eastAsia="Arial" w:hAnsi="Arial"/>
-          <w:b/>
-          <w:bCs/>
-        </w:rPr>
-        <w:t xml:space="preserve">Описание:</w:t>
-      </w:r>
-      <w:r>
-        <w:rPr>
-          <w:rFonts w:ascii="Arial" w:cs="Arial" w:eastAsia="Arial" w:hAnsi="Arial"/>
-        </w:rPr>
-        <w:t xml:space="preserve"> вставьте описание из таблицы.</w:t>
-      </w:r>
-    </w:p>
-    <w:p>
-      <w:pPr>
-        <w:pStyle w:val="ListParagraph"/>
-        <w:numPr>
-          <w:ilvl w:val="0"/>
-          <w:numId w:val="11"/>
-        </w:numPr>
-        <w:spacing w:after="80"/>
-      </w:pPr>
-      <w:r>
-        <w:rPr>
-          <w:rFonts w:ascii="Arial" w:cs="Arial" w:eastAsia="Arial" w:hAnsi="Arial"/>
-          <w:b/>
-          <w:bCs/>
-        </w:rPr>
-        <w:t xml:space="preserve">Ссылка:</w:t>
-      </w:r>
-      <w:r>
-        <w:rPr>
-          <w:rFonts w:ascii="Arial" w:cs="Arial" w:eastAsia="Arial" w:hAnsi="Arial"/>
-        </w:rPr>
-        <w:t xml:space="preserve"> https://menu-gamma-navy-77.vercel.app/</w:t>
-      </w:r>
-    </w:p>
-    <w:p>
-      <w:pPr>
-        <w:pStyle w:val="ListParagraph"/>
-        <w:numPr>
-          <w:ilvl w:val="0"/>
-          <w:numId w:val="11"/>
-        </w:numPr>
-        <w:spacing w:after="80"/>
-      </w:pPr>
-      <w:r>
-        <w:rPr>
-          <w:rFonts w:ascii="Arial" w:cs="Arial" w:eastAsia="Arial" w:hAnsi="Arial"/>
-          <w:b/>
-          <w:bCs/>
-        </w:rPr>
-        <w:t xml:space="preserve">Доска:</w:t>
-      </w:r>
-      <w:r>
-        <w:rPr>
-          <w:rFonts w:ascii="Arial" w:cs="Arial" w:eastAsia="Arial" w:hAnsi="Arial"/>
-        </w:rPr>
-        <w:t xml:space="preserve"> выберите из списка.</w:t>
-      </w:r>
-    </w:p>
-    <w:p>
-      <w:pPr>
-        <w:pStyle w:val="ListParagraph"/>
-        <w:numPr>
-          <w:ilvl w:val="0"/>
-          <w:numId w:val="11"/>
-        </w:numPr>
-        <w:spacing w:after="80"/>
-      </w:pPr>
-      <w:r>
-        <w:rPr>
-          <w:rFonts w:ascii="Arial" w:cs="Arial" w:eastAsia="Arial" w:hAnsi="Arial"/>
-          <w:b/>
-          <w:bCs/>
-        </w:rPr>
-        <w:t xml:space="preserve">Отмеченные темы</w:t>
-      </w:r>
-      <w:r>
-        <w:rPr>
-          <w:rFonts w:ascii="Arial" w:cs="Arial" w:eastAsia="Arial" w:hAnsi="Arial"/>
-        </w:rPr>
-        <w:t xml:space="preserve"> (если есть такое поле): начните печатать «ужин», «завтрак», «здоровое питание» и выберите 3–5 подсказок.</w:t>
-      </w:r>
-    </w:p>
-    <w:p>
-      <w:pPr>
-        <w:pStyle w:val="ListParagraph"/>
-        <w:numPr>
-          <w:ilvl w:val="0"/>
-          <w:numId w:val="11"/>
-        </w:numPr>
-        <w:spacing w:after="80"/>
-      </w:pPr>
-      <w:r>
-        <w:rPr>
-          <w:rFonts w:ascii="Arial" w:cs="Arial" w:eastAsia="Arial" w:hAnsi="Arial"/>
-        </w:rPr>
-        <w:t xml:space="preserve">Откройте </w:t>
-      </w:r>
-      <w:r>
-        <w:rPr>
-          <w:rFonts w:ascii="Arial" w:cs="Arial" w:eastAsia="Arial" w:hAnsi="Arial"/>
-          <w:b/>
-          <w:bCs/>
-        </w:rPr>
-        <w:t xml:space="preserve">«Дополнительные параметры»</w:t>
-      </w:r>
-      <w:r>
-        <w:rPr>
-          <w:rFonts w:ascii="Arial" w:cs="Arial" w:eastAsia="Arial" w:hAnsi="Arial"/>
-        </w:rPr>
-        <w:t xml:space="preserve"> → </w:t>
-      </w:r>
-      <w:r>
-        <w:rPr>
-          <w:rFonts w:ascii="Arial" w:cs="Arial" w:eastAsia="Arial" w:hAnsi="Arial"/>
-          <w:b/>
-          <w:bCs/>
-        </w:rPr>
-        <w:t xml:space="preserve">«Замещающий текст»</w:t>
-      </w:r>
-      <w:r>
-        <w:rPr>
-          <w:rFonts w:ascii="Arial" w:cs="Arial" w:eastAsia="Arial" w:hAnsi="Arial"/>
-        </w:rPr>
-        <w:t xml:space="preserve">: опишите, что на фото. Например: «Запечённое филе рыбы с брокколи на белой тарелке».</w:t>
-      </w:r>
-    </w:p>
-    <w:p>
-      <w:pPr>
-        <w:pStyle w:val="ListParagraph"/>
-        <w:numPr>
-          <w:ilvl w:val="0"/>
-          <w:numId w:val="11"/>
-        </w:numPr>
-        <w:spacing w:after="80"/>
-      </w:pPr>
-      <w:r>
-        <w:rPr>
-          <w:rFonts w:ascii="Arial" w:cs="Arial" w:eastAsia="Arial" w:hAnsi="Arial"/>
-        </w:rPr>
-        <w:t xml:space="preserve">Нажмите </w:t>
-      </w:r>
-      <w:r>
-        <w:rPr>
-          <w:rFonts w:ascii="Arial" w:cs="Arial" w:eastAsia="Arial" w:hAnsi="Arial"/>
-          <w:b/>
-          <w:bCs/>
-        </w:rPr>
-        <w:t xml:space="preserve">«Опубликовать»</w:t>
-      </w:r>
-      <w:r>
-        <w:rPr>
-          <w:rFonts w:ascii="Arial" w:cs="Arial" w:eastAsia="Arial" w:hAnsi="Arial"/>
-        </w:rPr>
-        <w:t xml:space="preserve">. Или выберите «Опубликовать позже» и поставьте дату: так можно подготовить пины на неделю вперёд.</w:t>
-      </w:r>
-    </w:p>
-    <w:p>
-      <w:pPr>
-        <w:pStyle w:val="Heading1"/>
-        <w:pageBreakBefore/>
-      </w:pPr>
-      <w:r>
-        <w:rPr>
-          <w:rFonts w:ascii="Arial" w:cs="Arial" w:eastAsia="Arial" w:hAnsi="Arial"/>
-        </w:rPr>
-        <w:t xml:space="preserve">Часть 5. Первые 15 пинов: готовые тексты</w:t>
-      </w:r>
-    </w:p>
-    <w:p>
-      <w:pPr>
-        <w:spacing w:after="120"/>
-      </w:pPr>
-      <w:r>
-        <w:rPr>
-          <w:rFonts w:ascii="Arial" w:cs="Arial" w:eastAsia="Arial" w:hAnsi="Arial"/>
-        </w:rPr>
-        <w:t xml:space="preserve">Название и текст на картинке одинаковые. Описание вставляется в поле «Описание». Ссылка у всех: https://menu-gamma-navy-77.vercel.app/</w:t>
+        <w:t xml:space="preserve">на карточке</w:t>
+      </w:r>
+      <w:r>
+        <w:rPr>
+          <w:rFonts w:ascii="Arial" w:cs="Arial" w:eastAsia="Arial" w:hAnsi="Arial"/>
+        </w:rPr>
+        <w:t xml:space="preserve">. Заголовок карточки вставляйте и в поле «Название» пина. Средняя колонка — поле «Описание». Ссылка у всех: https://menu-gamma-navy-77.vercel.app/</w:t>
       </w:r>
     </w:p>
     <w:tbl>
@@ -5281,9 +5099,9 @@
       </w:tblPr>
       <w:tblGrid>
         <w:gridCol w:w="450"/>
-        <w:gridCol w:w="2900"/>
-        <w:gridCol w:w="4088"/>
-        <w:gridCol w:w="2200"/>
+        <w:gridCol w:w="4500"/>
+        <w:gridCol w:w="3088"/>
+        <w:gridCol w:w="1600"/>
       </w:tblGrid>
       <w:tr>
         <w:trPr>
@@ -5319,7 +5137,7 @@
         </w:tc>
         <w:tc>
           <w:tcPr>
-            <w:tcW w:type="dxa" w:w="2900"/>
+            <w:tcW w:type="dxa" w:w="4500"/>
             <w:shd w:fill="2F4F41" w:color="auto" w:val="clear"/>
             <w:tcMar>
               <w:top w:type="dxa" w:w="80"/>
@@ -5341,13 +5159,13 @@
                 <w:sz w:val="19"/>
                 <w:szCs w:val="19"/>
               </w:rPr>
-              <w:t xml:space="preserve">Название = текст на картинке</w:t>
-            </w:r>
-          </w:p>
-        </w:tc>
-        <w:tc>
-          <w:tcPr>
-            <w:tcW w:type="dxa" w:w="4088"/>
+              <w:t xml:space="preserve">Что написать на карточке</w:t>
+            </w:r>
+          </w:p>
+        </w:tc>
+        <w:tc>
+          <w:tcPr>
+            <w:tcW w:type="dxa" w:w="3088"/>
             <w:shd w:fill="2F4F41" w:color="auto" w:val="clear"/>
             <w:tcMar>
               <w:top w:type="dxa" w:w="80"/>
@@ -5369,13 +5187,13 @@
                 <w:sz w:val="19"/>
                 <w:szCs w:val="19"/>
               </w:rPr>
-              <w:t xml:space="preserve">Описание</w:t>
-            </w:r>
-          </w:p>
-        </w:tc>
-        <w:tc>
-          <w:tcPr>
-            <w:tcW w:type="dxa" w:w="2200"/>
+              <w:t xml:space="preserve">Описание пина (поле «Описание»)</w:t>
+            </w:r>
+          </w:p>
+        </w:tc>
+        <w:tc>
+          <w:tcPr>
+            <w:tcW w:type="dxa" w:w="1600"/>
             <w:shd w:fill="2F4F41" w:color="auto" w:val="clear"/>
             <w:tcMar>
               <w:top w:type="dxa" w:w="80"/>
@@ -5429,73 +5247,284 @@
         </w:tc>
         <w:tc>
           <w:tcPr>
-            <w:tcW w:type="dxa" w:w="2900"/>
-            <w:tcMar>
-              <w:top w:type="dxa" w:w="80"/>
-              <w:left w:type="dxa" w:w="110"/>
-              <w:bottom w:type="dxa" w:w="80"/>
-              <w:right w:type="dxa" w:w="110"/>
-            </w:tcMar>
-          </w:tcPr>
-          <w:p>
-            <w:pPr>
-              <w:spacing w:after="40"/>
-            </w:pPr>
-            <w:r>
-              <w:rPr>
-                <w:rFonts w:ascii="Arial" w:cs="Arial" w:eastAsia="Arial" w:hAnsi="Arial"/>
-                <w:sz w:val="19"/>
-                <w:szCs w:val="19"/>
-              </w:rPr>
-              <w:t xml:space="preserve">Что приготовить на ужин: 4 быстрые идеи</w:t>
-            </w:r>
-          </w:p>
-        </w:tc>
-        <w:tc>
-          <w:tcPr>
-            <w:tcW w:type="dxa" w:w="4088"/>
-            <w:tcMar>
-              <w:top w:type="dxa" w:w="80"/>
-              <w:left w:type="dxa" w:w="110"/>
-              <w:bottom w:type="dxa" w:w="80"/>
-              <w:right w:type="dxa" w:w="110"/>
-            </w:tcMar>
-          </w:tcPr>
-          <w:p>
-            <w:pPr>
-              <w:spacing w:after="40"/>
-            </w:pPr>
-            <w:r>
-              <w:rPr>
-                <w:rFonts w:ascii="Arial" w:cs="Arial" w:eastAsia="Arial" w:hAnsi="Arial"/>
-                <w:sz w:val="19"/>
-                <w:szCs w:val="19"/>
-              </w:rPr>
-              <w:t xml:space="preserve">4 простых ужина за 20–30 минут: рыба с брокколи, омлет, салат с курицей, овощи с тофу. Сохраните, чтобы не думать вечером.</w:t>
-            </w:r>
-          </w:p>
-        </w:tc>
-        <w:tc>
-          <w:tcPr>
-            <w:tcW w:type="dxa" w:w="2200"/>
-            <w:tcMar>
-              <w:top w:type="dxa" w:w="80"/>
-              <w:left w:type="dxa" w:w="110"/>
-              <w:bottom w:type="dxa" w:w="80"/>
-              <w:right w:type="dxa" w:w="110"/>
-            </w:tcMar>
-          </w:tcPr>
-          <w:p>
-            <w:pPr>
-              <w:spacing w:after="40"/>
-            </w:pPr>
-            <w:r>
-              <w:rPr>
-                <w:rFonts w:ascii="Arial" w:cs="Arial" w:eastAsia="Arial" w:hAnsi="Arial"/>
-                <w:sz w:val="19"/>
-                <w:szCs w:val="19"/>
-              </w:rPr>
-              <w:t xml:space="preserve">Быстрые ужины</w:t>
+            <w:tcW w:type="dxa" w:w="4500"/>
+            <w:tcMar>
+              <w:top w:type="dxa" w:w="80"/>
+              <w:left w:type="dxa" w:w="110"/>
+              <w:bottom w:type="dxa" w:w="80"/>
+              <w:right w:type="dxa" w:w="110"/>
+            </w:tcMar>
+          </w:tcPr>
+          <w:p>
+            <w:pPr>
+              <w:spacing w:after="40"/>
+            </w:pPr>
+            <w:r>
+              <w:rPr>
+                <w:rFonts w:ascii="Arial" w:cs="Arial" w:eastAsia="Arial" w:hAnsi="Arial"/>
+                <w:b/>
+                <w:bCs/>
+                <w:sz w:val="19"/>
+                <w:szCs w:val="19"/>
+              </w:rPr>
+              <w:t xml:space="preserve">Метка:</w:t>
+            </w:r>
+            <w:r>
+              <w:rPr>
+                <w:rFonts w:ascii="Arial" w:cs="Arial" w:eastAsia="Arial" w:hAnsi="Arial"/>
+                <w:sz w:val="19"/>
+                <w:szCs w:val="19"/>
+              </w:rPr>
+              <w:t xml:space="preserve"> меню на неделю</w:t>
+            </w:r>
+          </w:p>
+          <w:p>
+            <w:pPr>
+              <w:spacing w:after="40"/>
+            </w:pPr>
+            <w:r>
+              <w:rPr>
+                <w:rFonts w:ascii="Arial" w:cs="Arial" w:eastAsia="Arial" w:hAnsi="Arial"/>
+                <w:b/>
+                <w:bCs/>
+                <w:sz w:val="19"/>
+                <w:szCs w:val="19"/>
+              </w:rPr>
+              <w:t xml:space="preserve">Заголовок:</w:t>
+            </w:r>
+            <w:r>
+              <w:rPr>
+                <w:rFonts w:ascii="Arial" w:cs="Arial" w:eastAsia="Arial" w:hAnsi="Arial"/>
+                <w:sz w:val="19"/>
+                <w:szCs w:val="19"/>
+              </w:rPr>
+              <w:t xml:space="preserve"> 5 правил меню на неделю без стресса</w:t>
+            </w:r>
+          </w:p>
+          <w:p>
+            <w:pPr>
+              <w:spacing w:after="40"/>
+            </w:pPr>
+            <w:r>
+              <w:rPr>
+                <w:rFonts w:ascii="Arial" w:cs="Arial" w:eastAsia="Arial" w:hAnsi="Arial"/>
+                <w:sz w:val="19"/>
+                <w:szCs w:val="19"/>
+              </w:rPr>
+              <w:t xml:space="preserve">1. </w:t>
+            </w:r>
+            <w:r>
+              <w:rPr>
+                <w:rFonts w:ascii="Arial" w:cs="Arial" w:eastAsia="Arial" w:hAnsi="Arial"/>
+                <w:b/>
+                <w:bCs/>
+                <w:sz w:val="19"/>
+                <w:szCs w:val="19"/>
+              </w:rPr>
+              <w:t xml:space="preserve">Планируйте ужины первыми</w:t>
+            </w:r>
+            <w:r>
+              <w:rPr>
+                <w:rFonts w:ascii="Arial" w:cs="Arial" w:eastAsia="Arial" w:hAnsi="Arial"/>
+                <w:sz w:val="19"/>
+                <w:szCs w:val="19"/>
+              </w:rPr>
+              <w:t xml:space="preserve"> — Завтраки проще повторять</w:t>
+            </w:r>
+          </w:p>
+          <w:p>
+            <w:pPr>
+              <w:spacing w:after="40"/>
+            </w:pPr>
+            <w:r>
+              <w:rPr>
+                <w:rFonts w:ascii="Arial" w:cs="Arial" w:eastAsia="Arial" w:hAnsi="Arial"/>
+                <w:sz w:val="19"/>
+                <w:szCs w:val="19"/>
+              </w:rPr>
+              <w:t xml:space="preserve">2. </w:t>
+            </w:r>
+            <w:r>
+              <w:rPr>
+                <w:rFonts w:ascii="Arial" w:cs="Arial" w:eastAsia="Arial" w:hAnsi="Arial"/>
+                <w:b/>
+                <w:bCs/>
+                <w:sz w:val="19"/>
+                <w:szCs w:val="19"/>
+              </w:rPr>
+              <w:t xml:space="preserve">Берите 2–3 основы на неделю</w:t>
+            </w:r>
+            <w:r>
+              <w:rPr>
+                <w:rFonts w:ascii="Arial" w:cs="Arial" w:eastAsia="Arial" w:hAnsi="Arial"/>
+                <w:sz w:val="19"/>
+                <w:szCs w:val="19"/>
+              </w:rPr>
+              <w:t xml:space="preserve"> — Крупа и белок на несколько блюд</w:t>
+            </w:r>
+          </w:p>
+          <w:p>
+            <w:pPr>
+              <w:spacing w:after="40"/>
+            </w:pPr>
+            <w:r>
+              <w:rPr>
+                <w:rFonts w:ascii="Arial" w:cs="Arial" w:eastAsia="Arial" w:hAnsi="Arial"/>
+                <w:sz w:val="19"/>
+                <w:szCs w:val="19"/>
+              </w:rPr>
+              <w:t xml:space="preserve">3. </w:t>
+            </w:r>
+            <w:r>
+              <w:rPr>
+                <w:rFonts w:ascii="Arial" w:cs="Arial" w:eastAsia="Arial" w:hAnsi="Arial"/>
+                <w:b/>
+                <w:bCs/>
+                <w:sz w:val="19"/>
+                <w:szCs w:val="19"/>
+              </w:rPr>
+              <w:t xml:space="preserve">Повторяйте блюда</w:t>
+            </w:r>
+            <w:r>
+              <w:rPr>
+                <w:rFonts w:ascii="Arial" w:cs="Arial" w:eastAsia="Arial" w:hAnsi="Arial"/>
+                <w:sz w:val="19"/>
+                <w:szCs w:val="19"/>
+              </w:rPr>
+              <w:t xml:space="preserve"> — Одно блюдо на 2 дня — это нормально</w:t>
+            </w:r>
+          </w:p>
+          <w:p>
+            <w:pPr>
+              <w:spacing w:after="40"/>
+            </w:pPr>
+            <w:r>
+              <w:rPr>
+                <w:rFonts w:ascii="Arial" w:cs="Arial" w:eastAsia="Arial" w:hAnsi="Arial"/>
+                <w:sz w:val="19"/>
+                <w:szCs w:val="19"/>
+              </w:rPr>
+              <w:t xml:space="preserve">4. </w:t>
+            </w:r>
+            <w:r>
+              <w:rPr>
+                <w:rFonts w:ascii="Arial" w:cs="Arial" w:eastAsia="Arial" w:hAnsi="Arial"/>
+                <w:b/>
+                <w:bCs/>
+                <w:sz w:val="19"/>
+                <w:szCs w:val="19"/>
+              </w:rPr>
+              <w:t xml:space="preserve">Оставьте свободный день</w:t>
+            </w:r>
+            <w:r>
+              <w:rPr>
+                <w:rFonts w:ascii="Arial" w:cs="Arial" w:eastAsia="Arial" w:hAnsi="Arial"/>
+                <w:sz w:val="19"/>
+                <w:szCs w:val="19"/>
+              </w:rPr>
+              <w:t xml:space="preserve"> — Для остатков или ужина вне дома</w:t>
+            </w:r>
+          </w:p>
+          <w:p>
+            <w:pPr>
+              <w:spacing w:after="40"/>
+            </w:pPr>
+            <w:r>
+              <w:rPr>
+                <w:rFonts w:ascii="Arial" w:cs="Arial" w:eastAsia="Arial" w:hAnsi="Arial"/>
+                <w:sz w:val="19"/>
+                <w:szCs w:val="19"/>
+              </w:rPr>
+              <w:t xml:space="preserve">5. </w:t>
+            </w:r>
+            <w:r>
+              <w:rPr>
+                <w:rFonts w:ascii="Arial" w:cs="Arial" w:eastAsia="Arial" w:hAnsi="Arial"/>
+                <w:b/>
+                <w:bCs/>
+                <w:sz w:val="19"/>
+                <w:szCs w:val="19"/>
+              </w:rPr>
+              <w:t xml:space="preserve">Пишите список сразу</w:t>
+            </w:r>
+            <w:r>
+              <w:rPr>
+                <w:rFonts w:ascii="Arial" w:cs="Arial" w:eastAsia="Arial" w:hAnsi="Arial"/>
+                <w:sz w:val="19"/>
+                <w:szCs w:val="19"/>
+              </w:rPr>
+              <w:t xml:space="preserve"> — Меню и покупки — в один вечер</w:t>
+            </w:r>
+          </w:p>
+          <w:p>
+            <w:pPr>
+              <w:spacing w:after="40"/>
+            </w:pPr>
+            <w:r>
+              <w:rPr>
+                <w:rFonts w:ascii="Arial" w:cs="Arial" w:eastAsia="Arial" w:hAnsi="Arial"/>
+                <w:b/>
+                <w:bCs/>
+                <w:sz w:val="19"/>
+                <w:szCs w:val="19"/>
+              </w:rPr>
+              <w:t xml:space="preserve">Фраза:</w:t>
+            </w:r>
+            <w:r>
+              <w:rPr>
+                <w:rFonts w:ascii="Arial" w:cs="Arial" w:eastAsia="Arial" w:hAnsi="Arial"/>
+                <w:sz w:val="19"/>
+                <w:szCs w:val="19"/>
+              </w:rPr>
+              <w:t xml:space="preserve"> сохраните на воскресенье</w:t>
+            </w:r>
+          </w:p>
+        </w:tc>
+        <w:tc>
+          <w:tcPr>
+            <w:tcW w:type="dxa" w:w="3088"/>
+            <w:tcMar>
+              <w:top w:type="dxa" w:w="80"/>
+              <w:left w:type="dxa" w:w="110"/>
+              <w:bottom w:type="dxa" w:w="80"/>
+              <w:right w:type="dxa" w:w="110"/>
+            </w:tcMar>
+          </w:tcPr>
+          <w:p>
+            <w:pPr>
+              <w:spacing w:after="40"/>
+            </w:pPr>
+            <w:r>
+              <w:rPr>
+                <w:rFonts w:ascii="Arial" w:cs="Arial" w:eastAsia="Arial" w:hAnsi="Arial"/>
+                <w:sz w:val="19"/>
+                <w:szCs w:val="19"/>
+              </w:rPr>
+              <w:t xml:space="preserve">Как составить меню на неделю и не тратить на это весь вечер: 5 простых правил. Меню на неделю из обычных продуктов, без диет и подсчётов. Готовое меню на 4 недели — по ссылке.</w:t>
+            </w:r>
+          </w:p>
+        </w:tc>
+        <w:tc>
+          <w:tcPr>
+            <w:tcW w:type="dxa" w:w="1600"/>
+            <w:tcMar>
+              <w:top w:type="dxa" w:w="80"/>
+              <w:left w:type="dxa" w:w="110"/>
+              <w:bottom w:type="dxa" w:w="80"/>
+              <w:right w:type="dxa" w:w="110"/>
+            </w:tcMar>
+          </w:tcPr>
+          <w:p>
+            <w:pPr>
+              <w:spacing w:after="40"/>
+            </w:pPr>
+            <w:r>
+              <w:rPr>
+                <w:rFonts w:ascii="Arial" w:cs="Arial" w:eastAsia="Arial" w:hAnsi="Arial"/>
+                <w:sz w:val="19"/>
+                <w:szCs w:val="19"/>
+              </w:rPr>
+              <w:t xml:space="preserve">Меню на неделю</w:t>
             </w:r>
           </w:p>
         </w:tc>
@@ -5527,73 +5556,284 @@
         </w:tc>
         <w:tc>
           <w:tcPr>
-            <w:tcW w:type="dxa" w:w="2900"/>
-            <w:tcMar>
-              <w:top w:type="dxa" w:w="80"/>
-              <w:left w:type="dxa" w:w="110"/>
-              <w:bottom w:type="dxa" w:w="80"/>
-              <w:right w:type="dxa" w:w="110"/>
-            </w:tcMar>
-          </w:tcPr>
-          <w:p>
-            <w:pPr>
-              <w:spacing w:after="40"/>
-            </w:pPr>
-            <w:r>
-              <w:rPr>
-                <w:rFonts w:ascii="Arial" w:cs="Arial" w:eastAsia="Arial" w:hAnsi="Arial"/>
-                <w:sz w:val="19"/>
-                <w:szCs w:val="19"/>
-              </w:rPr>
-              <w:t xml:space="preserve">Запечённая рыба с брокколи за 25 минут</w:t>
-            </w:r>
-          </w:p>
-        </w:tc>
-        <w:tc>
-          <w:tcPr>
-            <w:tcW w:type="dxa" w:w="4088"/>
-            <w:tcMar>
-              <w:top w:type="dxa" w:w="80"/>
-              <w:left w:type="dxa" w:w="110"/>
-              <w:bottom w:type="dxa" w:w="80"/>
-              <w:right w:type="dxa" w:w="110"/>
-            </w:tcMar>
-          </w:tcPr>
-          <w:p>
-            <w:pPr>
-              <w:spacing w:after="40"/>
-            </w:pPr>
-            <w:r>
-              <w:rPr>
-                <w:rFonts w:ascii="Arial" w:cs="Arial" w:eastAsia="Arial" w:hAnsi="Arial"/>
-                <w:sz w:val="19"/>
-                <w:szCs w:val="19"/>
-              </w:rPr>
-              <w:t xml:space="preserve">Лёгкий и сытный ужин из 4 продуктов. Простой рецепт на каждый день. Ещё 27 дней готового меню — по ссылке.</w:t>
-            </w:r>
-          </w:p>
-        </w:tc>
-        <w:tc>
-          <w:tcPr>
-            <w:tcW w:type="dxa" w:w="2200"/>
-            <w:tcMar>
-              <w:top w:type="dxa" w:w="80"/>
-              <w:left w:type="dxa" w:w="110"/>
-              <w:bottom w:type="dxa" w:w="80"/>
-              <w:right w:type="dxa" w:w="110"/>
-            </w:tcMar>
-          </w:tcPr>
-          <w:p>
-            <w:pPr>
-              <w:spacing w:after="40"/>
-            </w:pPr>
-            <w:r>
-              <w:rPr>
-                <w:rFonts w:ascii="Arial" w:cs="Arial" w:eastAsia="Arial" w:hAnsi="Arial"/>
-                <w:sz w:val="19"/>
-                <w:szCs w:val="19"/>
-              </w:rPr>
-              <w:t xml:space="preserve">Быстрые ужины</w:t>
+            <w:tcW w:type="dxa" w:w="4500"/>
+            <w:tcMar>
+              <w:top w:type="dxa" w:w="80"/>
+              <w:left w:type="dxa" w:w="110"/>
+              <w:bottom w:type="dxa" w:w="80"/>
+              <w:right w:type="dxa" w:w="110"/>
+            </w:tcMar>
+          </w:tcPr>
+          <w:p>
+            <w:pPr>
+              <w:spacing w:after="40"/>
+            </w:pPr>
+            <w:r>
+              <w:rPr>
+                <w:rFonts w:ascii="Arial" w:cs="Arial" w:eastAsia="Arial" w:hAnsi="Arial"/>
+                <w:b/>
+                <w:bCs/>
+                <w:sz w:val="19"/>
+                <w:szCs w:val="19"/>
+              </w:rPr>
+              <w:t xml:space="preserve">Метка:</w:t>
+            </w:r>
+            <w:r>
+              <w:rPr>
+                <w:rFonts w:ascii="Arial" w:cs="Arial" w:eastAsia="Arial" w:hAnsi="Arial"/>
+                <w:sz w:val="19"/>
+                <w:szCs w:val="19"/>
+              </w:rPr>
+              <w:t xml:space="preserve"> пошагово</w:t>
+            </w:r>
+          </w:p>
+          <w:p>
+            <w:pPr>
+              <w:spacing w:after="40"/>
+            </w:pPr>
+            <w:r>
+              <w:rPr>
+                <w:rFonts w:ascii="Arial" w:cs="Arial" w:eastAsia="Arial" w:hAnsi="Arial"/>
+                <w:b/>
+                <w:bCs/>
+                <w:sz w:val="19"/>
+                <w:szCs w:val="19"/>
+              </w:rPr>
+              <w:t xml:space="preserve">Заголовок:</w:t>
+            </w:r>
+            <w:r>
+              <w:rPr>
+                <w:rFonts w:ascii="Arial" w:cs="Arial" w:eastAsia="Arial" w:hAnsi="Arial"/>
+                <w:sz w:val="19"/>
+                <w:szCs w:val="19"/>
+              </w:rPr>
+              <w:t xml:space="preserve"> Как составить меню на неделю за 15 минут</w:t>
+            </w:r>
+          </w:p>
+          <w:p>
+            <w:pPr>
+              <w:spacing w:after="40"/>
+            </w:pPr>
+            <w:r>
+              <w:rPr>
+                <w:rFonts w:ascii="Arial" w:cs="Arial" w:eastAsia="Arial" w:hAnsi="Arial"/>
+                <w:sz w:val="19"/>
+                <w:szCs w:val="19"/>
+              </w:rPr>
+              <w:t xml:space="preserve">1. </w:t>
+            </w:r>
+            <w:r>
+              <w:rPr>
+                <w:rFonts w:ascii="Arial" w:cs="Arial" w:eastAsia="Arial" w:hAnsi="Arial"/>
+                <w:b/>
+                <w:bCs/>
+                <w:sz w:val="19"/>
+                <w:szCs w:val="19"/>
+              </w:rPr>
+              <w:t xml:space="preserve">Посмотрите на свою неделю</w:t>
+            </w:r>
+            <w:r>
+              <w:rPr>
+                <w:rFonts w:ascii="Arial" w:cs="Arial" w:eastAsia="Arial" w:hAnsi="Arial"/>
+                <w:sz w:val="19"/>
+                <w:szCs w:val="19"/>
+              </w:rPr>
+              <w:t xml:space="preserve"> — Где поздние вечера, где гости</w:t>
+            </w:r>
+          </w:p>
+          <w:p>
+            <w:pPr>
+              <w:spacing w:after="40"/>
+            </w:pPr>
+            <w:r>
+              <w:rPr>
+                <w:rFonts w:ascii="Arial" w:cs="Arial" w:eastAsia="Arial" w:hAnsi="Arial"/>
+                <w:sz w:val="19"/>
+                <w:szCs w:val="19"/>
+              </w:rPr>
+              <w:t xml:space="preserve">2. </w:t>
+            </w:r>
+            <w:r>
+              <w:rPr>
+                <w:rFonts w:ascii="Arial" w:cs="Arial" w:eastAsia="Arial" w:hAnsi="Arial"/>
+                <w:b/>
+                <w:bCs/>
+                <w:sz w:val="19"/>
+                <w:szCs w:val="19"/>
+              </w:rPr>
+              <w:t xml:space="preserve">Выберите 4 ужина</w:t>
+            </w:r>
+            <w:r>
+              <w:rPr>
+                <w:rFonts w:ascii="Arial" w:cs="Arial" w:eastAsia="Arial" w:hAnsi="Arial"/>
+                <w:sz w:val="19"/>
+                <w:szCs w:val="19"/>
+              </w:rPr>
+              <w:t xml:space="preserve"> — Остальные дни — повторы и остатки</w:t>
+            </w:r>
+          </w:p>
+          <w:p>
+            <w:pPr>
+              <w:spacing w:after="40"/>
+            </w:pPr>
+            <w:r>
+              <w:rPr>
+                <w:rFonts w:ascii="Arial" w:cs="Arial" w:eastAsia="Arial" w:hAnsi="Arial"/>
+                <w:sz w:val="19"/>
+                <w:szCs w:val="19"/>
+              </w:rPr>
+              <w:t xml:space="preserve">3. </w:t>
+            </w:r>
+            <w:r>
+              <w:rPr>
+                <w:rFonts w:ascii="Arial" w:cs="Arial" w:eastAsia="Arial" w:hAnsi="Arial"/>
+                <w:b/>
+                <w:bCs/>
+                <w:sz w:val="19"/>
+                <w:szCs w:val="19"/>
+              </w:rPr>
+              <w:t xml:space="preserve">Добавьте 2 завтрака</w:t>
+            </w:r>
+            <w:r>
+              <w:rPr>
+                <w:rFonts w:ascii="Arial" w:cs="Arial" w:eastAsia="Arial" w:hAnsi="Arial"/>
+                <w:sz w:val="19"/>
+                <w:szCs w:val="19"/>
+              </w:rPr>
+              <w:t xml:space="preserve"> — И чередуйте их</w:t>
+            </w:r>
+          </w:p>
+          <w:p>
+            <w:pPr>
+              <w:spacing w:after="40"/>
+            </w:pPr>
+            <w:r>
+              <w:rPr>
+                <w:rFonts w:ascii="Arial" w:cs="Arial" w:eastAsia="Arial" w:hAnsi="Arial"/>
+                <w:sz w:val="19"/>
+                <w:szCs w:val="19"/>
+              </w:rPr>
+              <w:t xml:space="preserve">4. </w:t>
+            </w:r>
+            <w:r>
+              <w:rPr>
+                <w:rFonts w:ascii="Arial" w:cs="Arial" w:eastAsia="Arial" w:hAnsi="Arial"/>
+                <w:b/>
+                <w:bCs/>
+                <w:sz w:val="19"/>
+                <w:szCs w:val="19"/>
+              </w:rPr>
+              <w:t xml:space="preserve">Проверьте холодильник</w:t>
+            </w:r>
+            <w:r>
+              <w:rPr>
+                <w:rFonts w:ascii="Arial" w:cs="Arial" w:eastAsia="Arial" w:hAnsi="Arial"/>
+                <w:sz w:val="19"/>
+                <w:szCs w:val="19"/>
+              </w:rPr>
+              <w:t xml:space="preserve"> — Что нужно съесть в первую очередь</w:t>
+            </w:r>
+          </w:p>
+          <w:p>
+            <w:pPr>
+              <w:spacing w:after="40"/>
+            </w:pPr>
+            <w:r>
+              <w:rPr>
+                <w:rFonts w:ascii="Arial" w:cs="Arial" w:eastAsia="Arial" w:hAnsi="Arial"/>
+                <w:sz w:val="19"/>
+                <w:szCs w:val="19"/>
+              </w:rPr>
+              <w:t xml:space="preserve">5. </w:t>
+            </w:r>
+            <w:r>
+              <w:rPr>
+                <w:rFonts w:ascii="Arial" w:cs="Arial" w:eastAsia="Arial" w:hAnsi="Arial"/>
+                <w:b/>
+                <w:bCs/>
+                <w:sz w:val="19"/>
+                <w:szCs w:val="19"/>
+              </w:rPr>
+              <w:t xml:space="preserve">Составьте список покупок</w:t>
+            </w:r>
+            <w:r>
+              <w:rPr>
+                <w:rFonts w:ascii="Arial" w:cs="Arial" w:eastAsia="Arial" w:hAnsi="Arial"/>
+                <w:sz w:val="19"/>
+                <w:szCs w:val="19"/>
+              </w:rPr>
+              <w:t xml:space="preserve"> — Сразу по отделам магазина</w:t>
+            </w:r>
+          </w:p>
+          <w:p>
+            <w:pPr>
+              <w:spacing w:after="40"/>
+            </w:pPr>
+            <w:r>
+              <w:rPr>
+                <w:rFonts w:ascii="Arial" w:cs="Arial" w:eastAsia="Arial" w:hAnsi="Arial"/>
+                <w:b/>
+                <w:bCs/>
+                <w:sz w:val="19"/>
+                <w:szCs w:val="19"/>
+              </w:rPr>
+              <w:t xml:space="preserve">Фраза:</w:t>
+            </w:r>
+            <w:r>
+              <w:rPr>
+                <w:rFonts w:ascii="Arial" w:cs="Arial" w:eastAsia="Arial" w:hAnsi="Arial"/>
+                <w:sz w:val="19"/>
+                <w:szCs w:val="19"/>
+              </w:rPr>
+              <w:t xml:space="preserve"> проще, чем кажется</w:t>
+            </w:r>
+          </w:p>
+        </w:tc>
+        <w:tc>
+          <w:tcPr>
+            <w:tcW w:type="dxa" w:w="3088"/>
+            <w:tcMar>
+              <w:top w:type="dxa" w:w="80"/>
+              <w:left w:type="dxa" w:w="110"/>
+              <w:bottom w:type="dxa" w:w="80"/>
+              <w:right w:type="dxa" w:w="110"/>
+            </w:tcMar>
+          </w:tcPr>
+          <w:p>
+            <w:pPr>
+              <w:spacing w:after="40"/>
+            </w:pPr>
+            <w:r>
+              <w:rPr>
+                <w:rFonts w:ascii="Arial" w:cs="Arial" w:eastAsia="Arial" w:hAnsi="Arial"/>
+                <w:sz w:val="19"/>
+                <w:szCs w:val="19"/>
+              </w:rPr>
+              <w:t xml:space="preserve">Пошаговая схема, как составить меню на неделю для себя или семьи за 15 минут. Сохраните и попробуйте в выходные. Если не хочется составлять самой — готовое меню на месяц по ссылке.</w:t>
+            </w:r>
+          </w:p>
+        </w:tc>
+        <w:tc>
+          <w:tcPr>
+            <w:tcW w:type="dxa" w:w="1600"/>
+            <w:tcMar>
+              <w:top w:type="dxa" w:w="80"/>
+              <w:left w:type="dxa" w:w="110"/>
+              <w:bottom w:type="dxa" w:w="80"/>
+              <w:right w:type="dxa" w:w="110"/>
+            </w:tcMar>
+          </w:tcPr>
+          <w:p>
+            <w:pPr>
+              <w:spacing w:after="40"/>
+            </w:pPr>
+            <w:r>
+              <w:rPr>
+                <w:rFonts w:ascii="Arial" w:cs="Arial" w:eastAsia="Arial" w:hAnsi="Arial"/>
+                <w:sz w:val="19"/>
+                <w:szCs w:val="19"/>
+              </w:rPr>
+              <w:t xml:space="preserve">Меню на неделю</w:t>
             </w:r>
           </w:p>
         </w:tc>
@@ -5625,73 +5865,284 @@
         </w:tc>
         <w:tc>
           <w:tcPr>
-            <w:tcW w:type="dxa" w:w="2900"/>
-            <w:tcMar>
-              <w:top w:type="dxa" w:w="80"/>
-              <w:left w:type="dxa" w:w="110"/>
-              <w:bottom w:type="dxa" w:w="80"/>
-              <w:right w:type="dxa" w:w="110"/>
-            </w:tcMar>
-          </w:tcPr>
-          <w:p>
-            <w:pPr>
-              <w:spacing w:after="40"/>
-            </w:pPr>
-            <w:r>
-              <w:rPr>
-                <w:rFonts w:ascii="Arial" w:cs="Arial" w:eastAsia="Arial" w:hAnsi="Arial"/>
-                <w:sz w:val="19"/>
-                <w:szCs w:val="19"/>
-              </w:rPr>
-              <w:t xml:space="preserve">4 формулы полезного завтрака</w:t>
-            </w:r>
-          </w:p>
-        </w:tc>
-        <w:tc>
-          <w:tcPr>
-            <w:tcW w:type="dxa" w:w="4088"/>
-            <w:tcMar>
-              <w:top w:type="dxa" w:w="80"/>
-              <w:left w:type="dxa" w:w="110"/>
-              <w:bottom w:type="dxa" w:w="80"/>
-              <w:right w:type="dxa" w:w="110"/>
-            </w:tcMar>
-          </w:tcPr>
-          <w:p>
-            <w:pPr>
-              <w:spacing w:after="40"/>
-            </w:pPr>
-            <w:r>
-              <w:rPr>
-                <w:rFonts w:ascii="Arial" w:cs="Arial" w:eastAsia="Arial" w:hAnsi="Arial"/>
-                <w:sz w:val="19"/>
-                <w:szCs w:val="19"/>
-              </w:rPr>
-              <w:t xml:space="preserve">Яйца + тост + томат, йогурт + овсянка + ягоды, овсянка + банан + ореховая паста, авокадо + яйцо + тост. Сохраните и выбирайте утром.</w:t>
-            </w:r>
-          </w:p>
-        </w:tc>
-        <w:tc>
-          <w:tcPr>
-            <w:tcW w:type="dxa" w:w="2200"/>
-            <w:tcMar>
-              <w:top w:type="dxa" w:w="80"/>
-              <w:left w:type="dxa" w:w="110"/>
-              <w:bottom w:type="dxa" w:w="80"/>
-              <w:right w:type="dxa" w:w="110"/>
-            </w:tcMar>
-          </w:tcPr>
-          <w:p>
-            <w:pPr>
-              <w:spacing w:after="40"/>
-            </w:pPr>
-            <w:r>
-              <w:rPr>
-                <w:rFonts w:ascii="Arial" w:cs="Arial" w:eastAsia="Arial" w:hAnsi="Arial"/>
-                <w:sz w:val="19"/>
-                <w:szCs w:val="19"/>
-              </w:rPr>
-              <w:t xml:space="preserve">Полезные завтраки</w:t>
+            <w:tcW w:type="dxa" w:w="4500"/>
+            <w:tcMar>
+              <w:top w:type="dxa" w:w="80"/>
+              <w:left w:type="dxa" w:w="110"/>
+              <w:bottom w:type="dxa" w:w="80"/>
+              <w:right w:type="dxa" w:w="110"/>
+            </w:tcMar>
+          </w:tcPr>
+          <w:p>
+            <w:pPr>
+              <w:spacing w:after="40"/>
+            </w:pPr>
+            <w:r>
+              <w:rPr>
+                <w:rFonts w:ascii="Arial" w:cs="Arial" w:eastAsia="Arial" w:hAnsi="Arial"/>
+                <w:b/>
+                <w:bCs/>
+                <w:sz w:val="19"/>
+                <w:szCs w:val="19"/>
+              </w:rPr>
+              <w:t xml:space="preserve">Метка:</w:t>
+            </w:r>
+            <w:r>
+              <w:rPr>
+                <w:rFonts w:ascii="Arial" w:cs="Arial" w:eastAsia="Arial" w:hAnsi="Arial"/>
+                <w:sz w:val="19"/>
+                <w:szCs w:val="19"/>
+              </w:rPr>
+              <w:t xml:space="preserve"> готовое меню</w:t>
+            </w:r>
+          </w:p>
+          <w:p>
+            <w:pPr>
+              <w:spacing w:after="40"/>
+            </w:pPr>
+            <w:r>
+              <w:rPr>
+                <w:rFonts w:ascii="Arial" w:cs="Arial" w:eastAsia="Arial" w:hAnsi="Arial"/>
+                <w:b/>
+                <w:bCs/>
+                <w:sz w:val="19"/>
+                <w:szCs w:val="19"/>
+              </w:rPr>
+              <w:t xml:space="preserve">Заголовок:</w:t>
+            </w:r>
+            <w:r>
+              <w:rPr>
+                <w:rFonts w:ascii="Arial" w:cs="Arial" w:eastAsia="Arial" w:hAnsi="Arial"/>
+                <w:sz w:val="19"/>
+                <w:szCs w:val="19"/>
+              </w:rPr>
+              <w:t xml:space="preserve"> Что внутри меню на 4 недели</w:t>
+            </w:r>
+          </w:p>
+          <w:p>
+            <w:pPr>
+              <w:spacing w:after="40"/>
+            </w:pPr>
+            <w:r>
+              <w:rPr>
+                <w:rFonts w:ascii="Arial" w:cs="Arial" w:eastAsia="Arial" w:hAnsi="Arial"/>
+                <w:sz w:val="19"/>
+                <w:szCs w:val="19"/>
+              </w:rPr>
+              <w:t xml:space="preserve">1. </w:t>
+            </w:r>
+            <w:r>
+              <w:rPr>
+                <w:rFonts w:ascii="Arial" w:cs="Arial" w:eastAsia="Arial" w:hAnsi="Arial"/>
+                <w:b/>
+                <w:bCs/>
+                <w:sz w:val="19"/>
+                <w:szCs w:val="19"/>
+              </w:rPr>
+              <w:t xml:space="preserve">28 дней меню</w:t>
+            </w:r>
+            <w:r>
+              <w:rPr>
+                <w:rFonts w:ascii="Arial" w:cs="Arial" w:eastAsia="Arial" w:hAnsi="Arial"/>
+                <w:sz w:val="19"/>
+                <w:szCs w:val="19"/>
+              </w:rPr>
+              <w:t xml:space="preserve"> — Завтрак, обед, перекус и ужин</w:t>
+            </w:r>
+          </w:p>
+          <w:p>
+            <w:pPr>
+              <w:spacing w:after="40"/>
+            </w:pPr>
+            <w:r>
+              <w:rPr>
+                <w:rFonts w:ascii="Arial" w:cs="Arial" w:eastAsia="Arial" w:hAnsi="Arial"/>
+                <w:sz w:val="19"/>
+                <w:szCs w:val="19"/>
+              </w:rPr>
+              <w:t xml:space="preserve">2. </w:t>
+            </w:r>
+            <w:r>
+              <w:rPr>
+                <w:rFonts w:ascii="Arial" w:cs="Arial" w:eastAsia="Arial" w:hAnsi="Arial"/>
+                <w:b/>
+                <w:bCs/>
+                <w:sz w:val="19"/>
+                <w:szCs w:val="19"/>
+              </w:rPr>
+              <w:t xml:space="preserve">КБЖУ и граммовки</w:t>
+            </w:r>
+            <w:r>
+              <w:rPr>
+                <w:rFonts w:ascii="Arial" w:cs="Arial" w:eastAsia="Arial" w:hAnsi="Arial"/>
+                <w:sz w:val="19"/>
+                <w:szCs w:val="19"/>
+              </w:rPr>
+              <w:t xml:space="preserve"> — На каждый приём пищи</w:t>
+            </w:r>
+          </w:p>
+          <w:p>
+            <w:pPr>
+              <w:spacing w:after="40"/>
+            </w:pPr>
+            <w:r>
+              <w:rPr>
+                <w:rFonts w:ascii="Arial" w:cs="Arial" w:eastAsia="Arial" w:hAnsi="Arial"/>
+                <w:sz w:val="19"/>
+                <w:szCs w:val="19"/>
+              </w:rPr>
+              <w:t xml:space="preserve">3. </w:t>
+            </w:r>
+            <w:r>
+              <w:rPr>
+                <w:rFonts w:ascii="Arial" w:cs="Arial" w:eastAsia="Arial" w:hAnsi="Arial"/>
+                <w:b/>
+                <w:bCs/>
+                <w:sz w:val="19"/>
+                <w:szCs w:val="19"/>
+              </w:rPr>
+              <w:t xml:space="preserve">Списки покупок</w:t>
+            </w:r>
+            <w:r>
+              <w:rPr>
+                <w:rFonts w:ascii="Arial" w:cs="Arial" w:eastAsia="Arial" w:hAnsi="Arial"/>
+                <w:sz w:val="19"/>
+                <w:szCs w:val="19"/>
+              </w:rPr>
+              <w:t xml:space="preserve"> — На каждую неделю</w:t>
+            </w:r>
+          </w:p>
+          <w:p>
+            <w:pPr>
+              <w:spacing w:after="40"/>
+            </w:pPr>
+            <w:r>
+              <w:rPr>
+                <w:rFonts w:ascii="Arial" w:cs="Arial" w:eastAsia="Arial" w:hAnsi="Arial"/>
+                <w:sz w:val="19"/>
+                <w:szCs w:val="19"/>
+              </w:rPr>
+              <w:t xml:space="preserve">4. </w:t>
+            </w:r>
+            <w:r>
+              <w:rPr>
+                <w:rFonts w:ascii="Arial" w:cs="Arial" w:eastAsia="Arial" w:hAnsi="Arial"/>
+                <w:b/>
+                <w:bCs/>
+                <w:sz w:val="19"/>
+                <w:szCs w:val="19"/>
+              </w:rPr>
+              <w:t xml:space="preserve">План заготовок</w:t>
+            </w:r>
+            <w:r>
+              <w:rPr>
+                <w:rFonts w:ascii="Arial" w:cs="Arial" w:eastAsia="Arial" w:hAnsi="Arial"/>
+                <w:sz w:val="19"/>
+                <w:szCs w:val="19"/>
+              </w:rPr>
+              <w:t xml:space="preserve"> — Воскресенье и мини-заготовка в среду</w:t>
+            </w:r>
+          </w:p>
+          <w:p>
+            <w:pPr>
+              <w:spacing w:after="40"/>
+            </w:pPr>
+            <w:r>
+              <w:rPr>
+                <w:rFonts w:ascii="Arial" w:cs="Arial" w:eastAsia="Arial" w:hAnsi="Arial"/>
+                <w:sz w:val="19"/>
+                <w:szCs w:val="19"/>
+              </w:rPr>
+              <w:t xml:space="preserve">5. </w:t>
+            </w:r>
+            <w:r>
+              <w:rPr>
+                <w:rFonts w:ascii="Arial" w:cs="Arial" w:eastAsia="Arial" w:hAnsi="Arial"/>
+                <w:b/>
+                <w:bCs/>
+                <w:sz w:val="19"/>
+                <w:szCs w:val="19"/>
+              </w:rPr>
+              <w:t xml:space="preserve">4 уровня калорийности</w:t>
+            </w:r>
+            <w:r>
+              <w:rPr>
+                <w:rFonts w:ascii="Arial" w:cs="Arial" w:eastAsia="Arial" w:hAnsi="Arial"/>
+                <w:sz w:val="19"/>
+                <w:szCs w:val="19"/>
+              </w:rPr>
+              <w:t xml:space="preserve"> — 1250, 1400, 1600 и 1900 ккал</w:t>
+            </w:r>
+          </w:p>
+          <w:p>
+            <w:pPr>
+              <w:spacing w:after="40"/>
+            </w:pPr>
+            <w:r>
+              <w:rPr>
+                <w:rFonts w:ascii="Arial" w:cs="Arial" w:eastAsia="Arial" w:hAnsi="Arial"/>
+                <w:b/>
+                <w:bCs/>
+                <w:sz w:val="19"/>
+                <w:szCs w:val="19"/>
+              </w:rPr>
+              <w:t xml:space="preserve">Фраза:</w:t>
+            </w:r>
+            <w:r>
+              <w:rPr>
+                <w:rFonts w:ascii="Arial" w:cs="Arial" w:eastAsia="Arial" w:hAnsi="Arial"/>
+                <w:sz w:val="19"/>
+                <w:szCs w:val="19"/>
+              </w:rPr>
+              <w:t xml:space="preserve"> всё это — ссылка в профиле</w:t>
+            </w:r>
+          </w:p>
+        </w:tc>
+        <w:tc>
+          <w:tcPr>
+            <w:tcW w:type="dxa" w:w="3088"/>
+            <w:tcMar>
+              <w:top w:type="dxa" w:w="80"/>
+              <w:left w:type="dxa" w:w="110"/>
+              <w:bottom w:type="dxa" w:w="80"/>
+              <w:right w:type="dxa" w:w="110"/>
+            </w:tcMar>
+          </w:tcPr>
+          <w:p>
+            <w:pPr>
+              <w:spacing w:after="40"/>
+            </w:pPr>
+            <w:r>
+              <w:rPr>
+                <w:rFonts w:ascii="Arial" w:cs="Arial" w:eastAsia="Arial" w:hAnsi="Arial"/>
+                <w:sz w:val="19"/>
+                <w:szCs w:val="19"/>
+              </w:rPr>
+              <w:t xml:space="preserve">Готовое меню на месяц: 28 дней, КБЖУ, списки покупок, план заготовок и таблица замен. Все 4 уровня калорийности в одной покупке, уровень 1250 ккал лучше обсудить с врачом. Подробнее — по ссылке.</w:t>
+            </w:r>
+          </w:p>
+        </w:tc>
+        <w:tc>
+          <w:tcPr>
+            <w:tcW w:type="dxa" w:w="1600"/>
+            <w:tcMar>
+              <w:top w:type="dxa" w:w="80"/>
+              <w:left w:type="dxa" w:w="110"/>
+              <w:bottom w:type="dxa" w:w="80"/>
+              <w:right w:type="dxa" w:w="110"/>
+            </w:tcMar>
+          </w:tcPr>
+          <w:p>
+            <w:pPr>
+              <w:spacing w:after="40"/>
+            </w:pPr>
+            <w:r>
+              <w:rPr>
+                <w:rFonts w:ascii="Arial" w:cs="Arial" w:eastAsia="Arial" w:hAnsi="Arial"/>
+                <w:sz w:val="19"/>
+                <w:szCs w:val="19"/>
+              </w:rPr>
+              <w:t xml:space="preserve">Меню на неделю</w:t>
             </w:r>
           </w:p>
         </w:tc>
@@ -5723,73 +6174,284 @@
         </w:tc>
         <w:tc>
           <w:tcPr>
-            <w:tcW w:type="dxa" w:w="2900"/>
-            <w:tcMar>
-              <w:top w:type="dxa" w:w="80"/>
-              <w:left w:type="dxa" w:w="110"/>
-              <w:bottom w:type="dxa" w:w="80"/>
-              <w:right w:type="dxa" w:w="110"/>
-            </w:tcMar>
-          </w:tcPr>
-          <w:p>
-            <w:pPr>
-              <w:spacing w:after="40"/>
-            </w:pPr>
-            <w:r>
-              <w:rPr>
-                <w:rFonts w:ascii="Arial" w:cs="Arial" w:eastAsia="Arial" w:hAnsi="Arial"/>
-                <w:sz w:val="19"/>
-                <w:szCs w:val="19"/>
-              </w:rPr>
-              <w:t xml:space="preserve">Омлет с помидорами за 10 минут</w:t>
-            </w:r>
-          </w:p>
-        </w:tc>
-        <w:tc>
-          <w:tcPr>
-            <w:tcW w:type="dxa" w:w="4088"/>
-            <w:tcMar>
-              <w:top w:type="dxa" w:w="80"/>
-              <w:left w:type="dxa" w:w="110"/>
-              <w:bottom w:type="dxa" w:w="80"/>
-              <w:right w:type="dxa" w:w="110"/>
-            </w:tcMar>
-          </w:tcPr>
-          <w:p>
-            <w:pPr>
-              <w:spacing w:after="40"/>
-            </w:pPr>
-            <w:r>
-              <w:rPr>
-                <w:rFonts w:ascii="Arial" w:cs="Arial" w:eastAsia="Arial" w:hAnsi="Arial"/>
-                <w:sz w:val="19"/>
-                <w:szCs w:val="19"/>
-              </w:rPr>
-              <w:t xml:space="preserve">Быстрый сытный завтрак из того, что есть дома. Сохраните рецепт.</w:t>
-            </w:r>
-          </w:p>
-        </w:tc>
-        <w:tc>
-          <w:tcPr>
-            <w:tcW w:type="dxa" w:w="2200"/>
-            <w:tcMar>
-              <w:top w:type="dxa" w:w="80"/>
-              <w:left w:type="dxa" w:w="110"/>
-              <w:bottom w:type="dxa" w:w="80"/>
-              <w:right w:type="dxa" w:w="110"/>
-            </w:tcMar>
-          </w:tcPr>
-          <w:p>
-            <w:pPr>
-              <w:spacing w:after="40"/>
-            </w:pPr>
-            <w:r>
-              <w:rPr>
-                <w:rFonts w:ascii="Arial" w:cs="Arial" w:eastAsia="Arial" w:hAnsi="Arial"/>
-                <w:sz w:val="19"/>
-                <w:szCs w:val="19"/>
-              </w:rPr>
-              <w:t xml:space="preserve">Полезные завтраки</w:t>
+            <w:tcW w:type="dxa" w:w="4500"/>
+            <w:tcMar>
+              <w:top w:type="dxa" w:w="80"/>
+              <w:left w:type="dxa" w:w="110"/>
+              <w:bottom w:type="dxa" w:w="80"/>
+              <w:right w:type="dxa" w:w="110"/>
+            </w:tcMar>
+          </w:tcPr>
+          <w:p>
+            <w:pPr>
+              <w:spacing w:after="40"/>
+            </w:pPr>
+            <w:r>
+              <w:rPr>
+                <w:rFonts w:ascii="Arial" w:cs="Arial" w:eastAsia="Arial" w:hAnsi="Arial"/>
+                <w:b/>
+                <w:bCs/>
+                <w:sz w:val="19"/>
+                <w:szCs w:val="19"/>
+              </w:rPr>
+              <w:t xml:space="preserve">Метка:</w:t>
+            </w:r>
+            <w:r>
+              <w:rPr>
+                <w:rFonts w:ascii="Arial" w:cs="Arial" w:eastAsia="Arial" w:hAnsi="Arial"/>
+                <w:sz w:val="19"/>
+                <w:szCs w:val="19"/>
+              </w:rPr>
+              <w:t xml:space="preserve"> быстрый ужин</w:t>
+            </w:r>
+          </w:p>
+          <w:p>
+            <w:pPr>
+              <w:spacing w:after="40"/>
+            </w:pPr>
+            <w:r>
+              <w:rPr>
+                <w:rFonts w:ascii="Arial" w:cs="Arial" w:eastAsia="Arial" w:hAnsi="Arial"/>
+                <w:b/>
+                <w:bCs/>
+                <w:sz w:val="19"/>
+                <w:szCs w:val="19"/>
+              </w:rPr>
+              <w:t xml:space="preserve">Заголовок:</w:t>
+            </w:r>
+            <w:r>
+              <w:rPr>
+                <w:rFonts w:ascii="Arial" w:cs="Arial" w:eastAsia="Arial" w:hAnsi="Arial"/>
+                <w:sz w:val="19"/>
+                <w:szCs w:val="19"/>
+              </w:rPr>
+              <w:t xml:space="preserve"> 5 ужинов за 20 минут из простых продуктов</w:t>
+            </w:r>
+          </w:p>
+          <w:p>
+            <w:pPr>
+              <w:spacing w:after="40"/>
+            </w:pPr>
+            <w:r>
+              <w:rPr>
+                <w:rFonts w:ascii="Arial" w:cs="Arial" w:eastAsia="Arial" w:hAnsi="Arial"/>
+                <w:sz w:val="19"/>
+                <w:szCs w:val="19"/>
+              </w:rPr>
+              <w:t xml:space="preserve">1. </w:t>
+            </w:r>
+            <w:r>
+              <w:rPr>
+                <w:rFonts w:ascii="Arial" w:cs="Arial" w:eastAsia="Arial" w:hAnsi="Arial"/>
+                <w:b/>
+                <w:bCs/>
+                <w:sz w:val="19"/>
+                <w:szCs w:val="19"/>
+              </w:rPr>
+              <w:t xml:space="preserve">Рыба с брокколи в духовке</w:t>
+            </w:r>
+            <w:r>
+              <w:rPr>
+                <w:rFonts w:ascii="Arial" w:cs="Arial" w:eastAsia="Arial" w:hAnsi="Arial"/>
+                <w:sz w:val="19"/>
+                <w:szCs w:val="19"/>
+              </w:rPr>
+              <w:t xml:space="preserve"> — Всё на одном противне</w:t>
+            </w:r>
+          </w:p>
+          <w:p>
+            <w:pPr>
+              <w:spacing w:after="40"/>
+            </w:pPr>
+            <w:r>
+              <w:rPr>
+                <w:rFonts w:ascii="Arial" w:cs="Arial" w:eastAsia="Arial" w:hAnsi="Arial"/>
+                <w:sz w:val="19"/>
+                <w:szCs w:val="19"/>
+              </w:rPr>
+              <w:t xml:space="preserve">2. </w:t>
+            </w:r>
+            <w:r>
+              <w:rPr>
+                <w:rFonts w:ascii="Arial" w:cs="Arial" w:eastAsia="Arial" w:hAnsi="Arial"/>
+                <w:b/>
+                <w:bCs/>
+                <w:sz w:val="19"/>
+                <w:szCs w:val="19"/>
+              </w:rPr>
+              <w:t xml:space="preserve">Омлет с овощами</w:t>
+            </w:r>
+            <w:r>
+              <w:rPr>
+                <w:rFonts w:ascii="Arial" w:cs="Arial" w:eastAsia="Arial" w:hAnsi="Arial"/>
+                <w:sz w:val="19"/>
+                <w:szCs w:val="19"/>
+              </w:rPr>
+              <w:t xml:space="preserve"> — 10 минут на сковороде</w:t>
+            </w:r>
+          </w:p>
+          <w:p>
+            <w:pPr>
+              <w:spacing w:after="40"/>
+            </w:pPr>
+            <w:r>
+              <w:rPr>
+                <w:rFonts w:ascii="Arial" w:cs="Arial" w:eastAsia="Arial" w:hAnsi="Arial"/>
+                <w:sz w:val="19"/>
+                <w:szCs w:val="19"/>
+              </w:rPr>
+              <w:t xml:space="preserve">3. </w:t>
+            </w:r>
+            <w:r>
+              <w:rPr>
+                <w:rFonts w:ascii="Arial" w:cs="Arial" w:eastAsia="Arial" w:hAnsi="Arial"/>
+                <w:b/>
+                <w:bCs/>
+                <w:sz w:val="19"/>
+                <w:szCs w:val="19"/>
+              </w:rPr>
+              <w:t xml:space="preserve">Паста с тунцом</w:t>
+            </w:r>
+            <w:r>
+              <w:rPr>
+                <w:rFonts w:ascii="Arial" w:cs="Arial" w:eastAsia="Arial" w:hAnsi="Arial"/>
+                <w:sz w:val="19"/>
+                <w:szCs w:val="19"/>
+              </w:rPr>
+              <w:t xml:space="preserve"> — Соус готов, пока варится паста</w:t>
+            </w:r>
+          </w:p>
+          <w:p>
+            <w:pPr>
+              <w:spacing w:after="40"/>
+            </w:pPr>
+            <w:r>
+              <w:rPr>
+                <w:rFonts w:ascii="Arial" w:cs="Arial" w:eastAsia="Arial" w:hAnsi="Arial"/>
+                <w:sz w:val="19"/>
+                <w:szCs w:val="19"/>
+              </w:rPr>
+              <w:t xml:space="preserve">4. </w:t>
+            </w:r>
+            <w:r>
+              <w:rPr>
+                <w:rFonts w:ascii="Arial" w:cs="Arial" w:eastAsia="Arial" w:hAnsi="Arial"/>
+                <w:b/>
+                <w:bCs/>
+                <w:sz w:val="19"/>
+                <w:szCs w:val="19"/>
+              </w:rPr>
+              <w:t xml:space="preserve">Курица с кабачком</w:t>
+            </w:r>
+            <w:r>
+              <w:rPr>
+                <w:rFonts w:ascii="Arial" w:cs="Arial" w:eastAsia="Arial" w:hAnsi="Arial"/>
+                <w:sz w:val="19"/>
+                <w:szCs w:val="19"/>
+              </w:rPr>
+              <w:t xml:space="preserve"> — Нарезать и обжарить</w:t>
+            </w:r>
+          </w:p>
+          <w:p>
+            <w:pPr>
+              <w:spacing w:after="40"/>
+            </w:pPr>
+            <w:r>
+              <w:rPr>
+                <w:rFonts w:ascii="Arial" w:cs="Arial" w:eastAsia="Arial" w:hAnsi="Arial"/>
+                <w:sz w:val="19"/>
+                <w:szCs w:val="19"/>
+              </w:rPr>
+              <w:t xml:space="preserve">5. </w:t>
+            </w:r>
+            <w:r>
+              <w:rPr>
+                <w:rFonts w:ascii="Arial" w:cs="Arial" w:eastAsia="Arial" w:hAnsi="Arial"/>
+                <w:b/>
+                <w:bCs/>
+                <w:sz w:val="19"/>
+                <w:szCs w:val="19"/>
+              </w:rPr>
+              <w:t xml:space="preserve">Гречка с яйцом и огурцом</w:t>
+            </w:r>
+            <w:r>
+              <w:rPr>
+                <w:rFonts w:ascii="Arial" w:cs="Arial" w:eastAsia="Arial" w:hAnsi="Arial"/>
+                <w:sz w:val="19"/>
+                <w:szCs w:val="19"/>
+              </w:rPr>
+              <w:t xml:space="preserve"> — Если гречка сварена заранее</w:t>
+            </w:r>
+          </w:p>
+          <w:p>
+            <w:pPr>
+              <w:spacing w:after="40"/>
+            </w:pPr>
+            <w:r>
+              <w:rPr>
+                <w:rFonts w:ascii="Arial" w:cs="Arial" w:eastAsia="Arial" w:hAnsi="Arial"/>
+                <w:b/>
+                <w:bCs/>
+                <w:sz w:val="19"/>
+                <w:szCs w:val="19"/>
+              </w:rPr>
+              <w:t xml:space="preserve">Фраза:</w:t>
+            </w:r>
+            <w:r>
+              <w:rPr>
+                <w:rFonts w:ascii="Arial" w:cs="Arial" w:eastAsia="Arial" w:hAnsi="Arial"/>
+                <w:sz w:val="19"/>
+                <w:szCs w:val="19"/>
+              </w:rPr>
+              <w:t xml:space="preserve"> сохраните на вечер</w:t>
+            </w:r>
+          </w:p>
+        </w:tc>
+        <w:tc>
+          <w:tcPr>
+            <w:tcW w:type="dxa" w:w="3088"/>
+            <w:tcMar>
+              <w:top w:type="dxa" w:w="80"/>
+              <w:left w:type="dxa" w:w="110"/>
+              <w:bottom w:type="dxa" w:w="80"/>
+              <w:right w:type="dxa" w:w="110"/>
+            </w:tcMar>
+          </w:tcPr>
+          <w:p>
+            <w:pPr>
+              <w:spacing w:after="40"/>
+            </w:pPr>
+            <w:r>
+              <w:rPr>
+                <w:rFonts w:ascii="Arial" w:cs="Arial" w:eastAsia="Arial" w:hAnsi="Arial"/>
+                <w:sz w:val="19"/>
+                <w:szCs w:val="19"/>
+              </w:rPr>
+              <w:t xml:space="preserve">Что приготовить на ужин быстро и вкусно: 5 идей за 20 минут из простых продуктов. Сохраните, чтобы не думать вечером. Больше ужинов на каждый день — в готовом меню по ссылке.</w:t>
+            </w:r>
+          </w:p>
+        </w:tc>
+        <w:tc>
+          <w:tcPr>
+            <w:tcW w:type="dxa" w:w="1600"/>
+            <w:tcMar>
+              <w:top w:type="dxa" w:w="80"/>
+              <w:left w:type="dxa" w:w="110"/>
+              <w:bottom w:type="dxa" w:w="80"/>
+              <w:right w:type="dxa" w:w="110"/>
+            </w:tcMar>
+          </w:tcPr>
+          <w:p>
+            <w:pPr>
+              <w:spacing w:after="40"/>
+            </w:pPr>
+            <w:r>
+              <w:rPr>
+                <w:rFonts w:ascii="Arial" w:cs="Arial" w:eastAsia="Arial" w:hAnsi="Arial"/>
+                <w:sz w:val="19"/>
+                <w:szCs w:val="19"/>
+              </w:rPr>
+              <w:t xml:space="preserve">Быстрые ужины</w:t>
             </w:r>
           </w:p>
         </w:tc>
@@ -5821,73 +6483,284 @@
         </w:tc>
         <w:tc>
           <w:tcPr>
-            <w:tcW w:type="dxa" w:w="2900"/>
-            <w:tcMar>
-              <w:top w:type="dxa" w:w="80"/>
-              <w:left w:type="dxa" w:w="110"/>
-              <w:bottom w:type="dxa" w:w="80"/>
-              <w:right w:type="dxa" w:w="110"/>
-            </w:tcMar>
-          </w:tcPr>
-          <w:p>
-            <w:pPr>
-              <w:spacing w:after="40"/>
-            </w:pPr>
-            <w:r>
-              <w:rPr>
-                <w:rFonts w:ascii="Arial" w:cs="Arial" w:eastAsia="Arial" w:hAnsi="Arial"/>
-                <w:sz w:val="19"/>
-                <w:szCs w:val="19"/>
-              </w:rPr>
-              <w:t xml:space="preserve">Смузи овсянка–банан на завтрак</w:t>
-            </w:r>
-          </w:p>
-        </w:tc>
-        <w:tc>
-          <w:tcPr>
-            <w:tcW w:type="dxa" w:w="4088"/>
-            <w:tcMar>
-              <w:top w:type="dxa" w:w="80"/>
-              <w:left w:type="dxa" w:w="110"/>
-              <w:bottom w:type="dxa" w:w="80"/>
-              <w:right w:type="dxa" w:w="110"/>
-            </w:tcMar>
-          </w:tcPr>
-          <w:p>
-            <w:pPr>
-              <w:spacing w:after="40"/>
-            </w:pPr>
-            <w:r>
-              <w:rPr>
-                <w:rFonts w:ascii="Arial" w:cs="Arial" w:eastAsia="Arial" w:hAnsi="Arial"/>
-                <w:sz w:val="19"/>
-                <w:szCs w:val="19"/>
-              </w:rPr>
-              <w:t xml:space="preserve">Замочите овсянку на 5 минут и взбейте с бананом и молоком. Завтрак, который держит до обеда.</w:t>
-            </w:r>
-          </w:p>
-        </w:tc>
-        <w:tc>
-          <w:tcPr>
-            <w:tcW w:type="dxa" w:w="2200"/>
-            <w:tcMar>
-              <w:top w:type="dxa" w:w="80"/>
-              <w:left w:type="dxa" w:w="110"/>
-              <w:bottom w:type="dxa" w:w="80"/>
-              <w:right w:type="dxa" w:w="110"/>
-            </w:tcMar>
-          </w:tcPr>
-          <w:p>
-            <w:pPr>
-              <w:spacing w:after="40"/>
-            </w:pPr>
-            <w:r>
-              <w:rPr>
-                <w:rFonts w:ascii="Arial" w:cs="Arial" w:eastAsia="Arial" w:hAnsi="Arial"/>
-                <w:sz w:val="19"/>
-                <w:szCs w:val="19"/>
-              </w:rPr>
-              <w:t xml:space="preserve">Полезные завтраки</w:t>
+            <w:tcW w:type="dxa" w:w="4500"/>
+            <w:tcMar>
+              <w:top w:type="dxa" w:w="80"/>
+              <w:left w:type="dxa" w:w="110"/>
+              <w:bottom w:type="dxa" w:w="80"/>
+              <w:right w:type="dxa" w:w="110"/>
+            </w:tcMar>
+          </w:tcPr>
+          <w:p>
+            <w:pPr>
+              <w:spacing w:after="40"/>
+            </w:pPr>
+            <w:r>
+              <w:rPr>
+                <w:rFonts w:ascii="Arial" w:cs="Arial" w:eastAsia="Arial" w:hAnsi="Arial"/>
+                <w:b/>
+                <w:bCs/>
+                <w:sz w:val="19"/>
+                <w:szCs w:val="19"/>
+              </w:rPr>
+              <w:t xml:space="preserve">Метка:</w:t>
+            </w:r>
+            <w:r>
+              <w:rPr>
+                <w:rFonts w:ascii="Arial" w:cs="Arial" w:eastAsia="Arial" w:hAnsi="Arial"/>
+                <w:sz w:val="19"/>
+                <w:szCs w:val="19"/>
+              </w:rPr>
+              <w:t xml:space="preserve"> ужин</w:t>
+            </w:r>
+          </w:p>
+          <w:p>
+            <w:pPr>
+              <w:spacing w:after="40"/>
+            </w:pPr>
+            <w:r>
+              <w:rPr>
+                <w:rFonts w:ascii="Arial" w:cs="Arial" w:eastAsia="Arial" w:hAnsi="Arial"/>
+                <w:b/>
+                <w:bCs/>
+                <w:sz w:val="19"/>
+                <w:szCs w:val="19"/>
+              </w:rPr>
+              <w:t xml:space="preserve">Заголовок:</w:t>
+            </w:r>
+            <w:r>
+              <w:rPr>
+                <w:rFonts w:ascii="Arial" w:cs="Arial" w:eastAsia="Arial" w:hAnsi="Arial"/>
+                <w:sz w:val="19"/>
+                <w:szCs w:val="19"/>
+              </w:rPr>
+              <w:t xml:space="preserve"> Что приготовить на ужин, когда нет сил</w:t>
+            </w:r>
+          </w:p>
+          <w:p>
+            <w:pPr>
+              <w:spacing w:after="40"/>
+            </w:pPr>
+            <w:r>
+              <w:rPr>
+                <w:rFonts w:ascii="Arial" w:cs="Arial" w:eastAsia="Arial" w:hAnsi="Arial"/>
+                <w:sz w:val="19"/>
+                <w:szCs w:val="19"/>
+              </w:rPr>
+              <w:t xml:space="preserve">1. </w:t>
+            </w:r>
+            <w:r>
+              <w:rPr>
+                <w:rFonts w:ascii="Arial" w:cs="Arial" w:eastAsia="Arial" w:hAnsi="Arial"/>
+                <w:b/>
+                <w:bCs/>
+                <w:sz w:val="19"/>
+                <w:szCs w:val="19"/>
+              </w:rPr>
+              <w:t xml:space="preserve">Яйца</w:t>
+            </w:r>
+            <w:r>
+              <w:rPr>
+                <w:rFonts w:ascii="Arial" w:cs="Arial" w:eastAsia="Arial" w:hAnsi="Arial"/>
+                <w:sz w:val="19"/>
+                <w:szCs w:val="19"/>
+              </w:rPr>
+              <w:t xml:space="preserve"> — Омлет или шакшука за 10 минут</w:t>
+            </w:r>
+          </w:p>
+          <w:p>
+            <w:pPr>
+              <w:spacing w:after="40"/>
+            </w:pPr>
+            <w:r>
+              <w:rPr>
+                <w:rFonts w:ascii="Arial" w:cs="Arial" w:eastAsia="Arial" w:hAnsi="Arial"/>
+                <w:sz w:val="19"/>
+                <w:szCs w:val="19"/>
+              </w:rPr>
+              <w:t xml:space="preserve">2. </w:t>
+            </w:r>
+            <w:r>
+              <w:rPr>
+                <w:rFonts w:ascii="Arial" w:cs="Arial" w:eastAsia="Arial" w:hAnsi="Arial"/>
+                <w:b/>
+                <w:bCs/>
+                <w:sz w:val="19"/>
+                <w:szCs w:val="19"/>
+              </w:rPr>
+              <w:t xml:space="preserve">Лаваш</w:t>
+            </w:r>
+            <w:r>
+              <w:rPr>
+                <w:rFonts w:ascii="Arial" w:cs="Arial" w:eastAsia="Arial" w:hAnsi="Arial"/>
+                <w:sz w:val="19"/>
+                <w:szCs w:val="19"/>
+              </w:rPr>
+              <w:t xml:space="preserve"> — Ролл с курицей и овощами</w:t>
+            </w:r>
+          </w:p>
+          <w:p>
+            <w:pPr>
+              <w:spacing w:after="40"/>
+            </w:pPr>
+            <w:r>
+              <w:rPr>
+                <w:rFonts w:ascii="Arial" w:cs="Arial" w:eastAsia="Arial" w:hAnsi="Arial"/>
+                <w:sz w:val="19"/>
+                <w:szCs w:val="19"/>
+              </w:rPr>
+              <w:t xml:space="preserve">3. </w:t>
+            </w:r>
+            <w:r>
+              <w:rPr>
+                <w:rFonts w:ascii="Arial" w:cs="Arial" w:eastAsia="Arial" w:hAnsi="Arial"/>
+                <w:b/>
+                <w:bCs/>
+                <w:sz w:val="19"/>
+                <w:szCs w:val="19"/>
+              </w:rPr>
+              <w:t xml:space="preserve">Замороженные овощи</w:t>
+            </w:r>
+            <w:r>
+              <w:rPr>
+                <w:rFonts w:ascii="Arial" w:cs="Arial" w:eastAsia="Arial" w:hAnsi="Arial"/>
+                <w:sz w:val="19"/>
+                <w:szCs w:val="19"/>
+              </w:rPr>
+              <w:t xml:space="preserve"> — На сковороду и добавить белок</w:t>
+            </w:r>
+          </w:p>
+          <w:p>
+            <w:pPr>
+              <w:spacing w:after="40"/>
+            </w:pPr>
+            <w:r>
+              <w:rPr>
+                <w:rFonts w:ascii="Arial" w:cs="Arial" w:eastAsia="Arial" w:hAnsi="Arial"/>
+                <w:sz w:val="19"/>
+                <w:szCs w:val="19"/>
+              </w:rPr>
+              <w:t xml:space="preserve">4. </w:t>
+            </w:r>
+            <w:r>
+              <w:rPr>
+                <w:rFonts w:ascii="Arial" w:cs="Arial" w:eastAsia="Arial" w:hAnsi="Arial"/>
+                <w:b/>
+                <w:bCs/>
+                <w:sz w:val="19"/>
+                <w:szCs w:val="19"/>
+              </w:rPr>
+              <w:t xml:space="preserve">Крупа из заготовки</w:t>
+            </w:r>
+            <w:r>
+              <w:rPr>
+                <w:rFonts w:ascii="Arial" w:cs="Arial" w:eastAsia="Arial" w:hAnsi="Arial"/>
+                <w:sz w:val="19"/>
+                <w:szCs w:val="19"/>
+              </w:rPr>
+              <w:t xml:space="preserve"> — Разогреть и добавить салат</w:t>
+            </w:r>
+          </w:p>
+          <w:p>
+            <w:pPr>
+              <w:spacing w:after="40"/>
+            </w:pPr>
+            <w:r>
+              <w:rPr>
+                <w:rFonts w:ascii="Arial" w:cs="Arial" w:eastAsia="Arial" w:hAnsi="Arial"/>
+                <w:sz w:val="19"/>
+                <w:szCs w:val="19"/>
+              </w:rPr>
+              <w:t xml:space="preserve">5. </w:t>
+            </w:r>
+            <w:r>
+              <w:rPr>
+                <w:rFonts w:ascii="Arial" w:cs="Arial" w:eastAsia="Arial" w:hAnsi="Arial"/>
+                <w:b/>
+                <w:bCs/>
+                <w:sz w:val="19"/>
+                <w:szCs w:val="19"/>
+              </w:rPr>
+              <w:t xml:space="preserve">Суп на 2 дня</w:t>
+            </w:r>
+            <w:r>
+              <w:rPr>
+                <w:rFonts w:ascii="Arial" w:cs="Arial" w:eastAsia="Arial" w:hAnsi="Arial"/>
+                <w:sz w:val="19"/>
+                <w:szCs w:val="19"/>
+              </w:rPr>
+              <w:t xml:space="preserve"> — Сварить один раз — ужин дважды</w:t>
+            </w:r>
+          </w:p>
+          <w:p>
+            <w:pPr>
+              <w:spacing w:after="40"/>
+            </w:pPr>
+            <w:r>
+              <w:rPr>
+                <w:rFonts w:ascii="Arial" w:cs="Arial" w:eastAsia="Arial" w:hAnsi="Arial"/>
+                <w:b/>
+                <w:bCs/>
+                <w:sz w:val="19"/>
+                <w:szCs w:val="19"/>
+              </w:rPr>
+              <w:t xml:space="preserve">Фраза:</w:t>
+            </w:r>
+            <w:r>
+              <w:rPr>
+                <w:rFonts w:ascii="Arial" w:cs="Arial" w:eastAsia="Arial" w:hAnsi="Arial"/>
+                <w:sz w:val="19"/>
+                <w:szCs w:val="19"/>
+              </w:rPr>
+              <w:t xml:space="preserve"> выручает в будни</w:t>
+            </w:r>
+          </w:p>
+        </w:tc>
+        <w:tc>
+          <w:tcPr>
+            <w:tcW w:type="dxa" w:w="3088"/>
+            <w:tcMar>
+              <w:top w:type="dxa" w:w="80"/>
+              <w:left w:type="dxa" w:w="110"/>
+              <w:bottom w:type="dxa" w:w="80"/>
+              <w:right w:type="dxa" w:w="110"/>
+            </w:tcMar>
+          </w:tcPr>
+          <w:p>
+            <w:pPr>
+              <w:spacing w:after="40"/>
+            </w:pPr>
+            <w:r>
+              <w:rPr>
+                <w:rFonts w:ascii="Arial" w:cs="Arial" w:eastAsia="Arial" w:hAnsi="Arial"/>
+                <w:sz w:val="19"/>
+                <w:szCs w:val="19"/>
+              </w:rPr>
+              <w:t xml:space="preserve">Быстрый ужин, когда после работы нет сил: 5 вариантов из того, что обычно есть дома. Сохраните себе. Меню на 4 недели с готовым планом ужинов — по ссылке.</w:t>
+            </w:r>
+          </w:p>
+        </w:tc>
+        <w:tc>
+          <w:tcPr>
+            <w:tcW w:type="dxa" w:w="1600"/>
+            <w:tcMar>
+              <w:top w:type="dxa" w:w="80"/>
+              <w:left w:type="dxa" w:w="110"/>
+              <w:bottom w:type="dxa" w:w="80"/>
+              <w:right w:type="dxa" w:w="110"/>
+            </w:tcMar>
+          </w:tcPr>
+          <w:p>
+            <w:pPr>
+              <w:spacing w:after="40"/>
+            </w:pPr>
+            <w:r>
+              <w:rPr>
+                <w:rFonts w:ascii="Arial" w:cs="Arial" w:eastAsia="Arial" w:hAnsi="Arial"/>
+                <w:sz w:val="19"/>
+                <w:szCs w:val="19"/>
+              </w:rPr>
+              <w:t xml:space="preserve">Быстрые ужины</w:t>
             </w:r>
           </w:p>
         </w:tc>
@@ -5919,73 +6792,284 @@
         </w:tc>
         <w:tc>
           <w:tcPr>
-            <w:tcW w:type="dxa" w:w="2900"/>
-            <w:tcMar>
-              <w:top w:type="dxa" w:w="80"/>
-              <w:left w:type="dxa" w:w="110"/>
-              <w:bottom w:type="dxa" w:w="80"/>
-              <w:right w:type="dxa" w:w="110"/>
-            </w:tcMar>
-          </w:tcPr>
-          <w:p>
-            <w:pPr>
-              <w:spacing w:after="40"/>
-            </w:pPr>
-            <w:r>
-              <w:rPr>
-                <w:rFonts w:ascii="Arial" w:cs="Arial" w:eastAsia="Arial" w:hAnsi="Arial"/>
-                <w:sz w:val="19"/>
-                <w:szCs w:val="19"/>
-              </w:rPr>
-              <w:t xml:space="preserve">Пример меню на день: 1600 ккал</w:t>
-            </w:r>
-          </w:p>
-        </w:tc>
-        <w:tc>
-          <w:tcPr>
-            <w:tcW w:type="dxa" w:w="4088"/>
-            <w:tcMar>
-              <w:top w:type="dxa" w:w="80"/>
-              <w:left w:type="dxa" w:w="110"/>
-              <w:bottom w:type="dxa" w:w="80"/>
-              <w:right w:type="dxa" w:w="110"/>
-            </w:tcMar>
-          </w:tcPr>
-          <w:p>
-            <w:pPr>
-              <w:spacing w:after="40"/>
-            </w:pPr>
-            <w:r>
-              <w:rPr>
-                <w:rFonts w:ascii="Arial" w:cs="Arial" w:eastAsia="Arial" w:hAnsi="Arial"/>
-                <w:sz w:val="19"/>
-                <w:szCs w:val="19"/>
-              </w:rPr>
-              <w:t xml:space="preserve">Завтрак, обед, перекус и ужин из простых продуктов. Это один день из меню на 4 недели. Всё меню — по ссылке.</w:t>
-            </w:r>
-          </w:p>
-        </w:tc>
-        <w:tc>
-          <w:tcPr>
-            <w:tcW w:type="dxa" w:w="2200"/>
-            <w:tcMar>
-              <w:top w:type="dxa" w:w="80"/>
-              <w:left w:type="dxa" w:w="110"/>
-              <w:bottom w:type="dxa" w:w="80"/>
-              <w:right w:type="dxa" w:w="110"/>
-            </w:tcMar>
-          </w:tcPr>
-          <w:p>
-            <w:pPr>
-              <w:spacing w:after="40"/>
-            </w:pPr>
-            <w:r>
-              <w:rPr>
-                <w:rFonts w:ascii="Arial" w:cs="Arial" w:eastAsia="Arial" w:hAnsi="Arial"/>
-                <w:sz w:val="19"/>
-                <w:szCs w:val="19"/>
-              </w:rPr>
-              <w:t xml:space="preserve">Меню на 1400, 1600, 1900 ккал</w:t>
+            <w:tcW w:type="dxa" w:w="4500"/>
+            <w:tcMar>
+              <w:top w:type="dxa" w:w="80"/>
+              <w:left w:type="dxa" w:w="110"/>
+              <w:bottom w:type="dxa" w:w="80"/>
+              <w:right w:type="dxa" w:w="110"/>
+            </w:tcMar>
+          </w:tcPr>
+          <w:p>
+            <w:pPr>
+              <w:spacing w:after="40"/>
+            </w:pPr>
+            <w:r>
+              <w:rPr>
+                <w:rFonts w:ascii="Arial" w:cs="Arial" w:eastAsia="Arial" w:hAnsi="Arial"/>
+                <w:b/>
+                <w:bCs/>
+                <w:sz w:val="19"/>
+                <w:szCs w:val="19"/>
+              </w:rPr>
+              <w:t xml:space="preserve">Метка:</w:t>
+            </w:r>
+            <w:r>
+              <w:rPr>
+                <w:rFonts w:ascii="Arial" w:cs="Arial" w:eastAsia="Arial" w:hAnsi="Arial"/>
+                <w:sz w:val="19"/>
+                <w:szCs w:val="19"/>
+              </w:rPr>
+              <w:t xml:space="preserve"> ужин</w:t>
+            </w:r>
+          </w:p>
+          <w:p>
+            <w:pPr>
+              <w:spacing w:after="40"/>
+            </w:pPr>
+            <w:r>
+              <w:rPr>
+                <w:rFonts w:ascii="Arial" w:cs="Arial" w:eastAsia="Arial" w:hAnsi="Arial"/>
+                <w:b/>
+                <w:bCs/>
+                <w:sz w:val="19"/>
+                <w:szCs w:val="19"/>
+              </w:rPr>
+              <w:t xml:space="preserve">Заголовок:</w:t>
+            </w:r>
+            <w:r>
+              <w:rPr>
+                <w:rFonts w:ascii="Arial" w:cs="Arial" w:eastAsia="Arial" w:hAnsi="Arial"/>
+                <w:sz w:val="19"/>
+                <w:szCs w:val="19"/>
+              </w:rPr>
+              <w:t xml:space="preserve"> 5 ошибок, из-за которых ужин готовится час</w:t>
+            </w:r>
+          </w:p>
+          <w:p>
+            <w:pPr>
+              <w:spacing w:after="40"/>
+            </w:pPr>
+            <w:r>
+              <w:rPr>
+                <w:rFonts w:ascii="Arial" w:cs="Arial" w:eastAsia="Arial" w:hAnsi="Arial"/>
+                <w:sz w:val="19"/>
+                <w:szCs w:val="19"/>
+              </w:rPr>
+              <w:t xml:space="preserve">1. </w:t>
+            </w:r>
+            <w:r>
+              <w:rPr>
+                <w:rFonts w:ascii="Arial" w:cs="Arial" w:eastAsia="Arial" w:hAnsi="Arial"/>
+                <w:b/>
+                <w:bCs/>
+                <w:sz w:val="19"/>
+                <w:szCs w:val="19"/>
+              </w:rPr>
+              <w:t xml:space="preserve">Нет плана</w:t>
+            </w:r>
+            <w:r>
+              <w:rPr>
+                <w:rFonts w:ascii="Arial" w:cs="Arial" w:eastAsia="Arial" w:hAnsi="Arial"/>
+                <w:sz w:val="19"/>
+                <w:szCs w:val="19"/>
+              </w:rPr>
+              <w:t xml:space="preserve"> — Решать у открытого холодильника</w:t>
+            </w:r>
+          </w:p>
+          <w:p>
+            <w:pPr>
+              <w:spacing w:after="40"/>
+            </w:pPr>
+            <w:r>
+              <w:rPr>
+                <w:rFonts w:ascii="Arial" w:cs="Arial" w:eastAsia="Arial" w:hAnsi="Arial"/>
+                <w:sz w:val="19"/>
+                <w:szCs w:val="19"/>
+              </w:rPr>
+              <w:t xml:space="preserve">2. </w:t>
+            </w:r>
+            <w:r>
+              <w:rPr>
+                <w:rFonts w:ascii="Arial" w:cs="Arial" w:eastAsia="Arial" w:hAnsi="Arial"/>
+                <w:b/>
+                <w:bCs/>
+                <w:sz w:val="19"/>
+                <w:szCs w:val="19"/>
+              </w:rPr>
+              <w:t xml:space="preserve">Всё режете вечером</w:t>
+            </w:r>
+            <w:r>
+              <w:rPr>
+                <w:rFonts w:ascii="Arial" w:cs="Arial" w:eastAsia="Arial" w:hAnsi="Arial"/>
+                <w:sz w:val="19"/>
+                <w:szCs w:val="19"/>
+              </w:rPr>
+              <w:t xml:space="preserve"> — Нарезку можно сделать заранее</w:t>
+            </w:r>
+          </w:p>
+          <w:p>
+            <w:pPr>
+              <w:spacing w:after="40"/>
+            </w:pPr>
+            <w:r>
+              <w:rPr>
+                <w:rFonts w:ascii="Arial" w:cs="Arial" w:eastAsia="Arial" w:hAnsi="Arial"/>
+                <w:sz w:val="19"/>
+                <w:szCs w:val="19"/>
+              </w:rPr>
+              <w:t xml:space="preserve">3. </w:t>
+            </w:r>
+            <w:r>
+              <w:rPr>
+                <w:rFonts w:ascii="Arial" w:cs="Arial" w:eastAsia="Arial" w:hAnsi="Arial"/>
+                <w:b/>
+                <w:bCs/>
+                <w:sz w:val="19"/>
+                <w:szCs w:val="19"/>
+              </w:rPr>
+              <w:t xml:space="preserve">Сложные рецепты в будни</w:t>
+            </w:r>
+            <w:r>
+              <w:rPr>
+                <w:rFonts w:ascii="Arial" w:cs="Arial" w:eastAsia="Arial" w:hAnsi="Arial"/>
+                <w:sz w:val="19"/>
+                <w:szCs w:val="19"/>
+              </w:rPr>
+              <w:t xml:space="preserve"> — Оставьте их на выходные</w:t>
+            </w:r>
+          </w:p>
+          <w:p>
+            <w:pPr>
+              <w:spacing w:after="40"/>
+            </w:pPr>
+            <w:r>
+              <w:rPr>
+                <w:rFonts w:ascii="Arial" w:cs="Arial" w:eastAsia="Arial" w:hAnsi="Arial"/>
+                <w:sz w:val="19"/>
+                <w:szCs w:val="19"/>
+              </w:rPr>
+              <w:t xml:space="preserve">4. </w:t>
+            </w:r>
+            <w:r>
+              <w:rPr>
+                <w:rFonts w:ascii="Arial" w:cs="Arial" w:eastAsia="Arial" w:hAnsi="Arial"/>
+                <w:b/>
+                <w:bCs/>
+                <w:sz w:val="19"/>
+                <w:szCs w:val="19"/>
+              </w:rPr>
+              <w:t xml:space="preserve">Много посуды</w:t>
+            </w:r>
+            <w:r>
+              <w:rPr>
+                <w:rFonts w:ascii="Arial" w:cs="Arial" w:eastAsia="Arial" w:hAnsi="Arial"/>
+                <w:sz w:val="19"/>
+                <w:szCs w:val="19"/>
+              </w:rPr>
+              <w:t xml:space="preserve"> — Выбирайте блюда в одной форме</w:t>
+            </w:r>
+          </w:p>
+          <w:p>
+            <w:pPr>
+              <w:spacing w:after="40"/>
+            </w:pPr>
+            <w:r>
+              <w:rPr>
+                <w:rFonts w:ascii="Arial" w:cs="Arial" w:eastAsia="Arial" w:hAnsi="Arial"/>
+                <w:sz w:val="19"/>
+                <w:szCs w:val="19"/>
+              </w:rPr>
+              <w:t xml:space="preserve">5. </w:t>
+            </w:r>
+            <w:r>
+              <w:rPr>
+                <w:rFonts w:ascii="Arial" w:cs="Arial" w:eastAsia="Arial" w:hAnsi="Arial"/>
+                <w:b/>
+                <w:bCs/>
+                <w:sz w:val="19"/>
+                <w:szCs w:val="19"/>
+              </w:rPr>
+              <w:t xml:space="preserve">Нет базовых продуктов</w:t>
+            </w:r>
+            <w:r>
+              <w:rPr>
+                <w:rFonts w:ascii="Arial" w:cs="Arial" w:eastAsia="Arial" w:hAnsi="Arial"/>
+                <w:sz w:val="19"/>
+                <w:szCs w:val="19"/>
+              </w:rPr>
+              <w:t xml:space="preserve"> — Держите дома яйца, крупы, овощи</w:t>
+            </w:r>
+          </w:p>
+          <w:p>
+            <w:pPr>
+              <w:spacing w:after="40"/>
+            </w:pPr>
+            <w:r>
+              <w:rPr>
+                <w:rFonts w:ascii="Arial" w:cs="Arial" w:eastAsia="Arial" w:hAnsi="Arial"/>
+                <w:b/>
+                <w:bCs/>
+                <w:sz w:val="19"/>
+                <w:szCs w:val="19"/>
+              </w:rPr>
+              <w:t xml:space="preserve">Фраза:</w:t>
+            </w:r>
+            <w:r>
+              <w:rPr>
+                <w:rFonts w:ascii="Arial" w:cs="Arial" w:eastAsia="Arial" w:hAnsi="Arial"/>
+                <w:sz w:val="19"/>
+                <w:szCs w:val="19"/>
+              </w:rPr>
+              <w:t xml:space="preserve"> исправьте хотя бы одну</w:t>
+            </w:r>
+          </w:p>
+        </w:tc>
+        <w:tc>
+          <w:tcPr>
+            <w:tcW w:type="dxa" w:w="3088"/>
+            <w:tcMar>
+              <w:top w:type="dxa" w:w="80"/>
+              <w:left w:type="dxa" w:w="110"/>
+              <w:bottom w:type="dxa" w:w="80"/>
+              <w:right w:type="dxa" w:w="110"/>
+            </w:tcMar>
+          </w:tcPr>
+          <w:p>
+            <w:pPr>
+              <w:spacing w:after="40"/>
+            </w:pPr>
+            <w:r>
+              <w:rPr>
+                <w:rFonts w:ascii="Arial" w:cs="Arial" w:eastAsia="Arial" w:hAnsi="Arial"/>
+                <w:sz w:val="19"/>
+                <w:szCs w:val="19"/>
+              </w:rPr>
+              <w:t xml:space="preserve">Почему быстрый ужин превращается в час у плиты: 5 частых ошибок и что с ними делать. Сохраните и проверьте себя. План ужинов на месяц — в готовом меню по ссылке.</w:t>
+            </w:r>
+          </w:p>
+        </w:tc>
+        <w:tc>
+          <w:tcPr>
+            <w:tcW w:type="dxa" w:w="1600"/>
+            <w:tcMar>
+              <w:top w:type="dxa" w:w="80"/>
+              <w:left w:type="dxa" w:w="110"/>
+              <w:bottom w:type="dxa" w:w="80"/>
+              <w:right w:type="dxa" w:w="110"/>
+            </w:tcMar>
+          </w:tcPr>
+          <w:p>
+            <w:pPr>
+              <w:spacing w:after="40"/>
+            </w:pPr>
+            <w:r>
+              <w:rPr>
+                <w:rFonts w:ascii="Arial" w:cs="Arial" w:eastAsia="Arial" w:hAnsi="Arial"/>
+                <w:sz w:val="19"/>
+                <w:szCs w:val="19"/>
+              </w:rPr>
+              <w:t xml:space="preserve">Быстрые ужины</w:t>
             </w:r>
           </w:p>
         </w:tc>
@@ -6017,73 +7101,284 @@
         </w:tc>
         <w:tc>
           <w:tcPr>
-            <w:tcW w:type="dxa" w:w="2900"/>
-            <w:tcMar>
-              <w:top w:type="dxa" w:w="80"/>
-              <w:left w:type="dxa" w:w="110"/>
-              <w:bottom w:type="dxa" w:w="80"/>
-              <w:right w:type="dxa" w:w="110"/>
-            </w:tcMar>
-          </w:tcPr>
-          <w:p>
-            <w:pPr>
-              <w:spacing w:after="40"/>
-            </w:pPr>
-            <w:r>
-              <w:rPr>
-                <w:rFonts w:ascii="Arial" w:cs="Arial" w:eastAsia="Arial" w:hAnsi="Arial"/>
-                <w:sz w:val="19"/>
-                <w:szCs w:val="19"/>
-              </w:rPr>
-              <w:t xml:space="preserve">Пример меню на день: 1400 ккал</w:t>
-            </w:r>
-          </w:p>
-        </w:tc>
-        <w:tc>
-          <w:tcPr>
-            <w:tcW w:type="dxa" w:w="4088"/>
-            <w:tcMar>
-              <w:top w:type="dxa" w:w="80"/>
-              <w:left w:type="dxa" w:w="110"/>
-              <w:bottom w:type="dxa" w:w="80"/>
-              <w:right w:type="dxa" w:w="110"/>
-            </w:tcMar>
-          </w:tcPr>
-          <w:p>
-            <w:pPr>
-              <w:spacing w:after="40"/>
-            </w:pPr>
-            <w:r>
-              <w:rPr>
-                <w:rFonts w:ascii="Arial" w:cs="Arial" w:eastAsia="Arial" w:hAnsi="Arial"/>
-                <w:sz w:val="19"/>
-                <w:szCs w:val="19"/>
-              </w:rPr>
-              <w:t xml:space="preserve">Сбалансированный день без резких ограничений. В меню на 4 недели есть 4 уровня калорийности. Смотреть по ссылке.</w:t>
-            </w:r>
-          </w:p>
-        </w:tc>
-        <w:tc>
-          <w:tcPr>
-            <w:tcW w:type="dxa" w:w="2200"/>
-            <w:tcMar>
-              <w:top w:type="dxa" w:w="80"/>
-              <w:left w:type="dxa" w:w="110"/>
-              <w:bottom w:type="dxa" w:w="80"/>
-              <w:right w:type="dxa" w:w="110"/>
-            </w:tcMar>
-          </w:tcPr>
-          <w:p>
-            <w:pPr>
-              <w:spacing w:after="40"/>
-            </w:pPr>
-            <w:r>
-              <w:rPr>
-                <w:rFonts w:ascii="Arial" w:cs="Arial" w:eastAsia="Arial" w:hAnsi="Arial"/>
-                <w:sz w:val="19"/>
-                <w:szCs w:val="19"/>
-              </w:rPr>
-              <w:t xml:space="preserve">Меню на 1400, 1600, 1900 ккал</w:t>
+            <w:tcW w:type="dxa" w:w="4500"/>
+            <w:tcMar>
+              <w:top w:type="dxa" w:w="80"/>
+              <w:left w:type="dxa" w:w="110"/>
+              <w:bottom w:type="dxa" w:w="80"/>
+              <w:right w:type="dxa" w:w="110"/>
+            </w:tcMar>
+          </w:tcPr>
+          <w:p>
+            <w:pPr>
+              <w:spacing w:after="40"/>
+            </w:pPr>
+            <w:r>
+              <w:rPr>
+                <w:rFonts w:ascii="Arial" w:cs="Arial" w:eastAsia="Arial" w:hAnsi="Arial"/>
+                <w:b/>
+                <w:bCs/>
+                <w:sz w:val="19"/>
+                <w:szCs w:val="19"/>
+              </w:rPr>
+              <w:t xml:space="preserve">Метка:</w:t>
+            </w:r>
+            <w:r>
+              <w:rPr>
+                <w:rFonts w:ascii="Arial" w:cs="Arial" w:eastAsia="Arial" w:hAnsi="Arial"/>
+                <w:sz w:val="19"/>
+                <w:szCs w:val="19"/>
+              </w:rPr>
+              <w:t xml:space="preserve"> заготовки</w:t>
+            </w:r>
+          </w:p>
+          <w:p>
+            <w:pPr>
+              <w:spacing w:after="40"/>
+            </w:pPr>
+            <w:r>
+              <w:rPr>
+                <w:rFonts w:ascii="Arial" w:cs="Arial" w:eastAsia="Arial" w:hAnsi="Arial"/>
+                <w:b/>
+                <w:bCs/>
+                <w:sz w:val="19"/>
+                <w:szCs w:val="19"/>
+              </w:rPr>
+              <w:t xml:space="preserve">Заголовок:</w:t>
+            </w:r>
+            <w:r>
+              <w:rPr>
+                <w:rFonts w:ascii="Arial" w:cs="Arial" w:eastAsia="Arial" w:hAnsi="Arial"/>
+                <w:sz w:val="19"/>
+                <w:szCs w:val="19"/>
+              </w:rPr>
+              <w:t xml:space="preserve"> Что заготовить на неделю: 5 основ</w:t>
+            </w:r>
+          </w:p>
+          <w:p>
+            <w:pPr>
+              <w:spacing w:after="40"/>
+            </w:pPr>
+            <w:r>
+              <w:rPr>
+                <w:rFonts w:ascii="Arial" w:cs="Arial" w:eastAsia="Arial" w:hAnsi="Arial"/>
+                <w:sz w:val="19"/>
+                <w:szCs w:val="19"/>
+              </w:rPr>
+              <w:t xml:space="preserve">1. </w:t>
+            </w:r>
+            <w:r>
+              <w:rPr>
+                <w:rFonts w:ascii="Arial" w:cs="Arial" w:eastAsia="Arial" w:hAnsi="Arial"/>
+                <w:b/>
+                <w:bCs/>
+                <w:sz w:val="19"/>
+                <w:szCs w:val="19"/>
+              </w:rPr>
+              <w:t xml:space="preserve">Крупы</w:t>
+            </w:r>
+            <w:r>
+              <w:rPr>
+                <w:rFonts w:ascii="Arial" w:cs="Arial" w:eastAsia="Arial" w:hAnsi="Arial"/>
+                <w:sz w:val="19"/>
+                <w:szCs w:val="19"/>
+              </w:rPr>
+              <w:t xml:space="preserve"> — Гречка, рис или булгур</w:t>
+            </w:r>
+          </w:p>
+          <w:p>
+            <w:pPr>
+              <w:spacing w:after="40"/>
+            </w:pPr>
+            <w:r>
+              <w:rPr>
+                <w:rFonts w:ascii="Arial" w:cs="Arial" w:eastAsia="Arial" w:hAnsi="Arial"/>
+                <w:sz w:val="19"/>
+                <w:szCs w:val="19"/>
+              </w:rPr>
+              <w:t xml:space="preserve">2. </w:t>
+            </w:r>
+            <w:r>
+              <w:rPr>
+                <w:rFonts w:ascii="Arial" w:cs="Arial" w:eastAsia="Arial" w:hAnsi="Arial"/>
+                <w:b/>
+                <w:bCs/>
+                <w:sz w:val="19"/>
+                <w:szCs w:val="19"/>
+              </w:rPr>
+              <w:t xml:space="preserve">Белок</w:t>
+            </w:r>
+            <w:r>
+              <w:rPr>
+                <w:rFonts w:ascii="Arial" w:cs="Arial" w:eastAsia="Arial" w:hAnsi="Arial"/>
+                <w:sz w:val="19"/>
+                <w:szCs w:val="19"/>
+              </w:rPr>
+              <w:t xml:space="preserve"> — Курица, фарш или яйца</w:t>
+            </w:r>
+          </w:p>
+          <w:p>
+            <w:pPr>
+              <w:spacing w:after="40"/>
+            </w:pPr>
+            <w:r>
+              <w:rPr>
+                <w:rFonts w:ascii="Arial" w:cs="Arial" w:eastAsia="Arial" w:hAnsi="Arial"/>
+                <w:sz w:val="19"/>
+                <w:szCs w:val="19"/>
+              </w:rPr>
+              <w:t xml:space="preserve">3. </w:t>
+            </w:r>
+            <w:r>
+              <w:rPr>
+                <w:rFonts w:ascii="Arial" w:cs="Arial" w:eastAsia="Arial" w:hAnsi="Arial"/>
+                <w:b/>
+                <w:bCs/>
+                <w:sz w:val="19"/>
+                <w:szCs w:val="19"/>
+              </w:rPr>
+              <w:t xml:space="preserve">Нарезка</w:t>
+            </w:r>
+            <w:r>
+              <w:rPr>
+                <w:rFonts w:ascii="Arial" w:cs="Arial" w:eastAsia="Arial" w:hAnsi="Arial"/>
+                <w:sz w:val="19"/>
+                <w:szCs w:val="19"/>
+              </w:rPr>
+              <w:t xml:space="preserve"> — Огурцы, морковь, перец</w:t>
+            </w:r>
+          </w:p>
+          <w:p>
+            <w:pPr>
+              <w:spacing w:after="40"/>
+            </w:pPr>
+            <w:r>
+              <w:rPr>
+                <w:rFonts w:ascii="Arial" w:cs="Arial" w:eastAsia="Arial" w:hAnsi="Arial"/>
+                <w:sz w:val="19"/>
+                <w:szCs w:val="19"/>
+              </w:rPr>
+              <w:t xml:space="preserve">4. </w:t>
+            </w:r>
+            <w:r>
+              <w:rPr>
+                <w:rFonts w:ascii="Arial" w:cs="Arial" w:eastAsia="Arial" w:hAnsi="Arial"/>
+                <w:b/>
+                <w:bCs/>
+                <w:sz w:val="19"/>
+                <w:szCs w:val="19"/>
+              </w:rPr>
+              <w:t xml:space="preserve">Соус</w:t>
+            </w:r>
+            <w:r>
+              <w:rPr>
+                <w:rFonts w:ascii="Arial" w:cs="Arial" w:eastAsia="Arial" w:hAnsi="Arial"/>
+                <w:sz w:val="19"/>
+                <w:szCs w:val="19"/>
+              </w:rPr>
+              <w:t xml:space="preserve"> — Йогуртовый или томатный</w:t>
+            </w:r>
+          </w:p>
+          <w:p>
+            <w:pPr>
+              <w:spacing w:after="40"/>
+            </w:pPr>
+            <w:r>
+              <w:rPr>
+                <w:rFonts w:ascii="Arial" w:cs="Arial" w:eastAsia="Arial" w:hAnsi="Arial"/>
+                <w:sz w:val="19"/>
+                <w:szCs w:val="19"/>
+              </w:rPr>
+              <w:t xml:space="preserve">5. </w:t>
+            </w:r>
+            <w:r>
+              <w:rPr>
+                <w:rFonts w:ascii="Arial" w:cs="Arial" w:eastAsia="Arial" w:hAnsi="Arial"/>
+                <w:b/>
+                <w:bCs/>
+                <w:sz w:val="19"/>
+                <w:szCs w:val="19"/>
+              </w:rPr>
+              <w:t xml:space="preserve">Овощи из духовки</w:t>
+            </w:r>
+            <w:r>
+              <w:rPr>
+                <w:rFonts w:ascii="Arial" w:cs="Arial" w:eastAsia="Arial" w:hAnsi="Arial"/>
+                <w:sz w:val="19"/>
+                <w:szCs w:val="19"/>
+              </w:rPr>
+              <w:t xml:space="preserve"> — Гарнир на 2–3 дня</w:t>
+            </w:r>
+          </w:p>
+          <w:p>
+            <w:pPr>
+              <w:spacing w:after="40"/>
+            </w:pPr>
+            <w:r>
+              <w:rPr>
+                <w:rFonts w:ascii="Arial" w:cs="Arial" w:eastAsia="Arial" w:hAnsi="Arial"/>
+                <w:b/>
+                <w:bCs/>
+                <w:sz w:val="19"/>
+                <w:szCs w:val="19"/>
+              </w:rPr>
+              <w:t xml:space="preserve">Фраза:</w:t>
+            </w:r>
+            <w:r>
+              <w:rPr>
+                <w:rFonts w:ascii="Arial" w:cs="Arial" w:eastAsia="Arial" w:hAnsi="Arial"/>
+                <w:sz w:val="19"/>
+                <w:szCs w:val="19"/>
+              </w:rPr>
+              <w:t xml:space="preserve"> сохраните на воскресенье</w:t>
+            </w:r>
+          </w:p>
+        </w:tc>
+        <w:tc>
+          <w:tcPr>
+            <w:tcW w:type="dxa" w:w="3088"/>
+            <w:tcMar>
+              <w:top w:type="dxa" w:w="80"/>
+              <w:left w:type="dxa" w:w="110"/>
+              <w:bottom w:type="dxa" w:w="80"/>
+              <w:right w:type="dxa" w:w="110"/>
+            </w:tcMar>
+          </w:tcPr>
+          <w:p>
+            <w:pPr>
+              <w:spacing w:after="40"/>
+            </w:pPr>
+            <w:r>
+              <w:rPr>
+                <w:rFonts w:ascii="Arial" w:cs="Arial" w:eastAsia="Arial" w:hAnsi="Arial"/>
+                <w:sz w:val="19"/>
+                <w:szCs w:val="19"/>
+              </w:rPr>
+              <w:t xml:space="preserve">Заготовки на неделю: 5 основ, из которых в будни собирается ужин за 20 минут. Сохраните на выходные. Готовый план заготовок на каждую неделю — в меню по ссылке.</w:t>
+            </w:r>
+          </w:p>
+        </w:tc>
+        <w:tc>
+          <w:tcPr>
+            <w:tcW w:type="dxa" w:w="1600"/>
+            <w:tcMar>
+              <w:top w:type="dxa" w:w="80"/>
+              <w:left w:type="dxa" w:w="110"/>
+              <w:bottom w:type="dxa" w:w="80"/>
+              <w:right w:type="dxa" w:w="110"/>
+            </w:tcMar>
+          </w:tcPr>
+          <w:p>
+            <w:pPr>
+              <w:spacing w:after="40"/>
+            </w:pPr>
+            <w:r>
+              <w:rPr>
+                <w:rFonts w:ascii="Arial" w:cs="Arial" w:eastAsia="Arial" w:hAnsi="Arial"/>
+                <w:sz w:val="19"/>
+                <w:szCs w:val="19"/>
+              </w:rPr>
+              <w:t xml:space="preserve">Заготовки на неделю</w:t>
             </w:r>
           </w:p>
         </w:tc>
@@ -6115,73 +7410,284 @@
         </w:tc>
         <w:tc>
           <w:tcPr>
-            <w:tcW w:type="dxa" w:w="2900"/>
-            <w:tcMar>
-              <w:top w:type="dxa" w:w="80"/>
-              <w:left w:type="dxa" w:w="110"/>
-              <w:bottom w:type="dxa" w:w="80"/>
-              <w:right w:type="dxa" w:w="110"/>
-            </w:tcMar>
-          </w:tcPr>
-          <w:p>
-            <w:pPr>
-              <w:spacing w:after="40"/>
-            </w:pPr>
-            <w:r>
-              <w:rPr>
-                <w:rFonts w:ascii="Arial" w:cs="Arial" w:eastAsia="Arial" w:hAnsi="Arial"/>
-                <w:sz w:val="19"/>
-                <w:szCs w:val="19"/>
-              </w:rPr>
-              <w:t xml:space="preserve">Список продуктов на неделю</w:t>
-            </w:r>
-          </w:p>
-        </w:tc>
-        <w:tc>
-          <w:tcPr>
-            <w:tcW w:type="dxa" w:w="4088"/>
-            <w:tcMar>
-              <w:top w:type="dxa" w:w="80"/>
-              <w:left w:type="dxa" w:w="110"/>
-              <w:bottom w:type="dxa" w:w="80"/>
-              <w:right w:type="dxa" w:w="110"/>
-            </w:tcMar>
-          </w:tcPr>
-          <w:p>
-            <w:pPr>
-              <w:spacing w:after="40"/>
-            </w:pPr>
-            <w:r>
-              <w:rPr>
-                <w:rFonts w:ascii="Arial" w:cs="Arial" w:eastAsia="Arial" w:hAnsi="Arial"/>
-                <w:sz w:val="19"/>
-                <w:szCs w:val="19"/>
-              </w:rPr>
-              <w:t xml:space="preserve">Готовый чек-лист по отделам магазина. Сохраните и откройте в магазине.</w:t>
-            </w:r>
-          </w:p>
-        </w:tc>
-        <w:tc>
-          <w:tcPr>
-            <w:tcW w:type="dxa" w:w="2200"/>
-            <w:tcMar>
-              <w:top w:type="dxa" w:w="80"/>
-              <w:left w:type="dxa" w:w="110"/>
-              <w:bottom w:type="dxa" w:w="80"/>
-              <w:right w:type="dxa" w:w="110"/>
-            </w:tcMar>
-          </w:tcPr>
-          <w:p>
-            <w:pPr>
-              <w:spacing w:after="40"/>
-            </w:pPr>
-            <w:r>
-              <w:rPr>
-                <w:rFonts w:ascii="Arial" w:cs="Arial" w:eastAsia="Arial" w:hAnsi="Arial"/>
-                <w:sz w:val="19"/>
-                <w:szCs w:val="19"/>
-              </w:rPr>
-              <w:t xml:space="preserve">Список покупок на неделю</w:t>
+            <w:tcW w:type="dxa" w:w="4500"/>
+            <w:tcMar>
+              <w:top w:type="dxa" w:w="80"/>
+              <w:left w:type="dxa" w:w="110"/>
+              <w:bottom w:type="dxa" w:w="80"/>
+              <w:right w:type="dxa" w:w="110"/>
+            </w:tcMar>
+          </w:tcPr>
+          <w:p>
+            <w:pPr>
+              <w:spacing w:after="40"/>
+            </w:pPr>
+            <w:r>
+              <w:rPr>
+                <w:rFonts w:ascii="Arial" w:cs="Arial" w:eastAsia="Arial" w:hAnsi="Arial"/>
+                <w:b/>
+                <w:bCs/>
+                <w:sz w:val="19"/>
+                <w:szCs w:val="19"/>
+              </w:rPr>
+              <w:t xml:space="preserve">Метка:</w:t>
+            </w:r>
+            <w:r>
+              <w:rPr>
+                <w:rFonts w:ascii="Arial" w:cs="Arial" w:eastAsia="Arial" w:hAnsi="Arial"/>
+                <w:sz w:val="19"/>
+                <w:szCs w:val="19"/>
+              </w:rPr>
+              <w:t xml:space="preserve"> шпаргалка</w:t>
+            </w:r>
+          </w:p>
+          <w:p>
+            <w:pPr>
+              <w:spacing w:after="40"/>
+            </w:pPr>
+            <w:r>
+              <w:rPr>
+                <w:rFonts w:ascii="Arial" w:cs="Arial" w:eastAsia="Arial" w:hAnsi="Arial"/>
+                <w:b/>
+                <w:bCs/>
+                <w:sz w:val="19"/>
+                <w:szCs w:val="19"/>
+              </w:rPr>
+              <w:t xml:space="preserve">Заголовок:</w:t>
+            </w:r>
+            <w:r>
+              <w:rPr>
+                <w:rFonts w:ascii="Arial" w:cs="Arial" w:eastAsia="Arial" w:hAnsi="Arial"/>
+                <w:sz w:val="19"/>
+                <w:szCs w:val="19"/>
+              </w:rPr>
+              <w:t xml:space="preserve"> Сколько хранятся заготовки в холодильнике</w:t>
+            </w:r>
+          </w:p>
+          <w:p>
+            <w:pPr>
+              <w:spacing w:after="40"/>
+            </w:pPr>
+            <w:r>
+              <w:rPr>
+                <w:rFonts w:ascii="Arial" w:cs="Arial" w:eastAsia="Arial" w:hAnsi="Arial"/>
+                <w:sz w:val="19"/>
+                <w:szCs w:val="19"/>
+              </w:rPr>
+              <w:t xml:space="preserve">1. </w:t>
+            </w:r>
+            <w:r>
+              <w:rPr>
+                <w:rFonts w:ascii="Arial" w:cs="Arial" w:eastAsia="Arial" w:hAnsi="Arial"/>
+                <w:b/>
+                <w:bCs/>
+                <w:sz w:val="19"/>
+                <w:szCs w:val="19"/>
+              </w:rPr>
+              <w:t xml:space="preserve">Варёные крупы</w:t>
+            </w:r>
+            <w:r>
+              <w:rPr>
+                <w:rFonts w:ascii="Arial" w:cs="Arial" w:eastAsia="Arial" w:hAnsi="Arial"/>
+                <w:sz w:val="19"/>
+                <w:szCs w:val="19"/>
+              </w:rPr>
+              <w:t xml:space="preserve"> — 3–4 дня</w:t>
+            </w:r>
+          </w:p>
+          <w:p>
+            <w:pPr>
+              <w:spacing w:after="40"/>
+            </w:pPr>
+            <w:r>
+              <w:rPr>
+                <w:rFonts w:ascii="Arial" w:cs="Arial" w:eastAsia="Arial" w:hAnsi="Arial"/>
+                <w:sz w:val="19"/>
+                <w:szCs w:val="19"/>
+              </w:rPr>
+              <w:t xml:space="preserve">2. </w:t>
+            </w:r>
+            <w:r>
+              <w:rPr>
+                <w:rFonts w:ascii="Arial" w:cs="Arial" w:eastAsia="Arial" w:hAnsi="Arial"/>
+                <w:b/>
+                <w:bCs/>
+                <w:sz w:val="19"/>
+                <w:szCs w:val="19"/>
+              </w:rPr>
+              <w:t xml:space="preserve">Запечённая курица</w:t>
+            </w:r>
+            <w:r>
+              <w:rPr>
+                <w:rFonts w:ascii="Arial" w:cs="Arial" w:eastAsia="Arial" w:hAnsi="Arial"/>
+                <w:sz w:val="19"/>
+                <w:szCs w:val="19"/>
+              </w:rPr>
+              <w:t xml:space="preserve"> — До 3 дней</w:t>
+            </w:r>
+          </w:p>
+          <w:p>
+            <w:pPr>
+              <w:spacing w:after="40"/>
+            </w:pPr>
+            <w:r>
+              <w:rPr>
+                <w:rFonts w:ascii="Arial" w:cs="Arial" w:eastAsia="Arial" w:hAnsi="Arial"/>
+                <w:sz w:val="19"/>
+                <w:szCs w:val="19"/>
+              </w:rPr>
+              <w:t xml:space="preserve">3. </w:t>
+            </w:r>
+            <w:r>
+              <w:rPr>
+                <w:rFonts w:ascii="Arial" w:cs="Arial" w:eastAsia="Arial" w:hAnsi="Arial"/>
+                <w:b/>
+                <w:bCs/>
+                <w:sz w:val="19"/>
+                <w:szCs w:val="19"/>
+              </w:rPr>
+              <w:t xml:space="preserve">Нарезанные овощи</w:t>
+            </w:r>
+            <w:r>
+              <w:rPr>
+                <w:rFonts w:ascii="Arial" w:cs="Arial" w:eastAsia="Arial" w:hAnsi="Arial"/>
+                <w:sz w:val="19"/>
+                <w:szCs w:val="19"/>
+              </w:rPr>
+              <w:t xml:space="preserve"> — 2–3 дня в контейнере</w:t>
+            </w:r>
+          </w:p>
+          <w:p>
+            <w:pPr>
+              <w:spacing w:after="40"/>
+            </w:pPr>
+            <w:r>
+              <w:rPr>
+                <w:rFonts w:ascii="Arial" w:cs="Arial" w:eastAsia="Arial" w:hAnsi="Arial"/>
+                <w:sz w:val="19"/>
+                <w:szCs w:val="19"/>
+              </w:rPr>
+              <w:t xml:space="preserve">4. </w:t>
+            </w:r>
+            <w:r>
+              <w:rPr>
+                <w:rFonts w:ascii="Arial" w:cs="Arial" w:eastAsia="Arial" w:hAnsi="Arial"/>
+                <w:b/>
+                <w:bCs/>
+                <w:sz w:val="19"/>
+                <w:szCs w:val="19"/>
+              </w:rPr>
+              <w:t xml:space="preserve">Варёные яйца</w:t>
+            </w:r>
+            <w:r>
+              <w:rPr>
+                <w:rFonts w:ascii="Arial" w:cs="Arial" w:eastAsia="Arial" w:hAnsi="Arial"/>
+                <w:sz w:val="19"/>
+                <w:szCs w:val="19"/>
+              </w:rPr>
+              <w:t xml:space="preserve"> — До 7 дней в скорлупе</w:t>
+            </w:r>
+          </w:p>
+          <w:p>
+            <w:pPr>
+              <w:spacing w:after="40"/>
+            </w:pPr>
+            <w:r>
+              <w:rPr>
+                <w:rFonts w:ascii="Arial" w:cs="Arial" w:eastAsia="Arial" w:hAnsi="Arial"/>
+                <w:sz w:val="19"/>
+                <w:szCs w:val="19"/>
+              </w:rPr>
+              <w:t xml:space="preserve">5. </w:t>
+            </w:r>
+            <w:r>
+              <w:rPr>
+                <w:rFonts w:ascii="Arial" w:cs="Arial" w:eastAsia="Arial" w:hAnsi="Arial"/>
+                <w:b/>
+                <w:bCs/>
+                <w:sz w:val="19"/>
+                <w:szCs w:val="19"/>
+              </w:rPr>
+              <w:t xml:space="preserve">Супы</w:t>
+            </w:r>
+            <w:r>
+              <w:rPr>
+                <w:rFonts w:ascii="Arial" w:cs="Arial" w:eastAsia="Arial" w:hAnsi="Arial"/>
+                <w:sz w:val="19"/>
+                <w:szCs w:val="19"/>
+              </w:rPr>
+              <w:t xml:space="preserve"> — До 3 дней</w:t>
+            </w:r>
+          </w:p>
+          <w:p>
+            <w:pPr>
+              <w:spacing w:after="40"/>
+            </w:pPr>
+            <w:r>
+              <w:rPr>
+                <w:rFonts w:ascii="Arial" w:cs="Arial" w:eastAsia="Arial" w:hAnsi="Arial"/>
+                <w:b/>
+                <w:bCs/>
+                <w:sz w:val="19"/>
+                <w:szCs w:val="19"/>
+              </w:rPr>
+              <w:t xml:space="preserve">Фраза:</w:t>
+            </w:r>
+            <w:r>
+              <w:rPr>
+                <w:rFonts w:ascii="Arial" w:cs="Arial" w:eastAsia="Arial" w:hAnsi="Arial"/>
+                <w:sz w:val="19"/>
+                <w:szCs w:val="19"/>
+              </w:rPr>
+              <w:t xml:space="preserve"> сохраните шпаргалку</w:t>
+            </w:r>
+          </w:p>
+        </w:tc>
+        <w:tc>
+          <w:tcPr>
+            <w:tcW w:type="dxa" w:w="3088"/>
+            <w:tcMar>
+              <w:top w:type="dxa" w:w="80"/>
+              <w:left w:type="dxa" w:w="110"/>
+              <w:bottom w:type="dxa" w:w="80"/>
+              <w:right w:type="dxa" w:w="110"/>
+            </w:tcMar>
+          </w:tcPr>
+          <w:p>
+            <w:pPr>
+              <w:spacing w:after="40"/>
+            </w:pPr>
+            <w:r>
+              <w:rPr>
+                <w:rFonts w:ascii="Arial" w:cs="Arial" w:eastAsia="Arial" w:hAnsi="Arial"/>
+                <w:sz w:val="19"/>
+                <w:szCs w:val="19"/>
+              </w:rPr>
+              <w:t xml:space="preserve">Шпаргалка: сколько хранятся заготовки еды в холодильнике — крупы, курица, овощи, яйца и супы. Сохраните, чтобы заготовки на неделю не пропадали.</w:t>
+            </w:r>
+          </w:p>
+        </w:tc>
+        <w:tc>
+          <w:tcPr>
+            <w:tcW w:type="dxa" w:w="1600"/>
+            <w:tcMar>
+              <w:top w:type="dxa" w:w="80"/>
+              <w:left w:type="dxa" w:w="110"/>
+              <w:bottom w:type="dxa" w:w="80"/>
+              <w:right w:type="dxa" w:w="110"/>
+            </w:tcMar>
+          </w:tcPr>
+          <w:p>
+            <w:pPr>
+              <w:spacing w:after="40"/>
+            </w:pPr>
+            <w:r>
+              <w:rPr>
+                <w:rFonts w:ascii="Arial" w:cs="Arial" w:eastAsia="Arial" w:hAnsi="Arial"/>
+                <w:sz w:val="19"/>
+                <w:szCs w:val="19"/>
+              </w:rPr>
+              <w:t xml:space="preserve">Заготовки на неделю</w:t>
             </w:r>
           </w:p>
         </w:tc>
@@ -6213,73 +7719,284 @@
         </w:tc>
         <w:tc>
           <w:tcPr>
-            <w:tcW w:type="dxa" w:w="2900"/>
-            <w:tcMar>
-              <w:top w:type="dxa" w:w="80"/>
-              <w:left w:type="dxa" w:w="110"/>
-              <w:bottom w:type="dxa" w:w="80"/>
-              <w:right w:type="dxa" w:w="110"/>
-            </w:tcMar>
-          </w:tcPr>
-          <w:p>
-            <w:pPr>
-              <w:spacing w:after="40"/>
-            </w:pPr>
-            <w:r>
-              <w:rPr>
-                <w:rFonts w:ascii="Arial" w:cs="Arial" w:eastAsia="Arial" w:hAnsi="Arial"/>
-                <w:sz w:val="19"/>
-                <w:szCs w:val="19"/>
-              </w:rPr>
-              <w:t xml:space="preserve">Что всегда держать дома для завтрака</w:t>
-            </w:r>
-          </w:p>
-        </w:tc>
-        <w:tc>
-          <w:tcPr>
-            <w:tcW w:type="dxa" w:w="4088"/>
-            <w:tcMar>
-              <w:top w:type="dxa" w:w="80"/>
-              <w:left w:type="dxa" w:w="110"/>
-              <w:bottom w:type="dxa" w:w="80"/>
-              <w:right w:type="dxa" w:w="110"/>
-            </w:tcMar>
-          </w:tcPr>
-          <w:p>
-            <w:pPr>
-              <w:spacing w:after="40"/>
-            </w:pPr>
-            <w:r>
-              <w:rPr>
-                <w:rFonts w:ascii="Arial" w:cs="Arial" w:eastAsia="Arial" w:hAnsi="Arial"/>
-                <w:sz w:val="19"/>
-                <w:szCs w:val="19"/>
-              </w:rPr>
-              <w:t xml:space="preserve">Яйца, йогурт, сыр, овсянка, хлеб, бананы, ягоды, авокадо. Из этого собирается любой завтрак.</w:t>
-            </w:r>
-          </w:p>
-        </w:tc>
-        <w:tc>
-          <w:tcPr>
-            <w:tcW w:type="dxa" w:w="2200"/>
-            <w:tcMar>
-              <w:top w:type="dxa" w:w="80"/>
-              <w:left w:type="dxa" w:w="110"/>
-              <w:bottom w:type="dxa" w:w="80"/>
-              <w:right w:type="dxa" w:w="110"/>
-            </w:tcMar>
-          </w:tcPr>
-          <w:p>
-            <w:pPr>
-              <w:spacing w:after="40"/>
-            </w:pPr>
-            <w:r>
-              <w:rPr>
-                <w:rFonts w:ascii="Arial" w:cs="Arial" w:eastAsia="Arial" w:hAnsi="Arial"/>
-                <w:sz w:val="19"/>
-                <w:szCs w:val="19"/>
-              </w:rPr>
-              <w:t xml:space="preserve">Список покупок на неделю</w:t>
+            <w:tcW w:type="dxa" w:w="4500"/>
+            <w:tcMar>
+              <w:top w:type="dxa" w:w="80"/>
+              <w:left w:type="dxa" w:w="110"/>
+              <w:bottom w:type="dxa" w:w="80"/>
+              <w:right w:type="dxa" w:w="110"/>
+            </w:tcMar>
+          </w:tcPr>
+          <w:p>
+            <w:pPr>
+              <w:spacing w:after="40"/>
+            </w:pPr>
+            <w:r>
+              <w:rPr>
+                <w:rFonts w:ascii="Arial" w:cs="Arial" w:eastAsia="Arial" w:hAnsi="Arial"/>
+                <w:b/>
+                <w:bCs/>
+                <w:sz w:val="19"/>
+                <w:szCs w:val="19"/>
+              </w:rPr>
+              <w:t xml:space="preserve">Метка:</w:t>
+            </w:r>
+            <w:r>
+              <w:rPr>
+                <w:rFonts w:ascii="Arial" w:cs="Arial" w:eastAsia="Arial" w:hAnsi="Arial"/>
+                <w:sz w:val="19"/>
+                <w:szCs w:val="19"/>
+              </w:rPr>
+              <w:t xml:space="preserve"> заготовки</w:t>
+            </w:r>
+          </w:p>
+          <w:p>
+            <w:pPr>
+              <w:spacing w:after="40"/>
+            </w:pPr>
+            <w:r>
+              <w:rPr>
+                <w:rFonts w:ascii="Arial" w:cs="Arial" w:eastAsia="Arial" w:hAnsi="Arial"/>
+                <w:b/>
+                <w:bCs/>
+                <w:sz w:val="19"/>
+                <w:szCs w:val="19"/>
+              </w:rPr>
+              <w:t xml:space="preserve">Заголовок:</w:t>
+            </w:r>
+            <w:r>
+              <w:rPr>
+                <w:rFonts w:ascii="Arial" w:cs="Arial" w:eastAsia="Arial" w:hAnsi="Arial"/>
+                <w:sz w:val="19"/>
+                <w:szCs w:val="19"/>
+              </w:rPr>
+              <w:t xml:space="preserve"> Как хранить заготовки: 5 правил</w:t>
+            </w:r>
+          </w:p>
+          <w:p>
+            <w:pPr>
+              <w:spacing w:after="40"/>
+            </w:pPr>
+            <w:r>
+              <w:rPr>
+                <w:rFonts w:ascii="Arial" w:cs="Arial" w:eastAsia="Arial" w:hAnsi="Arial"/>
+                <w:sz w:val="19"/>
+                <w:szCs w:val="19"/>
+              </w:rPr>
+              <w:t xml:space="preserve">1. </w:t>
+            </w:r>
+            <w:r>
+              <w:rPr>
+                <w:rFonts w:ascii="Arial" w:cs="Arial" w:eastAsia="Arial" w:hAnsi="Arial"/>
+                <w:b/>
+                <w:bCs/>
+                <w:sz w:val="19"/>
+                <w:szCs w:val="19"/>
+              </w:rPr>
+              <w:t xml:space="preserve">Контейнеры с крышкой</w:t>
+            </w:r>
+            <w:r>
+              <w:rPr>
+                <w:rFonts w:ascii="Arial" w:cs="Arial" w:eastAsia="Arial" w:hAnsi="Arial"/>
+                <w:sz w:val="19"/>
+                <w:szCs w:val="19"/>
+              </w:rPr>
+              <w:t xml:space="preserve"> — Стекло или пластик для еды</w:t>
+            </w:r>
+          </w:p>
+          <w:p>
+            <w:pPr>
+              <w:spacing w:after="40"/>
+            </w:pPr>
+            <w:r>
+              <w:rPr>
+                <w:rFonts w:ascii="Arial" w:cs="Arial" w:eastAsia="Arial" w:hAnsi="Arial"/>
+                <w:sz w:val="19"/>
+                <w:szCs w:val="19"/>
+              </w:rPr>
+              <w:t xml:space="preserve">2. </w:t>
+            </w:r>
+            <w:r>
+              <w:rPr>
+                <w:rFonts w:ascii="Arial" w:cs="Arial" w:eastAsia="Arial" w:hAnsi="Arial"/>
+                <w:b/>
+                <w:bCs/>
+                <w:sz w:val="19"/>
+                <w:szCs w:val="19"/>
+              </w:rPr>
+              <w:t xml:space="preserve">Остудить перед холодильником</w:t>
+            </w:r>
+            <w:r>
+              <w:rPr>
+                <w:rFonts w:ascii="Arial" w:cs="Arial" w:eastAsia="Arial" w:hAnsi="Arial"/>
+                <w:sz w:val="19"/>
+                <w:szCs w:val="19"/>
+              </w:rPr>
+              <w:t xml:space="preserve"> — Но не дольше 2 часов</w:t>
+            </w:r>
+          </w:p>
+          <w:p>
+            <w:pPr>
+              <w:spacing w:after="40"/>
+            </w:pPr>
+            <w:r>
+              <w:rPr>
+                <w:rFonts w:ascii="Arial" w:cs="Arial" w:eastAsia="Arial" w:hAnsi="Arial"/>
+                <w:sz w:val="19"/>
+                <w:szCs w:val="19"/>
+              </w:rPr>
+              <w:t xml:space="preserve">3. </w:t>
+            </w:r>
+            <w:r>
+              <w:rPr>
+                <w:rFonts w:ascii="Arial" w:cs="Arial" w:eastAsia="Arial" w:hAnsi="Arial"/>
+                <w:b/>
+                <w:bCs/>
+                <w:sz w:val="19"/>
+                <w:szCs w:val="19"/>
+              </w:rPr>
+              <w:t xml:space="preserve">Соус отдельно</w:t>
+            </w:r>
+            <w:r>
+              <w:rPr>
+                <w:rFonts w:ascii="Arial" w:cs="Arial" w:eastAsia="Arial" w:hAnsi="Arial"/>
+                <w:sz w:val="19"/>
+                <w:szCs w:val="19"/>
+              </w:rPr>
+              <w:t xml:space="preserve"> — Салаты не намокнут</w:t>
+            </w:r>
+          </w:p>
+          <w:p>
+            <w:pPr>
+              <w:spacing w:after="40"/>
+            </w:pPr>
+            <w:r>
+              <w:rPr>
+                <w:rFonts w:ascii="Arial" w:cs="Arial" w:eastAsia="Arial" w:hAnsi="Arial"/>
+                <w:sz w:val="19"/>
+                <w:szCs w:val="19"/>
+              </w:rPr>
+              <w:t xml:space="preserve">4. </w:t>
+            </w:r>
+            <w:r>
+              <w:rPr>
+                <w:rFonts w:ascii="Arial" w:cs="Arial" w:eastAsia="Arial" w:hAnsi="Arial"/>
+                <w:b/>
+                <w:bCs/>
+                <w:sz w:val="19"/>
+                <w:szCs w:val="19"/>
+              </w:rPr>
+              <w:t xml:space="preserve">Подписать дату</w:t>
+            </w:r>
+            <w:r>
+              <w:rPr>
+                <w:rFonts w:ascii="Arial" w:cs="Arial" w:eastAsia="Arial" w:hAnsi="Arial"/>
+                <w:sz w:val="19"/>
+                <w:szCs w:val="19"/>
+              </w:rPr>
+              <w:t xml:space="preserve"> — Маркером на крышке</w:t>
+            </w:r>
+          </w:p>
+          <w:p>
+            <w:pPr>
+              <w:spacing w:after="40"/>
+            </w:pPr>
+            <w:r>
+              <w:rPr>
+                <w:rFonts w:ascii="Arial" w:cs="Arial" w:eastAsia="Arial" w:hAnsi="Arial"/>
+                <w:sz w:val="19"/>
+                <w:szCs w:val="19"/>
+              </w:rPr>
+              <w:t xml:space="preserve">5. </w:t>
+            </w:r>
+            <w:r>
+              <w:rPr>
+                <w:rFonts w:ascii="Arial" w:cs="Arial" w:eastAsia="Arial" w:hAnsi="Arial"/>
+                <w:b/>
+                <w:bCs/>
+                <w:sz w:val="19"/>
+                <w:szCs w:val="19"/>
+              </w:rPr>
+              <w:t xml:space="preserve">Сразу по порциям</w:t>
+            </w:r>
+            <w:r>
+              <w:rPr>
+                <w:rFonts w:ascii="Arial" w:cs="Arial" w:eastAsia="Arial" w:hAnsi="Arial"/>
+                <w:sz w:val="19"/>
+                <w:szCs w:val="19"/>
+              </w:rPr>
+              <w:t xml:space="preserve"> — Открыли — съели</w:t>
+            </w:r>
+          </w:p>
+          <w:p>
+            <w:pPr>
+              <w:spacing w:after="40"/>
+            </w:pPr>
+            <w:r>
+              <w:rPr>
+                <w:rFonts w:ascii="Arial" w:cs="Arial" w:eastAsia="Arial" w:hAnsi="Arial"/>
+                <w:b/>
+                <w:bCs/>
+                <w:sz w:val="19"/>
+                <w:szCs w:val="19"/>
+              </w:rPr>
+              <w:t xml:space="preserve">Фраза:</w:t>
+            </w:r>
+            <w:r>
+              <w:rPr>
+                <w:rFonts w:ascii="Arial" w:cs="Arial" w:eastAsia="Arial" w:hAnsi="Arial"/>
+                <w:sz w:val="19"/>
+                <w:szCs w:val="19"/>
+              </w:rPr>
+              <w:t xml:space="preserve"> еда не пропадает</w:t>
+            </w:r>
+          </w:p>
+        </w:tc>
+        <w:tc>
+          <w:tcPr>
+            <w:tcW w:type="dxa" w:w="3088"/>
+            <w:tcMar>
+              <w:top w:type="dxa" w:w="80"/>
+              <w:left w:type="dxa" w:w="110"/>
+              <w:bottom w:type="dxa" w:w="80"/>
+              <w:right w:type="dxa" w:w="110"/>
+            </w:tcMar>
+          </w:tcPr>
+          <w:p>
+            <w:pPr>
+              <w:spacing w:after="40"/>
+            </w:pPr>
+            <w:r>
+              <w:rPr>
+                <w:rFonts w:ascii="Arial" w:cs="Arial" w:eastAsia="Arial" w:hAnsi="Arial"/>
+                <w:sz w:val="19"/>
+                <w:szCs w:val="19"/>
+              </w:rPr>
+              <w:t xml:space="preserve">Как хранить заготовки на неделю, чтобы еда оставалась свежей: 5 простых правил. Сохраните себе. Меню с планом заготовок — по ссылке.</w:t>
+            </w:r>
+          </w:p>
+        </w:tc>
+        <w:tc>
+          <w:tcPr>
+            <w:tcW w:type="dxa" w:w="1600"/>
+            <w:tcMar>
+              <w:top w:type="dxa" w:w="80"/>
+              <w:left w:type="dxa" w:w="110"/>
+              <w:bottom w:type="dxa" w:w="80"/>
+              <w:right w:type="dxa" w:w="110"/>
+            </w:tcMar>
+          </w:tcPr>
+          <w:p>
+            <w:pPr>
+              <w:spacing w:after="40"/>
+            </w:pPr>
+            <w:r>
+              <w:rPr>
+                <w:rFonts w:ascii="Arial" w:cs="Arial" w:eastAsia="Arial" w:hAnsi="Arial"/>
+                <w:sz w:val="19"/>
+                <w:szCs w:val="19"/>
+              </w:rPr>
+              <w:t xml:space="preserve">Заготовки на неделю</w:t>
             </w:r>
           </w:p>
         </w:tc>
@@ -6311,73 +8028,284 @@
         </w:tc>
         <w:tc>
           <w:tcPr>
-            <w:tcW w:type="dxa" w:w="2900"/>
-            <w:tcMar>
-              <w:top w:type="dxa" w:w="80"/>
-              <w:left w:type="dxa" w:w="110"/>
-              <w:bottom w:type="dxa" w:w="80"/>
-              <w:right w:type="dxa" w:w="110"/>
-            </w:tcMar>
-          </w:tcPr>
-          <w:p>
-            <w:pPr>
-              <w:spacing w:after="40"/>
-            </w:pPr>
-            <w:r>
-              <w:rPr>
-                <w:rFonts w:ascii="Arial" w:cs="Arial" w:eastAsia="Arial" w:hAnsi="Arial"/>
-                <w:sz w:val="19"/>
-                <w:szCs w:val="19"/>
-              </w:rPr>
-              <w:t xml:space="preserve">Заготовка на неделю за 2 часа</w:t>
-            </w:r>
-          </w:p>
-        </w:tc>
-        <w:tc>
-          <w:tcPr>
-            <w:tcW w:type="dxa" w:w="4088"/>
-            <w:tcMar>
-              <w:top w:type="dxa" w:w="80"/>
-              <w:left w:type="dxa" w:w="110"/>
-              <w:bottom w:type="dxa" w:w="80"/>
-              <w:right w:type="dxa" w:w="110"/>
-            </w:tcMar>
-          </w:tcPr>
-          <w:p>
-            <w:pPr>
-              <w:spacing w:after="40"/>
-            </w:pPr>
-            <w:r>
-              <w:rPr>
-                <w:rFonts w:ascii="Arial" w:cs="Arial" w:eastAsia="Arial" w:hAnsi="Arial"/>
-                <w:sz w:val="19"/>
-                <w:szCs w:val="19"/>
-              </w:rPr>
-              <w:t xml:space="preserve">Отварить крупу и курицу, нарезать овощи, сварить яйца. В будни ужин собирается за 20 минут. Сохраните на воскресенье.</w:t>
-            </w:r>
-          </w:p>
-        </w:tc>
-        <w:tc>
-          <w:tcPr>
-            <w:tcW w:type="dxa" w:w="2200"/>
-            <w:tcMar>
-              <w:top w:type="dxa" w:w="80"/>
-              <w:left w:type="dxa" w:w="110"/>
-              <w:bottom w:type="dxa" w:w="80"/>
-              <w:right w:type="dxa" w:w="110"/>
-            </w:tcMar>
-          </w:tcPr>
-          <w:p>
-            <w:pPr>
-              <w:spacing w:after="40"/>
-            </w:pPr>
-            <w:r>
-              <w:rPr>
-                <w:rFonts w:ascii="Arial" w:cs="Arial" w:eastAsia="Arial" w:hAnsi="Arial"/>
-                <w:sz w:val="19"/>
-                <w:szCs w:val="19"/>
-              </w:rPr>
-              <w:t xml:space="preserve">Заготовки на неделю</w:t>
+            <w:tcW w:type="dxa" w:w="4500"/>
+            <w:tcMar>
+              <w:top w:type="dxa" w:w="80"/>
+              <w:left w:type="dxa" w:w="110"/>
+              <w:bottom w:type="dxa" w:w="80"/>
+              <w:right w:type="dxa" w:w="110"/>
+            </w:tcMar>
+          </w:tcPr>
+          <w:p>
+            <w:pPr>
+              <w:spacing w:after="40"/>
+            </w:pPr>
+            <w:r>
+              <w:rPr>
+                <w:rFonts w:ascii="Arial" w:cs="Arial" w:eastAsia="Arial" w:hAnsi="Arial"/>
+                <w:b/>
+                <w:bCs/>
+                <w:sz w:val="19"/>
+                <w:szCs w:val="19"/>
+              </w:rPr>
+              <w:t xml:space="preserve">Метка:</w:t>
+            </w:r>
+            <w:r>
+              <w:rPr>
+                <w:rFonts w:ascii="Arial" w:cs="Arial" w:eastAsia="Arial" w:hAnsi="Arial"/>
+                <w:sz w:val="19"/>
+                <w:szCs w:val="19"/>
+              </w:rPr>
+              <w:t xml:space="preserve"> завтрак</w:t>
+            </w:r>
+          </w:p>
+          <w:p>
+            <w:pPr>
+              <w:spacing w:after="40"/>
+            </w:pPr>
+            <w:r>
+              <w:rPr>
+                <w:rFonts w:ascii="Arial" w:cs="Arial" w:eastAsia="Arial" w:hAnsi="Arial"/>
+                <w:b/>
+                <w:bCs/>
+                <w:sz w:val="19"/>
+                <w:szCs w:val="19"/>
+              </w:rPr>
+              <w:t xml:space="preserve">Заголовок:</w:t>
+            </w:r>
+            <w:r>
+              <w:rPr>
+                <w:rFonts w:ascii="Arial" w:cs="Arial" w:eastAsia="Arial" w:hAnsi="Arial"/>
+                <w:sz w:val="19"/>
+                <w:szCs w:val="19"/>
+              </w:rPr>
+              <w:t xml:space="preserve"> 5 быстрых завтраков из простых продуктов</w:t>
+            </w:r>
+          </w:p>
+          <w:p>
+            <w:pPr>
+              <w:spacing w:after="40"/>
+            </w:pPr>
+            <w:r>
+              <w:rPr>
+                <w:rFonts w:ascii="Arial" w:cs="Arial" w:eastAsia="Arial" w:hAnsi="Arial"/>
+                <w:sz w:val="19"/>
+                <w:szCs w:val="19"/>
+              </w:rPr>
+              <w:t xml:space="preserve">1. </w:t>
+            </w:r>
+            <w:r>
+              <w:rPr>
+                <w:rFonts w:ascii="Arial" w:cs="Arial" w:eastAsia="Arial" w:hAnsi="Arial"/>
+                <w:b/>
+                <w:bCs/>
+                <w:sz w:val="19"/>
+                <w:szCs w:val="19"/>
+              </w:rPr>
+              <w:t xml:space="preserve">Омлет с помидорами</w:t>
+            </w:r>
+            <w:r>
+              <w:rPr>
+                <w:rFonts w:ascii="Arial" w:cs="Arial" w:eastAsia="Arial" w:hAnsi="Arial"/>
+                <w:sz w:val="19"/>
+                <w:szCs w:val="19"/>
+              </w:rPr>
+              <w:t xml:space="preserve"> — 10 минут</w:t>
+            </w:r>
+          </w:p>
+          <w:p>
+            <w:pPr>
+              <w:spacing w:after="40"/>
+            </w:pPr>
+            <w:r>
+              <w:rPr>
+                <w:rFonts w:ascii="Arial" w:cs="Arial" w:eastAsia="Arial" w:hAnsi="Arial"/>
+                <w:sz w:val="19"/>
+                <w:szCs w:val="19"/>
+              </w:rPr>
+              <w:t xml:space="preserve">2. </w:t>
+            </w:r>
+            <w:r>
+              <w:rPr>
+                <w:rFonts w:ascii="Arial" w:cs="Arial" w:eastAsia="Arial" w:hAnsi="Arial"/>
+                <w:b/>
+                <w:bCs/>
+                <w:sz w:val="19"/>
+                <w:szCs w:val="19"/>
+              </w:rPr>
+              <w:t xml:space="preserve">Овсянка с бананом</w:t>
+            </w:r>
+            <w:r>
+              <w:rPr>
+                <w:rFonts w:ascii="Arial" w:cs="Arial" w:eastAsia="Arial" w:hAnsi="Arial"/>
+                <w:sz w:val="19"/>
+                <w:szCs w:val="19"/>
+              </w:rPr>
+              <w:t xml:space="preserve"> — Можно с вечера в банке</w:t>
+            </w:r>
+          </w:p>
+          <w:p>
+            <w:pPr>
+              <w:spacing w:after="40"/>
+            </w:pPr>
+            <w:r>
+              <w:rPr>
+                <w:rFonts w:ascii="Arial" w:cs="Arial" w:eastAsia="Arial" w:hAnsi="Arial"/>
+                <w:sz w:val="19"/>
+                <w:szCs w:val="19"/>
+              </w:rPr>
+              <w:t xml:space="preserve">3. </w:t>
+            </w:r>
+            <w:r>
+              <w:rPr>
+                <w:rFonts w:ascii="Arial" w:cs="Arial" w:eastAsia="Arial" w:hAnsi="Arial"/>
+                <w:b/>
+                <w:bCs/>
+                <w:sz w:val="19"/>
+                <w:szCs w:val="19"/>
+              </w:rPr>
+              <w:t xml:space="preserve">Йогурт с ягодами</w:t>
+            </w:r>
+            <w:r>
+              <w:rPr>
+                <w:rFonts w:ascii="Arial" w:cs="Arial" w:eastAsia="Arial" w:hAnsi="Arial"/>
+                <w:sz w:val="19"/>
+                <w:szCs w:val="19"/>
+              </w:rPr>
+              <w:t xml:space="preserve"> — И ложка овсянки</w:t>
+            </w:r>
+          </w:p>
+          <w:p>
+            <w:pPr>
+              <w:spacing w:after="40"/>
+            </w:pPr>
+            <w:r>
+              <w:rPr>
+                <w:rFonts w:ascii="Arial" w:cs="Arial" w:eastAsia="Arial" w:hAnsi="Arial"/>
+                <w:sz w:val="19"/>
+                <w:szCs w:val="19"/>
+              </w:rPr>
+              <w:t xml:space="preserve">4. </w:t>
+            </w:r>
+            <w:r>
+              <w:rPr>
+                <w:rFonts w:ascii="Arial" w:cs="Arial" w:eastAsia="Arial" w:hAnsi="Arial"/>
+                <w:b/>
+                <w:bCs/>
+                <w:sz w:val="19"/>
+                <w:szCs w:val="19"/>
+              </w:rPr>
+              <w:t xml:space="preserve">Тост с яйцом</w:t>
+            </w:r>
+            <w:r>
+              <w:rPr>
+                <w:rFonts w:ascii="Arial" w:cs="Arial" w:eastAsia="Arial" w:hAnsi="Arial"/>
+                <w:sz w:val="19"/>
+                <w:szCs w:val="19"/>
+              </w:rPr>
+              <w:t xml:space="preserve"> — И огурец или томат</w:t>
+            </w:r>
+          </w:p>
+          <w:p>
+            <w:pPr>
+              <w:spacing w:after="40"/>
+            </w:pPr>
+            <w:r>
+              <w:rPr>
+                <w:rFonts w:ascii="Arial" w:cs="Arial" w:eastAsia="Arial" w:hAnsi="Arial"/>
+                <w:sz w:val="19"/>
+                <w:szCs w:val="19"/>
+              </w:rPr>
+              <w:t xml:space="preserve">5. </w:t>
+            </w:r>
+            <w:r>
+              <w:rPr>
+                <w:rFonts w:ascii="Arial" w:cs="Arial" w:eastAsia="Arial" w:hAnsi="Arial"/>
+                <w:b/>
+                <w:bCs/>
+                <w:sz w:val="19"/>
+                <w:szCs w:val="19"/>
+              </w:rPr>
+              <w:t xml:space="preserve">Сырники</w:t>
+            </w:r>
+            <w:r>
+              <w:rPr>
+                <w:rFonts w:ascii="Arial" w:cs="Arial" w:eastAsia="Arial" w:hAnsi="Arial"/>
+                <w:sz w:val="19"/>
+                <w:szCs w:val="19"/>
+              </w:rPr>
+              <w:t xml:space="preserve"> — Напечь впрок на 3 дня</w:t>
+            </w:r>
+          </w:p>
+          <w:p>
+            <w:pPr>
+              <w:spacing w:after="40"/>
+            </w:pPr>
+            <w:r>
+              <w:rPr>
+                <w:rFonts w:ascii="Arial" w:cs="Arial" w:eastAsia="Arial" w:hAnsi="Arial"/>
+                <w:b/>
+                <w:bCs/>
+                <w:sz w:val="19"/>
+                <w:szCs w:val="19"/>
+              </w:rPr>
+              <w:t xml:space="preserve">Фраза:</w:t>
+            </w:r>
+            <w:r>
+              <w:rPr>
+                <w:rFonts w:ascii="Arial" w:cs="Arial" w:eastAsia="Arial" w:hAnsi="Arial"/>
+                <w:sz w:val="19"/>
+                <w:szCs w:val="19"/>
+              </w:rPr>
+              <w:t xml:space="preserve"> сохраните на утро</w:t>
+            </w:r>
+          </w:p>
+        </w:tc>
+        <w:tc>
+          <w:tcPr>
+            <w:tcW w:type="dxa" w:w="3088"/>
+            <w:tcMar>
+              <w:top w:type="dxa" w:w="80"/>
+              <w:left w:type="dxa" w:w="110"/>
+              <w:bottom w:type="dxa" w:w="80"/>
+              <w:right w:type="dxa" w:w="110"/>
+            </w:tcMar>
+          </w:tcPr>
+          <w:p>
+            <w:pPr>
+              <w:spacing w:after="40"/>
+            </w:pPr>
+            <w:r>
+              <w:rPr>
+                <w:rFonts w:ascii="Arial" w:cs="Arial" w:eastAsia="Arial" w:hAnsi="Arial"/>
+                <w:sz w:val="19"/>
+                <w:szCs w:val="19"/>
+              </w:rPr>
+              <w:t xml:space="preserve">Полезный завтрак за 10 минут: 5 идей из простых продуктов. Быстро, сытно и без сложных рецептов. Сохраните и выбирайте утром.</w:t>
+            </w:r>
+          </w:p>
+        </w:tc>
+        <w:tc>
+          <w:tcPr>
+            <w:tcW w:type="dxa" w:w="1600"/>
+            <w:tcMar>
+              <w:top w:type="dxa" w:w="80"/>
+              <w:left w:type="dxa" w:w="110"/>
+              <w:bottom w:type="dxa" w:w="80"/>
+              <w:right w:type="dxa" w:w="110"/>
+            </w:tcMar>
+          </w:tcPr>
+          <w:p>
+            <w:pPr>
+              <w:spacing w:after="40"/>
+            </w:pPr>
+            <w:r>
+              <w:rPr>
+                <w:rFonts w:ascii="Arial" w:cs="Arial" w:eastAsia="Arial" w:hAnsi="Arial"/>
+                <w:sz w:val="19"/>
+                <w:szCs w:val="19"/>
+              </w:rPr>
+              <w:t xml:space="preserve">Завтраки и перекусы</w:t>
             </w:r>
           </w:p>
         </w:tc>
@@ -6409,73 +8337,284 @@
         </w:tc>
         <w:tc>
           <w:tcPr>
-            <w:tcW w:type="dxa" w:w="2900"/>
-            <w:tcMar>
-              <w:top w:type="dxa" w:w="80"/>
-              <w:left w:type="dxa" w:w="110"/>
-              <w:bottom w:type="dxa" w:w="80"/>
-              <w:right w:type="dxa" w:w="110"/>
-            </w:tcMar>
-          </w:tcPr>
-          <w:p>
-            <w:pPr>
-              <w:spacing w:after="40"/>
-            </w:pPr>
-            <w:r>
-              <w:rPr>
-                <w:rFonts w:ascii="Arial" w:cs="Arial" w:eastAsia="Arial" w:hAnsi="Arial"/>
-                <w:sz w:val="19"/>
-                <w:szCs w:val="19"/>
-              </w:rPr>
-              <w:t xml:space="preserve">Сколько хранятся заготовки в холодильнике</w:t>
-            </w:r>
-          </w:p>
-        </w:tc>
-        <w:tc>
-          <w:tcPr>
-            <w:tcW w:type="dxa" w:w="4088"/>
-            <w:tcMar>
-              <w:top w:type="dxa" w:w="80"/>
-              <w:left w:type="dxa" w:w="110"/>
-              <w:bottom w:type="dxa" w:w="80"/>
-              <w:right w:type="dxa" w:w="110"/>
-            </w:tcMar>
-          </w:tcPr>
-          <w:p>
-            <w:pPr>
-              <w:spacing w:after="40"/>
-            </w:pPr>
-            <w:r>
-              <w:rPr>
-                <w:rFonts w:ascii="Arial" w:cs="Arial" w:eastAsia="Arial" w:hAnsi="Arial"/>
-                <w:sz w:val="19"/>
-                <w:szCs w:val="19"/>
-              </w:rPr>
-              <w:t xml:space="preserve">Шпаргалка по срокам хранения: крупы, курица, овощи, яйца. Сохраните.</w:t>
-            </w:r>
-          </w:p>
-        </w:tc>
-        <w:tc>
-          <w:tcPr>
-            <w:tcW w:type="dxa" w:w="2200"/>
-            <w:tcMar>
-              <w:top w:type="dxa" w:w="80"/>
-              <w:left w:type="dxa" w:w="110"/>
-              <w:bottom w:type="dxa" w:w="80"/>
-              <w:right w:type="dxa" w:w="110"/>
-            </w:tcMar>
-          </w:tcPr>
-          <w:p>
-            <w:pPr>
-              <w:spacing w:after="40"/>
-            </w:pPr>
-            <w:r>
-              <w:rPr>
-                <w:rFonts w:ascii="Arial" w:cs="Arial" w:eastAsia="Arial" w:hAnsi="Arial"/>
-                <w:sz w:val="19"/>
-                <w:szCs w:val="19"/>
-              </w:rPr>
-              <w:t xml:space="preserve">Заготовки на неделю</w:t>
+            <w:tcW w:type="dxa" w:w="4500"/>
+            <w:tcMar>
+              <w:top w:type="dxa" w:w="80"/>
+              <w:left w:type="dxa" w:w="110"/>
+              <w:bottom w:type="dxa" w:w="80"/>
+              <w:right w:type="dxa" w:w="110"/>
+            </w:tcMar>
+          </w:tcPr>
+          <w:p>
+            <w:pPr>
+              <w:spacing w:after="40"/>
+            </w:pPr>
+            <w:r>
+              <w:rPr>
+                <w:rFonts w:ascii="Arial" w:cs="Arial" w:eastAsia="Arial" w:hAnsi="Arial"/>
+                <w:b/>
+                <w:bCs/>
+                <w:sz w:val="19"/>
+                <w:szCs w:val="19"/>
+              </w:rPr>
+              <w:t xml:space="preserve">Метка:</w:t>
+            </w:r>
+            <w:r>
+              <w:rPr>
+                <w:rFonts w:ascii="Arial" w:cs="Arial" w:eastAsia="Arial" w:hAnsi="Arial"/>
+                <w:sz w:val="19"/>
+                <w:szCs w:val="19"/>
+              </w:rPr>
+              <w:t xml:space="preserve"> перекусы</w:t>
+            </w:r>
+          </w:p>
+          <w:p>
+            <w:pPr>
+              <w:spacing w:after="40"/>
+            </w:pPr>
+            <w:r>
+              <w:rPr>
+                <w:rFonts w:ascii="Arial" w:cs="Arial" w:eastAsia="Arial" w:hAnsi="Arial"/>
+                <w:b/>
+                <w:bCs/>
+                <w:sz w:val="19"/>
+                <w:szCs w:val="19"/>
+              </w:rPr>
+              <w:t xml:space="preserve">Заголовок:</w:t>
+            </w:r>
+            <w:r>
+              <w:rPr>
+                <w:rFonts w:ascii="Arial" w:cs="Arial" w:eastAsia="Arial" w:hAnsi="Arial"/>
+                <w:sz w:val="19"/>
+                <w:szCs w:val="19"/>
+              </w:rPr>
+              <w:t xml:space="preserve"> 5 перекусов, которые держат до ужина</w:t>
+            </w:r>
+          </w:p>
+          <w:p>
+            <w:pPr>
+              <w:spacing w:after="40"/>
+            </w:pPr>
+            <w:r>
+              <w:rPr>
+                <w:rFonts w:ascii="Arial" w:cs="Arial" w:eastAsia="Arial" w:hAnsi="Arial"/>
+                <w:sz w:val="19"/>
+                <w:szCs w:val="19"/>
+              </w:rPr>
+              <w:t xml:space="preserve">1. </w:t>
+            </w:r>
+            <w:r>
+              <w:rPr>
+                <w:rFonts w:ascii="Arial" w:cs="Arial" w:eastAsia="Arial" w:hAnsi="Arial"/>
+                <w:b/>
+                <w:bCs/>
+                <w:sz w:val="19"/>
+                <w:szCs w:val="19"/>
+              </w:rPr>
+              <w:t xml:space="preserve">Йогурт с ягодами</w:t>
+            </w:r>
+            <w:r>
+              <w:rPr>
+                <w:rFonts w:ascii="Arial" w:cs="Arial" w:eastAsia="Arial" w:hAnsi="Arial"/>
+                <w:sz w:val="19"/>
+                <w:szCs w:val="19"/>
+              </w:rPr>
+              <w:t xml:space="preserve"> — Белок и немного сладкого</w:t>
+            </w:r>
+          </w:p>
+          <w:p>
+            <w:pPr>
+              <w:spacing w:after="40"/>
+            </w:pPr>
+            <w:r>
+              <w:rPr>
+                <w:rFonts w:ascii="Arial" w:cs="Arial" w:eastAsia="Arial" w:hAnsi="Arial"/>
+                <w:sz w:val="19"/>
+                <w:szCs w:val="19"/>
+              </w:rPr>
+              <w:t xml:space="preserve">2. </w:t>
+            </w:r>
+            <w:r>
+              <w:rPr>
+                <w:rFonts w:ascii="Arial" w:cs="Arial" w:eastAsia="Arial" w:hAnsi="Arial"/>
+                <w:b/>
+                <w:bCs/>
+                <w:sz w:val="19"/>
+                <w:szCs w:val="19"/>
+              </w:rPr>
+              <w:t xml:space="preserve">Яблоко с ореховой пастой</w:t>
+            </w:r>
+            <w:r>
+              <w:rPr>
+                <w:rFonts w:ascii="Arial" w:cs="Arial" w:eastAsia="Arial" w:hAnsi="Arial"/>
+                <w:sz w:val="19"/>
+                <w:szCs w:val="19"/>
+              </w:rPr>
+              <w:t xml:space="preserve"> — Чайная ложка пасты</w:t>
+            </w:r>
+          </w:p>
+          <w:p>
+            <w:pPr>
+              <w:spacing w:after="40"/>
+            </w:pPr>
+            <w:r>
+              <w:rPr>
+                <w:rFonts w:ascii="Arial" w:cs="Arial" w:eastAsia="Arial" w:hAnsi="Arial"/>
+                <w:sz w:val="19"/>
+                <w:szCs w:val="19"/>
+              </w:rPr>
+              <w:t xml:space="preserve">3. </w:t>
+            </w:r>
+            <w:r>
+              <w:rPr>
+                <w:rFonts w:ascii="Arial" w:cs="Arial" w:eastAsia="Arial" w:hAnsi="Arial"/>
+                <w:b/>
+                <w:bCs/>
+                <w:sz w:val="19"/>
+                <w:szCs w:val="19"/>
+              </w:rPr>
+              <w:t xml:space="preserve">Хлебцы с творожным сыром</w:t>
+            </w:r>
+            <w:r>
+              <w:rPr>
+                <w:rFonts w:ascii="Arial" w:cs="Arial" w:eastAsia="Arial" w:hAnsi="Arial"/>
+                <w:sz w:val="19"/>
+                <w:szCs w:val="19"/>
+              </w:rPr>
+              <w:t xml:space="preserve"> — И огурец сверху</w:t>
+            </w:r>
+          </w:p>
+          <w:p>
+            <w:pPr>
+              <w:spacing w:after="40"/>
+            </w:pPr>
+            <w:r>
+              <w:rPr>
+                <w:rFonts w:ascii="Arial" w:cs="Arial" w:eastAsia="Arial" w:hAnsi="Arial"/>
+                <w:sz w:val="19"/>
+                <w:szCs w:val="19"/>
+              </w:rPr>
+              <w:t xml:space="preserve">4. </w:t>
+            </w:r>
+            <w:r>
+              <w:rPr>
+                <w:rFonts w:ascii="Arial" w:cs="Arial" w:eastAsia="Arial" w:hAnsi="Arial"/>
+                <w:b/>
+                <w:bCs/>
+                <w:sz w:val="19"/>
+                <w:szCs w:val="19"/>
+              </w:rPr>
+              <w:t xml:space="preserve">Варёное яйцо и овощи</w:t>
+            </w:r>
+            <w:r>
+              <w:rPr>
+                <w:rFonts w:ascii="Arial" w:cs="Arial" w:eastAsia="Arial" w:hAnsi="Arial"/>
+                <w:sz w:val="19"/>
+                <w:szCs w:val="19"/>
+              </w:rPr>
+              <w:t xml:space="preserve"> — Легко взять с собой</w:t>
+            </w:r>
+          </w:p>
+          <w:p>
+            <w:pPr>
+              <w:spacing w:after="40"/>
+            </w:pPr>
+            <w:r>
+              <w:rPr>
+                <w:rFonts w:ascii="Arial" w:cs="Arial" w:eastAsia="Arial" w:hAnsi="Arial"/>
+                <w:sz w:val="19"/>
+                <w:szCs w:val="19"/>
+              </w:rPr>
+              <w:t xml:space="preserve">5. </w:t>
+            </w:r>
+            <w:r>
+              <w:rPr>
+                <w:rFonts w:ascii="Arial" w:cs="Arial" w:eastAsia="Arial" w:hAnsi="Arial"/>
+                <w:b/>
+                <w:bCs/>
+                <w:sz w:val="19"/>
+                <w:szCs w:val="19"/>
+              </w:rPr>
+              <w:t xml:space="preserve">Горсть орехов</w:t>
+            </w:r>
+            <w:r>
+              <w:rPr>
+                <w:rFonts w:ascii="Arial" w:cs="Arial" w:eastAsia="Arial" w:hAnsi="Arial"/>
+                <w:sz w:val="19"/>
+                <w:szCs w:val="19"/>
+              </w:rPr>
+              <w:t xml:space="preserve"> — Около 20–30 граммов</w:t>
+            </w:r>
+          </w:p>
+          <w:p>
+            <w:pPr>
+              <w:spacing w:after="40"/>
+            </w:pPr>
+            <w:r>
+              <w:rPr>
+                <w:rFonts w:ascii="Arial" w:cs="Arial" w:eastAsia="Arial" w:hAnsi="Arial"/>
+                <w:b/>
+                <w:bCs/>
+                <w:sz w:val="19"/>
+                <w:szCs w:val="19"/>
+              </w:rPr>
+              <w:t xml:space="preserve">Фраза:</w:t>
+            </w:r>
+            <w:r>
+              <w:rPr>
+                <w:rFonts w:ascii="Arial" w:cs="Arial" w:eastAsia="Arial" w:hAnsi="Arial"/>
+                <w:sz w:val="19"/>
+                <w:szCs w:val="19"/>
+              </w:rPr>
+              <w:t xml:space="preserve"> удобно взять с собой</w:t>
+            </w:r>
+          </w:p>
+        </w:tc>
+        <w:tc>
+          <w:tcPr>
+            <w:tcW w:type="dxa" w:w="3088"/>
+            <w:tcMar>
+              <w:top w:type="dxa" w:w="80"/>
+              <w:left w:type="dxa" w:w="110"/>
+              <w:bottom w:type="dxa" w:w="80"/>
+              <w:right w:type="dxa" w:w="110"/>
+            </w:tcMar>
+          </w:tcPr>
+          <w:p>
+            <w:pPr>
+              <w:spacing w:after="40"/>
+            </w:pPr>
+            <w:r>
+              <w:rPr>
+                <w:rFonts w:ascii="Arial" w:cs="Arial" w:eastAsia="Arial" w:hAnsi="Arial"/>
+                <w:sz w:val="19"/>
+                <w:szCs w:val="19"/>
+              </w:rPr>
+              <w:t xml:space="preserve">Полезные перекусы на работу и дома: 5 вариантов, которые держат до ужина. Сохраните список. Перекусы на каждый день уже расписаны в меню на 4 недели.</w:t>
+            </w:r>
+          </w:p>
+        </w:tc>
+        <w:tc>
+          <w:tcPr>
+            <w:tcW w:type="dxa" w:w="1600"/>
+            <w:tcMar>
+              <w:top w:type="dxa" w:w="80"/>
+              <w:left w:type="dxa" w:w="110"/>
+              <w:bottom w:type="dxa" w:w="80"/>
+              <w:right w:type="dxa" w:w="110"/>
+            </w:tcMar>
+          </w:tcPr>
+          <w:p>
+            <w:pPr>
+              <w:spacing w:after="40"/>
+            </w:pPr>
+            <w:r>
+              <w:rPr>
+                <w:rFonts w:ascii="Arial" w:cs="Arial" w:eastAsia="Arial" w:hAnsi="Arial"/>
+                <w:sz w:val="19"/>
+                <w:szCs w:val="19"/>
+              </w:rPr>
+              <w:t xml:space="preserve">Завтраки и перекусы</w:t>
             </w:r>
           </w:p>
         </w:tc>
@@ -6507,73 +8646,284 @@
         </w:tc>
         <w:tc>
           <w:tcPr>
-            <w:tcW w:type="dxa" w:w="2900"/>
-            <w:tcMar>
-              <w:top w:type="dxa" w:w="80"/>
-              <w:left w:type="dxa" w:w="110"/>
-              <w:bottom w:type="dxa" w:w="80"/>
-              <w:right w:type="dxa" w:w="110"/>
-            </w:tcMar>
-          </w:tcPr>
-          <w:p>
-            <w:pPr>
-              <w:spacing w:after="40"/>
-            </w:pPr>
-            <w:r>
-              <w:rPr>
-                <w:rFonts w:ascii="Arial" w:cs="Arial" w:eastAsia="Arial" w:hAnsi="Arial"/>
-                <w:sz w:val="19"/>
-                <w:szCs w:val="19"/>
-              </w:rPr>
-              <w:t xml:space="preserve">Салат, который не надоедает</w:t>
-            </w:r>
-          </w:p>
-        </w:tc>
-        <w:tc>
-          <w:tcPr>
-            <w:tcW w:type="dxa" w:w="4088"/>
-            <w:tcMar>
-              <w:top w:type="dxa" w:w="80"/>
-              <w:left w:type="dxa" w:w="110"/>
-              <w:bottom w:type="dxa" w:w="80"/>
-              <w:right w:type="dxa" w:w="110"/>
-            </w:tcMar>
-          </w:tcPr>
-          <w:p>
-            <w:pPr>
-              <w:spacing w:after="40"/>
-            </w:pPr>
-            <w:r>
-              <w:rPr>
-                <w:rFonts w:ascii="Arial" w:cs="Arial" w:eastAsia="Arial" w:hAnsi="Arial"/>
-                <w:sz w:val="19"/>
-                <w:szCs w:val="19"/>
-              </w:rPr>
-              <w:t xml:space="preserve">Крабовые палочки, яйца, огурец, плавленый сырок, чеснок. 10 минут. Сохраните рецепт.</w:t>
-            </w:r>
-          </w:p>
-        </w:tc>
-        <w:tc>
-          <w:tcPr>
-            <w:tcW w:type="dxa" w:w="2200"/>
-            <w:tcMar>
-              <w:top w:type="dxa" w:w="80"/>
-              <w:left w:type="dxa" w:w="110"/>
-              <w:bottom w:type="dxa" w:w="80"/>
-              <w:right w:type="dxa" w:w="110"/>
-            </w:tcMar>
-          </w:tcPr>
-          <w:p>
-            <w:pPr>
-              <w:spacing w:after="40"/>
-            </w:pPr>
-            <w:r>
-              <w:rPr>
-                <w:rFonts w:ascii="Arial" w:cs="Arial" w:eastAsia="Arial" w:hAnsi="Arial"/>
-                <w:sz w:val="19"/>
-                <w:szCs w:val="19"/>
-              </w:rPr>
-              <w:t xml:space="preserve">Простые салаты</w:t>
+            <w:tcW w:type="dxa" w:w="4500"/>
+            <w:tcMar>
+              <w:top w:type="dxa" w:w="80"/>
+              <w:left w:type="dxa" w:w="110"/>
+              <w:bottom w:type="dxa" w:w="80"/>
+              <w:right w:type="dxa" w:w="110"/>
+            </w:tcMar>
+          </w:tcPr>
+          <w:p>
+            <w:pPr>
+              <w:spacing w:after="40"/>
+            </w:pPr>
+            <w:r>
+              <w:rPr>
+                <w:rFonts w:ascii="Arial" w:cs="Arial" w:eastAsia="Arial" w:hAnsi="Arial"/>
+                <w:b/>
+                <w:bCs/>
+                <w:sz w:val="19"/>
+                <w:szCs w:val="19"/>
+              </w:rPr>
+              <w:t xml:space="preserve">Метка:</w:t>
+            </w:r>
+            <w:r>
+              <w:rPr>
+                <w:rFonts w:ascii="Arial" w:cs="Arial" w:eastAsia="Arial" w:hAnsi="Arial"/>
+                <w:sz w:val="19"/>
+                <w:szCs w:val="19"/>
+              </w:rPr>
+              <w:t xml:space="preserve"> формула</w:t>
+            </w:r>
+          </w:p>
+          <w:p>
+            <w:pPr>
+              <w:spacing w:after="40"/>
+            </w:pPr>
+            <w:r>
+              <w:rPr>
+                <w:rFonts w:ascii="Arial" w:cs="Arial" w:eastAsia="Arial" w:hAnsi="Arial"/>
+                <w:b/>
+                <w:bCs/>
+                <w:sz w:val="19"/>
+                <w:szCs w:val="19"/>
+              </w:rPr>
+              <w:t xml:space="preserve">Заголовок:</w:t>
+            </w:r>
+            <w:r>
+              <w:rPr>
+                <w:rFonts w:ascii="Arial" w:cs="Arial" w:eastAsia="Arial" w:hAnsi="Arial"/>
+                <w:sz w:val="19"/>
+                <w:szCs w:val="19"/>
+              </w:rPr>
+              <w:t xml:space="preserve"> Сытный завтрак: из чего собрать</w:t>
+            </w:r>
+          </w:p>
+          <w:p>
+            <w:pPr>
+              <w:spacing w:after="40"/>
+            </w:pPr>
+            <w:r>
+              <w:rPr>
+                <w:rFonts w:ascii="Arial" w:cs="Arial" w:eastAsia="Arial" w:hAnsi="Arial"/>
+                <w:sz w:val="19"/>
+                <w:szCs w:val="19"/>
+              </w:rPr>
+              <w:t xml:space="preserve">1. </w:t>
+            </w:r>
+            <w:r>
+              <w:rPr>
+                <w:rFonts w:ascii="Arial" w:cs="Arial" w:eastAsia="Arial" w:hAnsi="Arial"/>
+                <w:b/>
+                <w:bCs/>
+                <w:sz w:val="19"/>
+                <w:szCs w:val="19"/>
+              </w:rPr>
+              <w:t xml:space="preserve">Белок</w:t>
+            </w:r>
+            <w:r>
+              <w:rPr>
+                <w:rFonts w:ascii="Arial" w:cs="Arial" w:eastAsia="Arial" w:hAnsi="Arial"/>
+                <w:sz w:val="19"/>
+                <w:szCs w:val="19"/>
+              </w:rPr>
+              <w:t xml:space="preserve"> — Яйца, творог, йогурт, сыр</w:t>
+            </w:r>
+          </w:p>
+          <w:p>
+            <w:pPr>
+              <w:spacing w:after="40"/>
+            </w:pPr>
+            <w:r>
+              <w:rPr>
+                <w:rFonts w:ascii="Arial" w:cs="Arial" w:eastAsia="Arial" w:hAnsi="Arial"/>
+                <w:sz w:val="19"/>
+                <w:szCs w:val="19"/>
+              </w:rPr>
+              <w:t xml:space="preserve">2. </w:t>
+            </w:r>
+            <w:r>
+              <w:rPr>
+                <w:rFonts w:ascii="Arial" w:cs="Arial" w:eastAsia="Arial" w:hAnsi="Arial"/>
+                <w:b/>
+                <w:bCs/>
+                <w:sz w:val="19"/>
+                <w:szCs w:val="19"/>
+              </w:rPr>
+              <w:t xml:space="preserve">Основа</w:t>
+            </w:r>
+            <w:r>
+              <w:rPr>
+                <w:rFonts w:ascii="Arial" w:cs="Arial" w:eastAsia="Arial" w:hAnsi="Arial"/>
+                <w:sz w:val="19"/>
+                <w:szCs w:val="19"/>
+              </w:rPr>
+              <w:t xml:space="preserve"> — Овсянка, цельнозерновой хлеб</w:t>
+            </w:r>
+          </w:p>
+          <w:p>
+            <w:pPr>
+              <w:spacing w:after="40"/>
+            </w:pPr>
+            <w:r>
+              <w:rPr>
+                <w:rFonts w:ascii="Arial" w:cs="Arial" w:eastAsia="Arial" w:hAnsi="Arial"/>
+                <w:sz w:val="19"/>
+                <w:szCs w:val="19"/>
+              </w:rPr>
+              <w:t xml:space="preserve">3. </w:t>
+            </w:r>
+            <w:r>
+              <w:rPr>
+                <w:rFonts w:ascii="Arial" w:cs="Arial" w:eastAsia="Arial" w:hAnsi="Arial"/>
+                <w:b/>
+                <w:bCs/>
+                <w:sz w:val="19"/>
+                <w:szCs w:val="19"/>
+              </w:rPr>
+              <w:t xml:space="preserve">Овощи или фрукты</w:t>
+            </w:r>
+            <w:r>
+              <w:rPr>
+                <w:rFonts w:ascii="Arial" w:cs="Arial" w:eastAsia="Arial" w:hAnsi="Arial"/>
+                <w:sz w:val="19"/>
+                <w:szCs w:val="19"/>
+              </w:rPr>
+              <w:t xml:space="preserve"> — Томат, огурец, банан, ягоды</w:t>
+            </w:r>
+          </w:p>
+          <w:p>
+            <w:pPr>
+              <w:spacing w:after="40"/>
+            </w:pPr>
+            <w:r>
+              <w:rPr>
+                <w:rFonts w:ascii="Arial" w:cs="Arial" w:eastAsia="Arial" w:hAnsi="Arial"/>
+                <w:sz w:val="19"/>
+                <w:szCs w:val="19"/>
+              </w:rPr>
+              <w:t xml:space="preserve">4. </w:t>
+            </w:r>
+            <w:r>
+              <w:rPr>
+                <w:rFonts w:ascii="Arial" w:cs="Arial" w:eastAsia="Arial" w:hAnsi="Arial"/>
+                <w:b/>
+                <w:bCs/>
+                <w:sz w:val="19"/>
+                <w:szCs w:val="19"/>
+              </w:rPr>
+              <w:t xml:space="preserve">Немного жиров</w:t>
+            </w:r>
+            <w:r>
+              <w:rPr>
+                <w:rFonts w:ascii="Arial" w:cs="Arial" w:eastAsia="Arial" w:hAnsi="Arial"/>
+                <w:sz w:val="19"/>
+                <w:szCs w:val="19"/>
+              </w:rPr>
+              <w:t xml:space="preserve"> — Авокадо, орехи, масло</w:t>
+            </w:r>
+          </w:p>
+          <w:p>
+            <w:pPr>
+              <w:spacing w:after="40"/>
+            </w:pPr>
+            <w:r>
+              <w:rPr>
+                <w:rFonts w:ascii="Arial" w:cs="Arial" w:eastAsia="Arial" w:hAnsi="Arial"/>
+                <w:sz w:val="19"/>
+                <w:szCs w:val="19"/>
+              </w:rPr>
+              <w:t xml:space="preserve">5. </w:t>
+            </w:r>
+            <w:r>
+              <w:rPr>
+                <w:rFonts w:ascii="Arial" w:cs="Arial" w:eastAsia="Arial" w:hAnsi="Arial"/>
+                <w:b/>
+                <w:bCs/>
+                <w:sz w:val="19"/>
+                <w:szCs w:val="19"/>
+              </w:rPr>
+              <w:t xml:space="preserve">Напиток</w:t>
+            </w:r>
+            <w:r>
+              <w:rPr>
+                <w:rFonts w:ascii="Arial" w:cs="Arial" w:eastAsia="Arial" w:hAnsi="Arial"/>
+                <w:sz w:val="19"/>
+                <w:szCs w:val="19"/>
+              </w:rPr>
+              <w:t xml:space="preserve"> — Чай, кофе или вода</w:t>
+            </w:r>
+          </w:p>
+          <w:p>
+            <w:pPr>
+              <w:spacing w:after="40"/>
+            </w:pPr>
+            <w:r>
+              <w:rPr>
+                <w:rFonts w:ascii="Arial" w:cs="Arial" w:eastAsia="Arial" w:hAnsi="Arial"/>
+                <w:b/>
+                <w:bCs/>
+                <w:sz w:val="19"/>
+                <w:szCs w:val="19"/>
+              </w:rPr>
+              <w:t xml:space="preserve">Фраза:</w:t>
+            </w:r>
+            <w:r>
+              <w:rPr>
+                <w:rFonts w:ascii="Arial" w:cs="Arial" w:eastAsia="Arial" w:hAnsi="Arial"/>
+                <w:sz w:val="19"/>
+                <w:szCs w:val="19"/>
+              </w:rPr>
+              <w:t xml:space="preserve"> собирайте как конструктор</w:t>
+            </w:r>
+          </w:p>
+        </w:tc>
+        <w:tc>
+          <w:tcPr>
+            <w:tcW w:type="dxa" w:w="3088"/>
+            <w:tcMar>
+              <w:top w:type="dxa" w:w="80"/>
+              <w:left w:type="dxa" w:w="110"/>
+              <w:bottom w:type="dxa" w:w="80"/>
+              <w:right w:type="dxa" w:w="110"/>
+            </w:tcMar>
+          </w:tcPr>
+          <w:p>
+            <w:pPr>
+              <w:spacing w:after="40"/>
+            </w:pPr>
+            <w:r>
+              <w:rPr>
+                <w:rFonts w:ascii="Arial" w:cs="Arial" w:eastAsia="Arial" w:hAnsi="Arial"/>
+                <w:sz w:val="19"/>
+                <w:szCs w:val="19"/>
+              </w:rPr>
+              <w:t xml:space="preserve">Формула сытного завтрака: белок, основа, овощи или фрукты и немного жиров. Сбалансированный завтрак без подсчёта калорий. Сохраните схему.</w:t>
+            </w:r>
+          </w:p>
+        </w:tc>
+        <w:tc>
+          <w:tcPr>
+            <w:tcW w:type="dxa" w:w="1600"/>
+            <w:tcMar>
+              <w:top w:type="dxa" w:w="80"/>
+              <w:left w:type="dxa" w:w="110"/>
+              <w:bottom w:type="dxa" w:w="80"/>
+              <w:right w:type="dxa" w:w="110"/>
+            </w:tcMar>
+          </w:tcPr>
+          <w:p>
+            <w:pPr>
+              <w:spacing w:after="40"/>
+            </w:pPr>
+            <w:r>
+              <w:rPr>
+                <w:rFonts w:ascii="Arial" w:cs="Arial" w:eastAsia="Arial" w:hAnsi="Arial"/>
+                <w:sz w:val="19"/>
+                <w:szCs w:val="19"/>
+              </w:rPr>
+              <w:t xml:space="preserve">Завтраки и перекусы</w:t>
             </w:r>
           </w:p>
         </w:tc>
@@ -6605,73 +8955,284 @@
         </w:tc>
         <w:tc>
           <w:tcPr>
-            <w:tcW w:type="dxa" w:w="2900"/>
-            <w:tcMar>
-              <w:top w:type="dxa" w:w="80"/>
-              <w:left w:type="dxa" w:w="110"/>
-              <w:bottom w:type="dxa" w:w="80"/>
-              <w:right w:type="dxa" w:w="110"/>
-            </w:tcMar>
-          </w:tcPr>
-          <w:p>
-            <w:pPr>
-              <w:spacing w:after="40"/>
-            </w:pPr>
-            <w:r>
-              <w:rPr>
-                <w:rFonts w:ascii="Arial" w:cs="Arial" w:eastAsia="Arial" w:hAnsi="Arial"/>
-                <w:sz w:val="19"/>
-                <w:szCs w:val="19"/>
-              </w:rPr>
-              <w:t xml:space="preserve">Как собрать сбалансированную тарелку</w:t>
-            </w:r>
-          </w:p>
-        </w:tc>
-        <w:tc>
-          <w:tcPr>
-            <w:tcW w:type="dxa" w:w="4088"/>
-            <w:tcMar>
-              <w:top w:type="dxa" w:w="80"/>
-              <w:left w:type="dxa" w:w="110"/>
-              <w:bottom w:type="dxa" w:w="80"/>
-              <w:right w:type="dxa" w:w="110"/>
-            </w:tcMar>
-          </w:tcPr>
-          <w:p>
-            <w:pPr>
-              <w:spacing w:after="40"/>
-            </w:pPr>
-            <w:r>
-              <w:rPr>
-                <w:rFonts w:ascii="Arial" w:cs="Arial" w:eastAsia="Arial" w:hAnsi="Arial"/>
-                <w:sz w:val="19"/>
-                <w:szCs w:val="19"/>
-              </w:rPr>
-              <w:t xml:space="preserve">Половина тарелки — овощи, четверть — белок, четверть — крупа. Просто и без подсчётов.</w:t>
-            </w:r>
-          </w:p>
-        </w:tc>
-        <w:tc>
-          <w:tcPr>
-            <w:tcW w:type="dxa" w:w="2200"/>
-            <w:tcMar>
-              <w:top w:type="dxa" w:w="80"/>
-              <w:left w:type="dxa" w:w="110"/>
-              <w:bottom w:type="dxa" w:w="80"/>
-              <w:right w:type="dxa" w:w="110"/>
-            </w:tcMar>
-          </w:tcPr>
-          <w:p>
-            <w:pPr>
-              <w:spacing w:after="40"/>
-            </w:pPr>
-            <w:r>
-              <w:rPr>
-                <w:rFonts w:ascii="Arial" w:cs="Arial" w:eastAsia="Arial" w:hAnsi="Arial"/>
-                <w:sz w:val="19"/>
-                <w:szCs w:val="19"/>
-              </w:rPr>
-              <w:t xml:space="preserve">Правильное питание без диет</w:t>
+            <w:tcW w:type="dxa" w:w="4500"/>
+            <w:tcMar>
+              <w:top w:type="dxa" w:w="80"/>
+              <w:left w:type="dxa" w:w="110"/>
+              <w:bottom w:type="dxa" w:w="80"/>
+              <w:right w:type="dxa" w:w="110"/>
+            </w:tcMar>
+          </w:tcPr>
+          <w:p>
+            <w:pPr>
+              <w:spacing w:after="40"/>
+            </w:pPr>
+            <w:r>
+              <w:rPr>
+                <w:rFonts w:ascii="Arial" w:cs="Arial" w:eastAsia="Arial" w:hAnsi="Arial"/>
+                <w:b/>
+                <w:bCs/>
+                <w:sz w:val="19"/>
+                <w:szCs w:val="19"/>
+              </w:rPr>
+              <w:t xml:space="preserve">Метка:</w:t>
+            </w:r>
+            <w:r>
+              <w:rPr>
+                <w:rFonts w:ascii="Arial" w:cs="Arial" w:eastAsia="Arial" w:hAnsi="Arial"/>
+                <w:sz w:val="19"/>
+                <w:szCs w:val="19"/>
+              </w:rPr>
+              <w:t xml:space="preserve"> список покупок</w:t>
+            </w:r>
+          </w:p>
+          <w:p>
+            <w:pPr>
+              <w:spacing w:after="40"/>
+            </w:pPr>
+            <w:r>
+              <w:rPr>
+                <w:rFonts w:ascii="Arial" w:cs="Arial" w:eastAsia="Arial" w:hAnsi="Arial"/>
+                <w:b/>
+                <w:bCs/>
+                <w:sz w:val="19"/>
+                <w:szCs w:val="19"/>
+              </w:rPr>
+              <w:t xml:space="preserve">Заголовок:</w:t>
+            </w:r>
+            <w:r>
+              <w:rPr>
+                <w:rFonts w:ascii="Arial" w:cs="Arial" w:eastAsia="Arial" w:hAnsi="Arial"/>
+                <w:sz w:val="19"/>
+                <w:szCs w:val="19"/>
+              </w:rPr>
+              <w:t xml:space="preserve"> Список покупок на неделю: 5 правил</w:t>
+            </w:r>
+          </w:p>
+          <w:p>
+            <w:pPr>
+              <w:spacing w:after="40"/>
+            </w:pPr>
+            <w:r>
+              <w:rPr>
+                <w:rFonts w:ascii="Arial" w:cs="Arial" w:eastAsia="Arial" w:hAnsi="Arial"/>
+                <w:sz w:val="19"/>
+                <w:szCs w:val="19"/>
+              </w:rPr>
+              <w:t xml:space="preserve">1. </w:t>
+            </w:r>
+            <w:r>
+              <w:rPr>
+                <w:rFonts w:ascii="Arial" w:cs="Arial" w:eastAsia="Arial" w:hAnsi="Arial"/>
+                <w:b/>
+                <w:bCs/>
+                <w:sz w:val="19"/>
+                <w:szCs w:val="19"/>
+              </w:rPr>
+              <w:t xml:space="preserve">Сначала меню</w:t>
+            </w:r>
+            <w:r>
+              <w:rPr>
+                <w:rFonts w:ascii="Arial" w:cs="Arial" w:eastAsia="Arial" w:hAnsi="Arial"/>
+                <w:sz w:val="19"/>
+                <w:szCs w:val="19"/>
+              </w:rPr>
+              <w:t xml:space="preserve"> — Потом список</w:t>
+            </w:r>
+          </w:p>
+          <w:p>
+            <w:pPr>
+              <w:spacing w:after="40"/>
+            </w:pPr>
+            <w:r>
+              <w:rPr>
+                <w:rFonts w:ascii="Arial" w:cs="Arial" w:eastAsia="Arial" w:hAnsi="Arial"/>
+                <w:sz w:val="19"/>
+                <w:szCs w:val="19"/>
+              </w:rPr>
+              <w:t xml:space="preserve">2. </w:t>
+            </w:r>
+            <w:r>
+              <w:rPr>
+                <w:rFonts w:ascii="Arial" w:cs="Arial" w:eastAsia="Arial" w:hAnsi="Arial"/>
+                <w:b/>
+                <w:bCs/>
+                <w:sz w:val="19"/>
+                <w:szCs w:val="19"/>
+              </w:rPr>
+              <w:t xml:space="preserve">Проверьте запасы</w:t>
+            </w:r>
+            <w:r>
+              <w:rPr>
+                <w:rFonts w:ascii="Arial" w:cs="Arial" w:eastAsia="Arial" w:hAnsi="Arial"/>
+                <w:sz w:val="19"/>
+                <w:szCs w:val="19"/>
+              </w:rPr>
+              <w:t xml:space="preserve"> — Чтобы не купить второй раз</w:t>
+            </w:r>
+          </w:p>
+          <w:p>
+            <w:pPr>
+              <w:spacing w:after="40"/>
+            </w:pPr>
+            <w:r>
+              <w:rPr>
+                <w:rFonts w:ascii="Arial" w:cs="Arial" w:eastAsia="Arial" w:hAnsi="Arial"/>
+                <w:sz w:val="19"/>
+                <w:szCs w:val="19"/>
+              </w:rPr>
+              <w:t xml:space="preserve">3. </w:t>
+            </w:r>
+            <w:r>
+              <w:rPr>
+                <w:rFonts w:ascii="Arial" w:cs="Arial" w:eastAsia="Arial" w:hAnsi="Arial"/>
+                <w:b/>
+                <w:bCs/>
+                <w:sz w:val="19"/>
+                <w:szCs w:val="19"/>
+              </w:rPr>
+              <w:t xml:space="preserve">Пишите по отделам</w:t>
+            </w:r>
+            <w:r>
+              <w:rPr>
+                <w:rFonts w:ascii="Arial" w:cs="Arial" w:eastAsia="Arial" w:hAnsi="Arial"/>
+                <w:sz w:val="19"/>
+                <w:szCs w:val="19"/>
+              </w:rPr>
+              <w:t xml:space="preserve"> — Овощи, молочное, мясо, крупы</w:t>
+            </w:r>
+          </w:p>
+          <w:p>
+            <w:pPr>
+              <w:spacing w:after="40"/>
+            </w:pPr>
+            <w:r>
+              <w:rPr>
+                <w:rFonts w:ascii="Arial" w:cs="Arial" w:eastAsia="Arial" w:hAnsi="Arial"/>
+                <w:sz w:val="19"/>
+                <w:szCs w:val="19"/>
+              </w:rPr>
+              <w:t xml:space="preserve">4. </w:t>
+            </w:r>
+            <w:r>
+              <w:rPr>
+                <w:rFonts w:ascii="Arial" w:cs="Arial" w:eastAsia="Arial" w:hAnsi="Arial"/>
+                <w:b/>
+                <w:bCs/>
+                <w:sz w:val="19"/>
+                <w:szCs w:val="19"/>
+              </w:rPr>
+              <w:t xml:space="preserve">Берите базу впрок</w:t>
+            </w:r>
+            <w:r>
+              <w:rPr>
+                <w:rFonts w:ascii="Arial" w:cs="Arial" w:eastAsia="Arial" w:hAnsi="Arial"/>
+                <w:sz w:val="19"/>
+                <w:szCs w:val="19"/>
+              </w:rPr>
+              <w:t xml:space="preserve"> — Крупы, консервы, заморозка</w:t>
+            </w:r>
+          </w:p>
+          <w:p>
+            <w:pPr>
+              <w:spacing w:after="40"/>
+            </w:pPr>
+            <w:r>
+              <w:rPr>
+                <w:rFonts w:ascii="Arial" w:cs="Arial" w:eastAsia="Arial" w:hAnsi="Arial"/>
+                <w:sz w:val="19"/>
+                <w:szCs w:val="19"/>
+              </w:rPr>
+              <w:t xml:space="preserve">5. </w:t>
+            </w:r>
+            <w:r>
+              <w:rPr>
+                <w:rFonts w:ascii="Arial" w:cs="Arial" w:eastAsia="Arial" w:hAnsi="Arial"/>
+                <w:b/>
+                <w:bCs/>
+                <w:sz w:val="19"/>
+                <w:szCs w:val="19"/>
+              </w:rPr>
+              <w:t xml:space="preserve">Не ходите голодной</w:t>
+            </w:r>
+            <w:r>
+              <w:rPr>
+                <w:rFonts w:ascii="Arial" w:cs="Arial" w:eastAsia="Arial" w:hAnsi="Arial"/>
+                <w:sz w:val="19"/>
+                <w:szCs w:val="19"/>
+              </w:rPr>
+              <w:t xml:space="preserve"> — Меньше лишних покупок</w:t>
+            </w:r>
+          </w:p>
+          <w:p>
+            <w:pPr>
+              <w:spacing w:after="40"/>
+            </w:pPr>
+            <w:r>
+              <w:rPr>
+                <w:rFonts w:ascii="Arial" w:cs="Arial" w:eastAsia="Arial" w:hAnsi="Arial"/>
+                <w:b/>
+                <w:bCs/>
+                <w:sz w:val="19"/>
+                <w:szCs w:val="19"/>
+              </w:rPr>
+              <w:t xml:space="preserve">Фраза:</w:t>
+            </w:r>
+            <w:r>
+              <w:rPr>
+                <w:rFonts w:ascii="Arial" w:cs="Arial" w:eastAsia="Arial" w:hAnsi="Arial"/>
+                <w:sz w:val="19"/>
+                <w:szCs w:val="19"/>
+              </w:rPr>
+              <w:t xml:space="preserve"> откройте в магазине</w:t>
+            </w:r>
+          </w:p>
+        </w:tc>
+        <w:tc>
+          <w:tcPr>
+            <w:tcW w:type="dxa" w:w="3088"/>
+            <w:tcMar>
+              <w:top w:type="dxa" w:w="80"/>
+              <w:left w:type="dxa" w:w="110"/>
+              <w:bottom w:type="dxa" w:w="80"/>
+              <w:right w:type="dxa" w:w="110"/>
+            </w:tcMar>
+          </w:tcPr>
+          <w:p>
+            <w:pPr>
+              <w:spacing w:after="40"/>
+            </w:pPr>
+            <w:r>
+              <w:rPr>
+                <w:rFonts w:ascii="Arial" w:cs="Arial" w:eastAsia="Arial" w:hAnsi="Arial"/>
+                <w:sz w:val="19"/>
+                <w:szCs w:val="19"/>
+              </w:rPr>
+              <w:t xml:space="preserve">Как составить список покупок на неделю, чтобы ходить в магазин один раз: 5 правил. Сохраните. Готовые списки покупок на каждую неделю — в меню по ссылке.</w:t>
+            </w:r>
+          </w:p>
+        </w:tc>
+        <w:tc>
+          <w:tcPr>
+            <w:tcW w:type="dxa" w:w="1600"/>
+            <w:tcMar>
+              <w:top w:type="dxa" w:w="80"/>
+              <w:left w:type="dxa" w:w="110"/>
+              <w:bottom w:type="dxa" w:w="80"/>
+              <w:right w:type="dxa" w:w="110"/>
+            </w:tcMar>
+          </w:tcPr>
+          <w:p>
+            <w:pPr>
+              <w:spacing w:after="40"/>
+            </w:pPr>
+            <w:r>
+              <w:rPr>
+                <w:rFonts w:ascii="Arial" w:cs="Arial" w:eastAsia="Arial" w:hAnsi="Arial"/>
+                <w:sz w:val="19"/>
+                <w:szCs w:val="19"/>
+              </w:rPr>
+              <w:t xml:space="preserve">Списки покупок и шпаргалки</w:t>
             </w:r>
           </w:p>
         </w:tc>
@@ -6703,73 +9264,284 @@
         </w:tc>
         <w:tc>
           <w:tcPr>
-            <w:tcW w:type="dxa" w:w="2900"/>
-            <w:tcMar>
-              <w:top w:type="dxa" w:w="80"/>
-              <w:left w:type="dxa" w:w="110"/>
-              <w:bottom w:type="dxa" w:w="80"/>
-              <w:right w:type="dxa" w:w="110"/>
-            </w:tcMar>
-          </w:tcPr>
-          <w:p>
-            <w:pPr>
-              <w:spacing w:after="40"/>
-            </w:pPr>
-            <w:r>
-              <w:rPr>
-                <w:rFonts w:ascii="Arial" w:cs="Arial" w:eastAsia="Arial" w:hAnsi="Arial"/>
-                <w:sz w:val="19"/>
-                <w:szCs w:val="19"/>
-              </w:rPr>
-              <w:t xml:space="preserve">Что поесть вечером, чтобы было легко</w:t>
-            </w:r>
-          </w:p>
-        </w:tc>
-        <w:tc>
-          <w:tcPr>
-            <w:tcW w:type="dxa" w:w="4088"/>
-            <w:tcMar>
-              <w:top w:type="dxa" w:w="80"/>
-              <w:left w:type="dxa" w:w="110"/>
-              <w:bottom w:type="dxa" w:w="80"/>
-              <w:right w:type="dxa" w:w="110"/>
-            </w:tcMar>
-          </w:tcPr>
-          <w:p>
-            <w:pPr>
-              <w:spacing w:after="40"/>
-            </w:pPr>
-            <w:r>
-              <w:rPr>
-                <w:rFonts w:ascii="Arial" w:cs="Arial" w:eastAsia="Arial" w:hAnsi="Arial"/>
-                <w:sz w:val="19"/>
-                <w:szCs w:val="19"/>
-              </w:rPr>
-              <w:t xml:space="preserve">4 лёгких и сытных ужина. Сохраните идеи.</w:t>
-            </w:r>
-          </w:p>
-        </w:tc>
-        <w:tc>
-          <w:tcPr>
-            <w:tcW w:type="dxa" w:w="2200"/>
-            <w:tcMar>
-              <w:top w:type="dxa" w:w="80"/>
-              <w:left w:type="dxa" w:w="110"/>
-              <w:bottom w:type="dxa" w:w="80"/>
-              <w:right w:type="dxa" w:w="110"/>
-            </w:tcMar>
-          </w:tcPr>
-          <w:p>
-            <w:pPr>
-              <w:spacing w:after="40"/>
-            </w:pPr>
-            <w:r>
-              <w:rPr>
-                <w:rFonts w:ascii="Arial" w:cs="Arial" w:eastAsia="Arial" w:hAnsi="Arial"/>
-                <w:sz w:val="19"/>
-                <w:szCs w:val="19"/>
-              </w:rPr>
-              <w:t xml:space="preserve">Правильное питание без диет</w:t>
+            <w:tcW w:type="dxa" w:w="4500"/>
+            <w:tcMar>
+              <w:top w:type="dxa" w:w="80"/>
+              <w:left w:type="dxa" w:w="110"/>
+              <w:bottom w:type="dxa" w:w="80"/>
+              <w:right w:type="dxa" w:w="110"/>
+            </w:tcMar>
+          </w:tcPr>
+          <w:p>
+            <w:pPr>
+              <w:spacing w:after="40"/>
+            </w:pPr>
+            <w:r>
+              <w:rPr>
+                <w:rFonts w:ascii="Arial" w:cs="Arial" w:eastAsia="Arial" w:hAnsi="Arial"/>
+                <w:b/>
+                <w:bCs/>
+                <w:sz w:val="19"/>
+                <w:szCs w:val="19"/>
+              </w:rPr>
+              <w:t xml:space="preserve">Метка:</w:t>
+            </w:r>
+            <w:r>
+              <w:rPr>
+                <w:rFonts w:ascii="Arial" w:cs="Arial" w:eastAsia="Arial" w:hAnsi="Arial"/>
+                <w:sz w:val="19"/>
+                <w:szCs w:val="19"/>
+              </w:rPr>
+              <w:t xml:space="preserve"> замены</w:t>
+            </w:r>
+          </w:p>
+          <w:p>
+            <w:pPr>
+              <w:spacing w:after="40"/>
+            </w:pPr>
+            <w:r>
+              <w:rPr>
+                <w:rFonts w:ascii="Arial" w:cs="Arial" w:eastAsia="Arial" w:hAnsi="Arial"/>
+                <w:b/>
+                <w:bCs/>
+                <w:sz w:val="19"/>
+                <w:szCs w:val="19"/>
+              </w:rPr>
+              <w:t xml:space="preserve">Заголовок:</w:t>
+            </w:r>
+            <w:r>
+              <w:rPr>
+                <w:rFonts w:ascii="Arial" w:cs="Arial" w:eastAsia="Arial" w:hAnsi="Arial"/>
+                <w:sz w:val="19"/>
+                <w:szCs w:val="19"/>
+              </w:rPr>
+              <w:t xml:space="preserve"> Чем заменить продукт в рецепте</w:t>
+            </w:r>
+          </w:p>
+          <w:p>
+            <w:pPr>
+              <w:spacing w:after="40"/>
+            </w:pPr>
+            <w:r>
+              <w:rPr>
+                <w:rFonts w:ascii="Arial" w:cs="Arial" w:eastAsia="Arial" w:hAnsi="Arial"/>
+                <w:sz w:val="19"/>
+                <w:szCs w:val="19"/>
+              </w:rPr>
+              <w:t xml:space="preserve">1. </w:t>
+            </w:r>
+            <w:r>
+              <w:rPr>
+                <w:rFonts w:ascii="Arial" w:cs="Arial" w:eastAsia="Arial" w:hAnsi="Arial"/>
+                <w:b/>
+                <w:bCs/>
+                <w:sz w:val="19"/>
+                <w:szCs w:val="19"/>
+              </w:rPr>
+              <w:t xml:space="preserve">Майонез</w:t>
+            </w:r>
+            <w:r>
+              <w:rPr>
+                <w:rFonts w:ascii="Arial" w:cs="Arial" w:eastAsia="Arial" w:hAnsi="Arial"/>
+                <w:sz w:val="19"/>
+                <w:szCs w:val="19"/>
+              </w:rPr>
+              <w:t xml:space="preserve"> — Греческий йогурт с горчицей</w:t>
+            </w:r>
+          </w:p>
+          <w:p>
+            <w:pPr>
+              <w:spacing w:after="40"/>
+            </w:pPr>
+            <w:r>
+              <w:rPr>
+                <w:rFonts w:ascii="Arial" w:cs="Arial" w:eastAsia="Arial" w:hAnsi="Arial"/>
+                <w:sz w:val="19"/>
+                <w:szCs w:val="19"/>
+              </w:rPr>
+              <w:t xml:space="preserve">2. </w:t>
+            </w:r>
+            <w:r>
+              <w:rPr>
+                <w:rFonts w:ascii="Arial" w:cs="Arial" w:eastAsia="Arial" w:hAnsi="Arial"/>
+                <w:b/>
+                <w:bCs/>
+                <w:sz w:val="19"/>
+                <w:szCs w:val="19"/>
+              </w:rPr>
+              <w:t xml:space="preserve">Сметану</w:t>
+            </w:r>
+            <w:r>
+              <w:rPr>
+                <w:rFonts w:ascii="Arial" w:cs="Arial" w:eastAsia="Arial" w:hAnsi="Arial"/>
+                <w:sz w:val="19"/>
+                <w:szCs w:val="19"/>
+              </w:rPr>
+              <w:t xml:space="preserve"> — Йогурт без добавок</w:t>
+            </w:r>
+          </w:p>
+          <w:p>
+            <w:pPr>
+              <w:spacing w:after="40"/>
+            </w:pPr>
+            <w:r>
+              <w:rPr>
+                <w:rFonts w:ascii="Arial" w:cs="Arial" w:eastAsia="Arial" w:hAnsi="Arial"/>
+                <w:sz w:val="19"/>
+                <w:szCs w:val="19"/>
+              </w:rPr>
+              <w:t xml:space="preserve">3. </w:t>
+            </w:r>
+            <w:r>
+              <w:rPr>
+                <w:rFonts w:ascii="Arial" w:cs="Arial" w:eastAsia="Arial" w:hAnsi="Arial"/>
+                <w:b/>
+                <w:bCs/>
+                <w:sz w:val="19"/>
+                <w:szCs w:val="19"/>
+              </w:rPr>
+              <w:t xml:space="preserve">Курицу</w:t>
+            </w:r>
+            <w:r>
+              <w:rPr>
+                <w:rFonts w:ascii="Arial" w:cs="Arial" w:eastAsia="Arial" w:hAnsi="Arial"/>
+                <w:sz w:val="19"/>
+                <w:szCs w:val="19"/>
+              </w:rPr>
+              <w:t xml:space="preserve"> — Индейка, рыба или фасоль</w:t>
+            </w:r>
+          </w:p>
+          <w:p>
+            <w:pPr>
+              <w:spacing w:after="40"/>
+            </w:pPr>
+            <w:r>
+              <w:rPr>
+                <w:rFonts w:ascii="Arial" w:cs="Arial" w:eastAsia="Arial" w:hAnsi="Arial"/>
+                <w:sz w:val="19"/>
+                <w:szCs w:val="19"/>
+              </w:rPr>
+              <w:t xml:space="preserve">4. </w:t>
+            </w:r>
+            <w:r>
+              <w:rPr>
+                <w:rFonts w:ascii="Arial" w:cs="Arial" w:eastAsia="Arial" w:hAnsi="Arial"/>
+                <w:b/>
+                <w:bCs/>
+                <w:sz w:val="19"/>
+                <w:szCs w:val="19"/>
+              </w:rPr>
+              <w:t xml:space="preserve">Рис</w:t>
+            </w:r>
+            <w:r>
+              <w:rPr>
+                <w:rFonts w:ascii="Arial" w:cs="Arial" w:eastAsia="Arial" w:hAnsi="Arial"/>
+                <w:sz w:val="19"/>
+                <w:szCs w:val="19"/>
+              </w:rPr>
+              <w:t xml:space="preserve"> — Булгур или гречка</w:t>
+            </w:r>
+          </w:p>
+          <w:p>
+            <w:pPr>
+              <w:spacing w:after="40"/>
+            </w:pPr>
+            <w:r>
+              <w:rPr>
+                <w:rFonts w:ascii="Arial" w:cs="Arial" w:eastAsia="Arial" w:hAnsi="Arial"/>
+                <w:sz w:val="19"/>
+                <w:szCs w:val="19"/>
+              </w:rPr>
+              <w:t xml:space="preserve">5. </w:t>
+            </w:r>
+            <w:r>
+              <w:rPr>
+                <w:rFonts w:ascii="Arial" w:cs="Arial" w:eastAsia="Arial" w:hAnsi="Arial"/>
+                <w:b/>
+                <w:bCs/>
+                <w:sz w:val="19"/>
+                <w:szCs w:val="19"/>
+              </w:rPr>
+              <w:t xml:space="preserve">Сливки в соусе</w:t>
+            </w:r>
+            <w:r>
+              <w:rPr>
+                <w:rFonts w:ascii="Arial" w:cs="Arial" w:eastAsia="Arial" w:hAnsi="Arial"/>
+                <w:sz w:val="19"/>
+                <w:szCs w:val="19"/>
+              </w:rPr>
+              <w:t xml:space="preserve"> — Молоко с ложкой муки</w:t>
+            </w:r>
+          </w:p>
+          <w:p>
+            <w:pPr>
+              <w:spacing w:after="40"/>
+            </w:pPr>
+            <w:r>
+              <w:rPr>
+                <w:rFonts w:ascii="Arial" w:cs="Arial" w:eastAsia="Arial" w:hAnsi="Arial"/>
+                <w:b/>
+                <w:bCs/>
+                <w:sz w:val="19"/>
+                <w:szCs w:val="19"/>
+              </w:rPr>
+              <w:t xml:space="preserve">Фраза:</w:t>
+            </w:r>
+            <w:r>
+              <w:rPr>
+                <w:rFonts w:ascii="Arial" w:cs="Arial" w:eastAsia="Arial" w:hAnsi="Arial"/>
+                <w:sz w:val="19"/>
+                <w:szCs w:val="19"/>
+              </w:rPr>
+              <w:t xml:space="preserve"> сохраните шпаргалку</w:t>
+            </w:r>
+          </w:p>
+        </w:tc>
+        <w:tc>
+          <w:tcPr>
+            <w:tcW w:type="dxa" w:w="3088"/>
+            <w:tcMar>
+              <w:top w:type="dxa" w:w="80"/>
+              <w:left w:type="dxa" w:w="110"/>
+              <w:bottom w:type="dxa" w:w="80"/>
+              <w:right w:type="dxa" w:w="110"/>
+            </w:tcMar>
+          </w:tcPr>
+          <w:p>
+            <w:pPr>
+              <w:spacing w:after="40"/>
+            </w:pPr>
+            <w:r>
+              <w:rPr>
+                <w:rFonts w:ascii="Arial" w:cs="Arial" w:eastAsia="Arial" w:hAnsi="Arial"/>
+                <w:sz w:val="19"/>
+                <w:szCs w:val="19"/>
+              </w:rPr>
+              <w:t xml:space="preserve">Чем заменить продукты в рецепте, если чего-то нет дома: 5 простых замен. Сохраните шпаргалку. В меню на 4 недели есть полная таблица замен.</w:t>
+            </w:r>
+          </w:p>
+        </w:tc>
+        <w:tc>
+          <w:tcPr>
+            <w:tcW w:type="dxa" w:w="1600"/>
+            <w:tcMar>
+              <w:top w:type="dxa" w:w="80"/>
+              <w:left w:type="dxa" w:w="110"/>
+              <w:bottom w:type="dxa" w:w="80"/>
+              <w:right w:type="dxa" w:w="110"/>
+            </w:tcMar>
+          </w:tcPr>
+          <w:p>
+            <w:pPr>
+              <w:spacing w:after="40"/>
+            </w:pPr>
+            <w:r>
+              <w:rPr>
+                <w:rFonts w:ascii="Arial" w:cs="Arial" w:eastAsia="Arial" w:hAnsi="Arial"/>
+                <w:sz w:val="19"/>
+                <w:szCs w:val="19"/>
+              </w:rPr>
+              <w:t xml:space="preserve">Списки покупок и шпаргалки</w:t>
             </w:r>
           </w:p>
         </w:tc>
@@ -6801,73 +9573,284 @@
         </w:tc>
         <w:tc>
           <w:tcPr>
-            <w:tcW w:type="dxa" w:w="2900"/>
-            <w:tcMar>
-              <w:top w:type="dxa" w:w="80"/>
-              <w:left w:type="dxa" w:w="110"/>
-              <w:bottom w:type="dxa" w:w="80"/>
-              <w:right w:type="dxa" w:w="110"/>
-            </w:tcMar>
-          </w:tcPr>
-          <w:p>
-            <w:pPr>
-              <w:spacing w:after="40"/>
-            </w:pPr>
-            <w:r>
-              <w:rPr>
-                <w:rFonts w:ascii="Arial" w:cs="Arial" w:eastAsia="Arial" w:hAnsi="Arial"/>
-                <w:sz w:val="19"/>
-                <w:szCs w:val="19"/>
-              </w:rPr>
-              <w:t xml:space="preserve">Что внутри меню на 4 недели</w:t>
-            </w:r>
-          </w:p>
-        </w:tc>
-        <w:tc>
-          <w:tcPr>
-            <w:tcW w:type="dxa" w:w="4088"/>
-            <w:tcMar>
-              <w:top w:type="dxa" w:w="80"/>
-              <w:left w:type="dxa" w:w="110"/>
-              <w:bottom w:type="dxa" w:w="80"/>
-              <w:right w:type="dxa" w:w="110"/>
-            </w:tcMar>
-          </w:tcPr>
-          <w:p>
-            <w:pPr>
-              <w:spacing w:after="40"/>
-            </w:pPr>
-            <w:r>
-              <w:rPr>
-                <w:rFonts w:ascii="Arial" w:cs="Arial" w:eastAsia="Arial" w:hAnsi="Arial"/>
-                <w:sz w:val="19"/>
-                <w:szCs w:val="19"/>
-              </w:rPr>
-              <w:t xml:space="preserve">28 дней меню, КБЖУ, списки покупок, план заготовок, таблица замен. 990 ₽ — по ссылке.</w:t>
-            </w:r>
-          </w:p>
-        </w:tc>
-        <w:tc>
-          <w:tcPr>
-            <w:tcW w:type="dxa" w:w="2200"/>
-            <w:tcMar>
-              <w:top w:type="dxa" w:w="80"/>
-              <w:left w:type="dxa" w:w="110"/>
-              <w:bottom w:type="dxa" w:w="80"/>
-              <w:right w:type="dxa" w:w="110"/>
-            </w:tcMar>
-          </w:tcPr>
-          <w:p>
-            <w:pPr>
-              <w:spacing w:after="40"/>
-            </w:pPr>
-            <w:r>
-              <w:rPr>
-                <w:rFonts w:ascii="Arial" w:cs="Arial" w:eastAsia="Arial" w:hAnsi="Arial"/>
-                <w:sz w:val="19"/>
-                <w:szCs w:val="19"/>
-              </w:rPr>
-              <w:t xml:space="preserve">Меню на неделю</w:t>
+            <w:tcW w:type="dxa" w:w="4500"/>
+            <w:tcMar>
+              <w:top w:type="dxa" w:w="80"/>
+              <w:left w:type="dxa" w:w="110"/>
+              <w:bottom w:type="dxa" w:w="80"/>
+              <w:right w:type="dxa" w:w="110"/>
+            </w:tcMar>
+          </w:tcPr>
+          <w:p>
+            <w:pPr>
+              <w:spacing w:after="40"/>
+            </w:pPr>
+            <w:r>
+              <w:rPr>
+                <w:rFonts w:ascii="Arial" w:cs="Arial" w:eastAsia="Arial" w:hAnsi="Arial"/>
+                <w:b/>
+                <w:bCs/>
+                <w:sz w:val="19"/>
+                <w:szCs w:val="19"/>
+              </w:rPr>
+              <w:t xml:space="preserve">Метка:</w:t>
+            </w:r>
+            <w:r>
+              <w:rPr>
+                <w:rFonts w:ascii="Arial" w:cs="Arial" w:eastAsia="Arial" w:hAnsi="Arial"/>
+                <w:sz w:val="19"/>
+                <w:szCs w:val="19"/>
+              </w:rPr>
+              <w:t xml:space="preserve"> базовые продукты</w:t>
+            </w:r>
+          </w:p>
+          <w:p>
+            <w:pPr>
+              <w:spacing w:after="40"/>
+            </w:pPr>
+            <w:r>
+              <w:rPr>
+                <w:rFonts w:ascii="Arial" w:cs="Arial" w:eastAsia="Arial" w:hAnsi="Arial"/>
+                <w:b/>
+                <w:bCs/>
+                <w:sz w:val="19"/>
+                <w:szCs w:val="19"/>
+              </w:rPr>
+              <w:t xml:space="preserve">Заголовок:</w:t>
+            </w:r>
+            <w:r>
+              <w:rPr>
+                <w:rFonts w:ascii="Arial" w:cs="Arial" w:eastAsia="Arial" w:hAnsi="Arial"/>
+                <w:sz w:val="19"/>
+                <w:szCs w:val="19"/>
+              </w:rPr>
+              <w:t xml:space="preserve"> 5 продуктов, которые всегда выручают</w:t>
+            </w:r>
+          </w:p>
+          <w:p>
+            <w:pPr>
+              <w:spacing w:after="40"/>
+            </w:pPr>
+            <w:r>
+              <w:rPr>
+                <w:rFonts w:ascii="Arial" w:cs="Arial" w:eastAsia="Arial" w:hAnsi="Arial"/>
+                <w:sz w:val="19"/>
+                <w:szCs w:val="19"/>
+              </w:rPr>
+              <w:t xml:space="preserve">1. </w:t>
+            </w:r>
+            <w:r>
+              <w:rPr>
+                <w:rFonts w:ascii="Arial" w:cs="Arial" w:eastAsia="Arial" w:hAnsi="Arial"/>
+                <w:b/>
+                <w:bCs/>
+                <w:sz w:val="19"/>
+                <w:szCs w:val="19"/>
+              </w:rPr>
+              <w:t xml:space="preserve">Яйца</w:t>
+            </w:r>
+            <w:r>
+              <w:rPr>
+                <w:rFonts w:ascii="Arial" w:cs="Arial" w:eastAsia="Arial" w:hAnsi="Arial"/>
+                <w:sz w:val="19"/>
+                <w:szCs w:val="19"/>
+              </w:rPr>
+              <w:t xml:space="preserve"> — Завтрак, ужин, перекус</w:t>
+            </w:r>
+          </w:p>
+          <w:p>
+            <w:pPr>
+              <w:spacing w:after="40"/>
+            </w:pPr>
+            <w:r>
+              <w:rPr>
+                <w:rFonts w:ascii="Arial" w:cs="Arial" w:eastAsia="Arial" w:hAnsi="Arial"/>
+                <w:sz w:val="19"/>
+                <w:szCs w:val="19"/>
+              </w:rPr>
+              <w:t xml:space="preserve">2. </w:t>
+            </w:r>
+            <w:r>
+              <w:rPr>
+                <w:rFonts w:ascii="Arial" w:cs="Arial" w:eastAsia="Arial" w:hAnsi="Arial"/>
+                <w:b/>
+                <w:bCs/>
+                <w:sz w:val="19"/>
+                <w:szCs w:val="19"/>
+              </w:rPr>
+              <w:t xml:space="preserve">Гречка</w:t>
+            </w:r>
+            <w:r>
+              <w:rPr>
+                <w:rFonts w:ascii="Arial" w:cs="Arial" w:eastAsia="Arial" w:hAnsi="Arial"/>
+                <w:sz w:val="19"/>
+                <w:szCs w:val="19"/>
+              </w:rPr>
+              <w:t xml:space="preserve"> — Гарнир за 15 минут</w:t>
+            </w:r>
+          </w:p>
+          <w:p>
+            <w:pPr>
+              <w:spacing w:after="40"/>
+            </w:pPr>
+            <w:r>
+              <w:rPr>
+                <w:rFonts w:ascii="Arial" w:cs="Arial" w:eastAsia="Arial" w:hAnsi="Arial"/>
+                <w:sz w:val="19"/>
+                <w:szCs w:val="19"/>
+              </w:rPr>
+              <w:t xml:space="preserve">3. </w:t>
+            </w:r>
+            <w:r>
+              <w:rPr>
+                <w:rFonts w:ascii="Arial" w:cs="Arial" w:eastAsia="Arial" w:hAnsi="Arial"/>
+                <w:b/>
+                <w:bCs/>
+                <w:sz w:val="19"/>
+                <w:szCs w:val="19"/>
+              </w:rPr>
+              <w:t xml:space="preserve">Замороженные овощи</w:t>
+            </w:r>
+            <w:r>
+              <w:rPr>
+                <w:rFonts w:ascii="Arial" w:cs="Arial" w:eastAsia="Arial" w:hAnsi="Arial"/>
+                <w:sz w:val="19"/>
+                <w:szCs w:val="19"/>
+              </w:rPr>
+              <w:t xml:space="preserve"> — Не портятся</w:t>
+            </w:r>
+          </w:p>
+          <w:p>
+            <w:pPr>
+              <w:spacing w:after="40"/>
+            </w:pPr>
+            <w:r>
+              <w:rPr>
+                <w:rFonts w:ascii="Arial" w:cs="Arial" w:eastAsia="Arial" w:hAnsi="Arial"/>
+                <w:sz w:val="19"/>
+                <w:szCs w:val="19"/>
+              </w:rPr>
+              <w:t xml:space="preserve">4. </w:t>
+            </w:r>
+            <w:r>
+              <w:rPr>
+                <w:rFonts w:ascii="Arial" w:cs="Arial" w:eastAsia="Arial" w:hAnsi="Arial"/>
+                <w:b/>
+                <w:bCs/>
+                <w:sz w:val="19"/>
+                <w:szCs w:val="19"/>
+              </w:rPr>
+              <w:t xml:space="preserve">Консервированный тунец</w:t>
+            </w:r>
+            <w:r>
+              <w:rPr>
+                <w:rFonts w:ascii="Arial" w:cs="Arial" w:eastAsia="Arial" w:hAnsi="Arial"/>
+                <w:sz w:val="19"/>
+                <w:szCs w:val="19"/>
+              </w:rPr>
+              <w:t xml:space="preserve"> — Салат или паста</w:t>
+            </w:r>
+          </w:p>
+          <w:p>
+            <w:pPr>
+              <w:spacing w:after="40"/>
+            </w:pPr>
+            <w:r>
+              <w:rPr>
+                <w:rFonts w:ascii="Arial" w:cs="Arial" w:eastAsia="Arial" w:hAnsi="Arial"/>
+                <w:sz w:val="19"/>
+                <w:szCs w:val="19"/>
+              </w:rPr>
+              <w:t xml:space="preserve">5. </w:t>
+            </w:r>
+            <w:r>
+              <w:rPr>
+                <w:rFonts w:ascii="Arial" w:cs="Arial" w:eastAsia="Arial" w:hAnsi="Arial"/>
+                <w:b/>
+                <w:bCs/>
+                <w:sz w:val="19"/>
+                <w:szCs w:val="19"/>
+              </w:rPr>
+              <w:t xml:space="preserve">Цельнозерновой лаваш</w:t>
+            </w:r>
+            <w:r>
+              <w:rPr>
+                <w:rFonts w:ascii="Arial" w:cs="Arial" w:eastAsia="Arial" w:hAnsi="Arial"/>
+                <w:sz w:val="19"/>
+                <w:szCs w:val="19"/>
+              </w:rPr>
+              <w:t xml:space="preserve"> — Ролл за 5 минут</w:t>
+            </w:r>
+          </w:p>
+          <w:p>
+            <w:pPr>
+              <w:spacing w:after="40"/>
+            </w:pPr>
+            <w:r>
+              <w:rPr>
+                <w:rFonts w:ascii="Arial" w:cs="Arial" w:eastAsia="Arial" w:hAnsi="Arial"/>
+                <w:b/>
+                <w:bCs/>
+                <w:sz w:val="19"/>
+                <w:szCs w:val="19"/>
+              </w:rPr>
+              <w:t xml:space="preserve">Фраза:</w:t>
+            </w:r>
+            <w:r>
+              <w:rPr>
+                <w:rFonts w:ascii="Arial" w:cs="Arial" w:eastAsia="Arial" w:hAnsi="Arial"/>
+                <w:sz w:val="19"/>
+                <w:szCs w:val="19"/>
+              </w:rPr>
+              <w:t xml:space="preserve"> держите дома всегда</w:t>
+            </w:r>
+          </w:p>
+        </w:tc>
+        <w:tc>
+          <w:tcPr>
+            <w:tcW w:type="dxa" w:w="3088"/>
+            <w:tcMar>
+              <w:top w:type="dxa" w:w="80"/>
+              <w:left w:type="dxa" w:w="110"/>
+              <w:bottom w:type="dxa" w:w="80"/>
+              <w:right w:type="dxa" w:w="110"/>
+            </w:tcMar>
+          </w:tcPr>
+          <w:p>
+            <w:pPr>
+              <w:spacing w:after="40"/>
+            </w:pPr>
+            <w:r>
+              <w:rPr>
+                <w:rFonts w:ascii="Arial" w:cs="Arial" w:eastAsia="Arial" w:hAnsi="Arial"/>
+                <w:sz w:val="19"/>
+                <w:szCs w:val="19"/>
+              </w:rPr>
+              <w:t xml:space="preserve">Какие продукты держать дома, чтобы быстро приготовить ужин или завтрак: 5 базовых продуктов. Сохраните список покупок.</w:t>
+            </w:r>
+          </w:p>
+        </w:tc>
+        <w:tc>
+          <w:tcPr>
+            <w:tcW w:type="dxa" w:w="1600"/>
+            <w:tcMar>
+              <w:top w:type="dxa" w:w="80"/>
+              <w:left w:type="dxa" w:w="110"/>
+              <w:bottom w:type="dxa" w:w="80"/>
+              <w:right w:type="dxa" w:w="110"/>
+            </w:tcMar>
+          </w:tcPr>
+          <w:p>
+            <w:pPr>
+              <w:spacing w:after="40"/>
+            </w:pPr>
+            <w:r>
+              <w:rPr>
+                <w:rFonts w:ascii="Arial" w:cs="Arial" w:eastAsia="Arial" w:hAnsi="Arial"/>
+                <w:sz w:val="19"/>
+                <w:szCs w:val="19"/>
+              </w:rPr>
+              <w:t xml:space="preserve">Списки покупок и шпаргалки</w:t>
             </w:r>
           </w:p>
         </w:tc>
@@ -6880,22 +9863,6 @@
     </w:p>
     <w:p>
       <w:pPr>
-        <w:pBdr>
-          <w:left w:val="single" w:color="C9694A" w:sz="24" w:space="8"/>
-        </w:pBdr>
-        <w:shd w:fill="FBE5D6" w:color="auto" w:val="clear"/>
-        <w:spacing w:after="200" w:before="120"/>
-        <w:ind w:left="200" w:right="200"/>
-      </w:pPr>
-      <w:r>
-        <w:rPr>
-          <w:rFonts w:ascii="Arial" w:cs="Arial" w:eastAsia="Arial" w:hAnsi="Arial"/>
-        </w:rPr>
-        <w:t xml:space="preserve">Для пинов 6, 7 и 15 берите скриншоты страниц из PDF-меню: они лучше всего показывают, что человек покупает.</w:t>
-      </w:r>
-    </w:p>
-    <w:p>
-      <w:pPr>
         <w:pStyle w:val="Heading2"/>
       </w:pPr>
       <w:r>
@@ -6913,7 +9880,7 @@
         <w:rPr>
           <w:rFonts w:ascii="Arial" w:cs="Arial" w:eastAsia="Arial" w:hAnsi="Arial"/>
         </w:rPr>
-        <w:t xml:space="preserve">Когда первые 15 закончатся, делайте новые по тем же образцам:</w:t>
+        <w:t xml:space="preserve">Формулы заголовков, которые хорошо работают:</w:t>
       </w:r>
     </w:p>
     <w:p>
@@ -6929,7 +9896,7 @@
         <w:rPr>
           <w:rFonts w:ascii="Arial" w:cs="Arial" w:eastAsia="Arial" w:hAnsi="Arial"/>
         </w:rPr>
-        <w:t xml:space="preserve">другое блюдо: «Курица с кабачком за 20 минут», «Паста с тунцом за 15 минут»;</w:t>
+        <w:t xml:space="preserve">«5 правил…»: «5 правил бюджетного меню»;</w:t>
       </w:r>
     </w:p>
     <w:p>
@@ -6945,7 +9912,7 @@
         <w:rPr>
           <w:rFonts w:ascii="Arial" w:cs="Arial" w:eastAsia="Arial" w:hAnsi="Arial"/>
         </w:rPr>
-        <w:t xml:space="preserve">другой день из меню: «Пример меню на день: 1900 ккал»;</w:t>
+        <w:t xml:space="preserve">«5 ошибок…»: «5 ошибок при выборе завтрака»;</w:t>
       </w:r>
     </w:p>
     <w:p>
@@ -6961,7 +9928,7 @@
         <w:rPr>
           <w:rFonts w:ascii="Arial" w:cs="Arial" w:eastAsia="Arial" w:hAnsi="Arial"/>
         </w:rPr>
-        <w:t xml:space="preserve">другой список: «Что купить для 5 быстрых ужинов»;</w:t>
+        <w:t xml:space="preserve">«Как… за N минут»: «Как собрать обед с собой за 5 минут»;</w:t>
       </w:r>
     </w:p>
     <w:p>
@@ -6977,7 +9944,34 @@
         <w:rPr>
           <w:rFonts w:ascii="Arial" w:cs="Arial" w:eastAsia="Arial" w:hAnsi="Arial"/>
         </w:rPr>
-        <w:t xml:space="preserve">подборки: «5 салатов на ужин», «5 обедов с собой на работу», «7 полезных перекусов».</w:t>
+        <w:t xml:space="preserve">«Что приготовить, если…»: «Что приготовить, если в холодильнике только яйца»;</w:t>
+      </w:r>
+    </w:p>
+    <w:p>
+      <w:pPr>
+        <w:pStyle w:val="ListParagraph"/>
+        <w:numPr>
+          <w:ilvl w:val="0"/>
+          <w:numId w:val="2"/>
+        </w:numPr>
+        <w:spacing w:after="60"/>
+      </w:pPr>
+      <w:r>
+        <w:rPr>
+          <w:rFonts w:ascii="Arial" w:cs="Arial" w:eastAsia="Arial" w:hAnsi="Arial"/>
+        </w:rPr>
+        <w:t xml:space="preserve">«5 продуктов / блюд / идей…»: «5 салатов на ужин».</w:t>
+      </w:r>
+    </w:p>
+    <w:p>
+      <w:pPr>
+        <w:spacing w:after="120"/>
+      </w:pPr>
+      <w:r>
+        <w:rPr>
+          <w:rFonts w:ascii="Arial" w:cs="Arial" w:eastAsia="Arial" w:hAnsi="Arial"/>
+        </w:rPr>
+        <w:t xml:space="preserve">Одну тему можно повторять с другим углом: правила → ошибки → пошаговая схема → подборка.</w:t>
       </w:r>
     </w:p>
     <w:p>
@@ -7483,7 +10477,7 @@
         <w:pStyle w:val="ListParagraph"/>
         <w:numPr>
           <w:ilvl w:val="0"/>
-          <w:numId w:val="12"/>
+          <w:numId w:val="11"/>
         </w:numPr>
         <w:spacing w:after="80"/>
       </w:pPr>
@@ -7499,7 +10493,7 @@
         <w:pStyle w:val="ListParagraph"/>
         <w:numPr>
           <w:ilvl w:val="0"/>
-          <w:numId w:val="12"/>
+          <w:numId w:val="11"/>
         </w:numPr>
         <w:spacing w:after="80"/>
       </w:pPr>
@@ -7529,7 +10523,7 @@
         <w:pStyle w:val="ListParagraph"/>
         <w:numPr>
           <w:ilvl w:val="0"/>
-          <w:numId w:val="12"/>
+          <w:numId w:val="11"/>
         </w:numPr>
         <w:spacing w:after="80"/>
       </w:pPr>
@@ -8073,7 +11067,7 @@
                 <w:sz w:val="19"/>
                 <w:szCs w:val="19"/>
               </w:rPr>
-              <w:t xml:space="preserve">Создать 8 досок с описаниями и расставить по порядку</w:t>
+              <w:t xml:space="preserve">Создать 5 досок с описаниями и расставить по порядку</w:t>
             </w:r>
           </w:p>
         </w:tc>
@@ -8147,7 +11141,7 @@
                 <w:sz w:val="19"/>
                 <w:szCs w:val="19"/>
               </w:rPr>
-              <w:t xml:space="preserve">Сделать шаблон пина в Canva</w:t>
+              <w:t xml:space="preserve">Сделать шаблон карточки-совета в Canva</w:t>
             </w:r>
           </w:p>
         </w:tc>
@@ -8221,7 +11215,7 @@
                 <w:sz w:val="19"/>
                 <w:szCs w:val="19"/>
               </w:rPr>
-              <w:t xml:space="preserve">Опубликовать пины 1 и 3</w:t>
+              <w:t xml:space="preserve">Опубликовать пины 1 и 4</w:t>
             </w:r>
           </w:p>
         </w:tc>
@@ -8369,7 +11363,7 @@
                 <w:sz w:val="19"/>
                 <w:szCs w:val="19"/>
               </w:rPr>
-              <w:t xml:space="preserve">Сделать ещё 15 пинов по образцам</w:t>
+              <w:t xml:space="preserve">Сделать ещё 15 карточек по формулам заголовков</w:t>
             </w:r>
           </w:p>
         </w:tc>
@@ -8863,12 +11857,6 @@
     </w:lvlOverride>
   </w:num>
   <w:num w:numId="11">
-    <w:abstractNumId w:val="3"/>
-    <w:lvlOverride w:ilvl="0">
-      <w:startOverride w:val="1"/>
-    </w:lvlOverride>
-  </w:num>
-  <w:num w:numId="12">
     <w:abstractNumId w:val="3"/>
     <w:lvlOverride w:ilvl="0">
       <w:startOverride w:val="1"/>

--- a/menu/marketing/Pinterest_instrukciya.docx
+++ b/menu/marketing/Pinterest_instrukciya.docx
@@ -1407,7 +1407,7 @@
           <w:sz w:val="18"/>
           <w:szCs w:val="18"/>
         </w:rPr>
-        <w:t xml:space="preserve">Файл avatarka.png: знак вопроса, как в имени «Что приготовить?»</w:t>
+        <w:t xml:space="preserve">Файл avatarka.png: тарелка с вилкой и ложкой</w:t>
       </w:r>
     </w:p>
     <w:p>
@@ -2647,7 +2647,7 @@
         <w:rPr>
           <w:rFonts w:ascii="Arial" w:cs="Arial" w:eastAsia="Arial" w:hAnsi="Arial"/>
         </w:rPr>
-        <w:t xml:space="preserve"> (см. часть 5) 25 сентября в 9:00–10:00 по Москве. После этого:</w:t>
+        <w:t xml:space="preserve"> (см. часть 5) 25 сентября в 9:00–10:00 по Москве. После этого (и только потом загружайте 50 пинов):</w:t>
       </w:r>
     </w:p>
     <w:p>
@@ -4741,7 +4741,7 @@
                 <w:sz w:val="19"/>
                 <w:szCs w:val="19"/>
               </w:rPr>
-              <w:t xml:space="preserve">50 пинов: с 25 сентября по 19 октября, по 2 в день (12:00 и 20:00 МСК)</w:t>
+              <w:t xml:space="preserve">50 пинов: с 26 сентября по 20 октября, по 2 в день (12:00 и 20:00 МСК)</w:t>
             </w:r>
           </w:p>
         </w:tc>
@@ -4864,7 +4864,7 @@
         <w:rPr>
           <w:rFonts w:ascii="Arial" w:cs="Arial" w:eastAsia="Arial" w:hAnsi="Arial"/>
         </w:rPr>
-        <w:t xml:space="preserve">Так же загрузите </w:t>
+        <w:t xml:space="preserve">25 сентября после 10:00 назначьте обложки досок, и только потом загрузите </w:t>
       </w:r>
       <w:r>
         <w:rPr>
@@ -4908,23 +4908,7 @@
         <w:rPr>
           <w:rFonts w:ascii="Arial" w:cs="Arial" w:eastAsia="Arial" w:hAnsi="Arial"/>
         </w:rPr>
-        <w:t xml:space="preserve">. Там должно быть 55 пинов.</w:t>
-      </w:r>
-    </w:p>
-    <w:p>
-      <w:pPr>
-        <w:pStyle w:val="ListParagraph"/>
-        <w:numPr>
-          <w:ilvl w:val="0"/>
-          <w:numId w:val="9"/>
-        </w:numPr>
-        <w:spacing w:after="80"/>
-      </w:pPr>
-      <w:r>
-        <w:rPr>
-          <w:rFonts w:ascii="Arial" w:cs="Arial" w:eastAsia="Arial" w:hAnsi="Arial"/>
-        </w:rPr>
-        <w:t xml:space="preserve">25 сентября после 10:00 назначьте обложки досок (часть 2).</w:t>
+        <w:t xml:space="preserve">. Там должно быть 50 пинов с 26.09 по 20.10.</w:t>
       </w:r>
     </w:p>
     <w:p>
@@ -6223,7 +6207,7 @@
                 <w:sz w:val="19"/>
                 <w:szCs w:val="19"/>
               </w:rPr>
-              <w:t xml:space="preserve">Загрузить два CSV: обложки досок и 50 пинов</w:t>
+              <w:t xml:space="preserve">Загрузить CSV с обложками досок (до 9:00 25.09)</w:t>
             </w:r>
           </w:p>
         </w:tc>
@@ -6247,7 +6231,7 @@
                 <w:sz w:val="19"/>
                 <w:szCs w:val="19"/>
               </w:rPr>
-              <w:t xml:space="preserve">День 2</w:t>
+              <w:t xml:space="preserve">24 сентября</w:t>
             </w:r>
           </w:p>
         </w:tc>
@@ -6297,7 +6281,7 @@
                 <w:sz w:val="19"/>
                 <w:szCs w:val="19"/>
               </w:rPr>
-              <w:t xml:space="preserve">Проверить «Запланированные»: 55 пинов</w:t>
+              <w:t xml:space="preserve">25.09 после 10:00: назначить обложки, потом загрузить CSV с 50 пинами</w:t>
             </w:r>
           </w:p>
         </w:tc>
@@ -6321,7 +6305,7 @@
                 <w:sz w:val="19"/>
                 <w:szCs w:val="19"/>
               </w:rPr>
-              <w:t xml:space="preserve">День 2</w:t>
+              <w:t xml:space="preserve">25 сентября</w:t>
             </w:r>
           </w:p>
         </w:tc>
@@ -6371,7 +6355,7 @@
                 <w:sz w:val="19"/>
                 <w:szCs w:val="19"/>
               </w:rPr>
-              <w:t xml:space="preserve">25.09: назначить обложки досок</w:t>
+              <w:t xml:space="preserve">Проверить «Запланированные»: 50 пинов с 26.09</w:t>
             </w:r>
           </w:p>
         </w:tc>
@@ -6469,7 +6453,7 @@
                 <w:sz w:val="19"/>
                 <w:szCs w:val="19"/>
               </w:rPr>
-              <w:t xml:space="preserve">До 19 октября</w:t>
+              <w:t xml:space="preserve">До 20 октября</w:t>
             </w:r>
           </w:p>
         </w:tc>
